--- a/6-过程管理/运行记录类文件/工单记录文件/060301-事件处理记录单(安徽2）.docx
+++ b/6-过程管理/运行记录类文件/工单记录文件/060301-事件处理记录单(安徽2）.docx
@@ -1,19 +1,20 @@
 
 <file path=word/document.xml><?xml version="1.0" encoding="utf-8"?>
-<w:document xmlns:wpc="http://schemas.microsoft.com/office/word/2010/wordprocessingCanvas" xmlns:mc="http://schemas.openxmlformats.org/markup-compatibility/2006" xmlns:o="urn:schemas-microsoft-com:office:office" xmlns:r="http://schemas.openxmlformats.org/officeDocument/2006/relationships" xmlns:m="http://schemas.openxmlformats.org/officeDocument/2006/math" xmlns:v="urn:schemas-microsoft-com:vml" xmlns:wp14="http://schemas.microsoft.com/office/word/2010/wordprocessingDrawing" xmlns:wp="http://schemas.openxmlformats.org/drawingml/2006/wordprocessingDrawing" xmlns:w="http://schemas.openxmlformats.org/wordprocessingml/2006/main" xmlns:w14="http://schemas.microsoft.com/office/word/2010/wordml" xmlns:w10="urn:schemas-microsoft-com:office:word" xmlns:w15="http://schemas.microsoft.com/office/word/2012/wordml" xmlns:wpg="http://schemas.microsoft.com/office/word/2010/wordprocessingGroup" xmlns:wpi="http://schemas.microsoft.com/office/word/2010/wordprocessingInk" xmlns:wne="http://schemas.microsoft.com/office/word/2006/wordml" xmlns:wps="http://schemas.microsoft.com/office/word/2010/wordprocessingShape" xmlns:wpsCustomData="http://www.wps.cn/officeDocument/2013/wpsCustomData" mc:Ignorable="w14 w15 wp14">
+<w:document xmlns:wpc="http://schemas.microsoft.com/office/word/2010/wordprocessingCanvas" xmlns:mc="http://schemas.openxmlformats.org/markup-compatibility/2006" xmlns:o="urn:schemas-microsoft-com:office:office" xmlns:r="http://schemas.openxmlformats.org/officeDocument/2006/relationships" xmlns:m="http://schemas.openxmlformats.org/officeDocument/2006/math" xmlns:v="urn:schemas-microsoft-com:vml" xmlns:wp14="http://schemas.microsoft.com/office/word/2010/wordprocessingDrawing" xmlns:wp="http://schemas.openxmlformats.org/drawingml/2006/wordprocessingDrawing" xmlns:w10="urn:schemas-microsoft-com:office:word" xmlns:w="http://schemas.openxmlformats.org/wordprocessingml/2006/main" xmlns:w14="http://schemas.microsoft.com/office/word/2010/wordml" xmlns:w15="http://schemas.microsoft.com/office/word/2012/wordml" xmlns:wne="http://schemas.microsoft.com/office/word/2006/wordml" xmlns:wpg="http://schemas.microsoft.com/office/word/2010/wordprocessingGroup" xmlns:wpi="http://schemas.microsoft.com/office/word/2010/wordprocessingInk" xmlns:wps="http://schemas.microsoft.com/office/word/2010/wordprocessingShape" mc:Ignorable="w14 w15 wp14">
+  <!-- Generated by Aspose.Words for .NET 13.3.0.1 -->
   <w:body>
     <w:tbl>
       <w:tblPr>
-        <w:tblStyle w:val="19"/>
+        <w:tblStyle w:val="TableGrid"/>
         <w:tblW w:w="9650" w:type="dxa"/>
         <w:tblInd w:w="108" w:type="dxa"/>
         <w:tblBorders>
-          <w:top w:val="single" w:color="auto" w:sz="4" w:space="0"/>
-          <w:left w:val="single" w:color="auto" w:sz="4" w:space="0"/>
-          <w:bottom w:val="single" w:color="auto" w:sz="4" w:space="0"/>
-          <w:right w:val="single" w:color="auto" w:sz="4" w:space="0"/>
-          <w:insideH w:val="single" w:color="auto" w:sz="4" w:space="0"/>
-          <w:insideV w:val="single" w:color="auto" w:sz="4" w:space="0"/>
+          <w:top w:val="single" w:sz="4" w:space="0" w:color="auto"/>
+          <w:left w:val="single" w:sz="4" w:space="0" w:color="auto"/>
+          <w:bottom w:val="single" w:sz="4" w:space="0" w:color="auto"/>
+          <w:right w:val="single" w:sz="4" w:space="0" w:color="auto"/>
+          <w:insideH w:val="single" w:sz="4" w:space="0" w:color="auto"/>
+          <w:insideV w:val="single" w:sz="4" w:space="0" w:color="auto"/>
         </w:tblBorders>
         <w:tblLayout w:type="fixed"/>
         <w:tblCellMar>
@@ -33,14 +34,17 @@
       </w:tblGrid>
       <w:tr>
         <w:tblPrEx>
+          <w:tblW w:w="9650" w:type="dxa"/>
+          <w:tblInd w:w="108" w:type="dxa"/>
           <w:tblBorders>
-            <w:top w:val="single" w:color="auto" w:sz="4" w:space="0"/>
-            <w:left w:val="single" w:color="auto" w:sz="4" w:space="0"/>
-            <w:bottom w:val="single" w:color="auto" w:sz="4" w:space="0"/>
-            <w:right w:val="single" w:color="auto" w:sz="4" w:space="0"/>
-            <w:insideH w:val="single" w:color="auto" w:sz="4" w:space="0"/>
-            <w:insideV w:val="single" w:color="auto" w:sz="4" w:space="0"/>
+            <w:top w:val="single" w:sz="4" w:space="0" w:color="auto"/>
+            <w:left w:val="single" w:sz="4" w:space="0" w:color="auto"/>
+            <w:bottom w:val="single" w:sz="4" w:space="0" w:color="auto"/>
+            <w:right w:val="single" w:sz="4" w:space="0" w:color="auto"/>
+            <w:insideH w:val="single" w:sz="4" w:space="0" w:color="auto"/>
+            <w:insideV w:val="single" w:sz="4" w:space="0" w:color="auto"/>
           </w:tblBorders>
+          <w:tblLayout w:type="fixed"/>
           <w:tblCellMar>
             <w:top w:w="0" w:type="dxa"/>
             <w:left w:w="108" w:type="dxa"/>
@@ -49,7 +53,7 @@
           </w:tblCellMar>
         </w:tblPrEx>
         <w:trPr>
-          <w:trHeight w:val="724" w:hRule="atLeast"/>
+          <w:trHeight w:val="724"/>
         </w:trPr>
         <w:tc>
           <w:tcPr>
@@ -99,14 +103,9 @@
       </w:tr>
       <w:tr>
         <w:tblPrEx>
-          <w:tblBorders>
-            <w:top w:val="single" w:color="auto" w:sz="4" w:space="0"/>
-            <w:left w:val="single" w:color="auto" w:sz="4" w:space="0"/>
-            <w:bottom w:val="single" w:color="auto" w:sz="4" w:space="0"/>
-            <w:right w:val="single" w:color="auto" w:sz="4" w:space="0"/>
-            <w:insideH w:val="single" w:color="auto" w:sz="4" w:space="0"/>
-            <w:insideV w:val="single" w:color="auto" w:sz="4" w:space="0"/>
-          </w:tblBorders>
+          <w:tblW w:w="9650" w:type="dxa"/>
+          <w:tblInd w:w="108" w:type="dxa"/>
+          <w:tblLayout w:type="fixed"/>
           <w:tblCellMar>
             <w:top w:w="0" w:type="dxa"/>
             <w:left w:w="108" w:type="dxa"/>
@@ -115,7 +114,7 @@
           </w:tblCellMar>
         </w:tblPrEx>
         <w:trPr>
-          <w:trHeight w:val="499" w:hRule="atLeast"/>
+          <w:trHeight w:val="499"/>
         </w:trPr>
         <w:tc>
           <w:tcPr>
@@ -162,38 +161,33 @@
               <w:widowControl/>
               <w:spacing w:after="0"/>
               <w:rPr>
-                <w:rFonts w:hint="default" w:ascii="宋体" w:hAnsi="宋体" w:eastAsia="宋体" w:cs="宋体"/>
-                <w:iCs/>
-                <w:color w:val="000000"/>
-                <w:kern w:val="0"/>
-                <w:szCs w:val="21"/>
-                <w:lang w:val="en-US" w:eastAsia="zh-CN"/>
-              </w:rPr>
-            </w:pPr>
-            <w:r>
-              <w:rPr>
-                <w:rFonts w:hint="eastAsia" w:ascii="宋体" w:hAnsi="宋体" w:cs="宋体"/>
-                <w:iCs/>
-                <w:color w:val="000000"/>
-                <w:kern w:val="0"/>
-                <w:szCs w:val="21"/>
-                <w:lang w:val="en-US" w:eastAsia="zh-CN"/>
-              </w:rPr>
-              <w:t>XDYJ-2025-029</w:t>
+                <w:rFonts w:ascii="宋体" w:eastAsia="宋体" w:hAnsi="宋体" w:cs="宋体" w:hint="default"/>
+                <w:iCs/>
+                <w:color w:val="000000"/>
+                <w:kern w:val="0"/>
+                <w:szCs w:val="21"/>
+                <w:lang w:val="en-US" w:eastAsia="zh-CN"/>
+              </w:rPr>
+            </w:pPr>
+            <w:r>
+              <w:rPr>
+                <w:rFonts w:ascii="宋体" w:hAnsi="宋体" w:cs="宋体" w:hint="eastAsia"/>
+                <w:iCs/>
+                <w:color w:val="000000"/>
+                <w:kern w:val="0"/>
+                <w:szCs w:val="21"/>
+                <w:lang w:val="en-US" w:eastAsia="zh-CN"/>
+              </w:rPr>
+              <w:t>TJTY-2025-029</w:t>
             </w:r>
           </w:p>
         </w:tc>
       </w:tr>
       <w:tr>
         <w:tblPrEx>
-          <w:tblBorders>
-            <w:top w:val="single" w:color="auto" w:sz="4" w:space="0"/>
-            <w:left w:val="single" w:color="auto" w:sz="4" w:space="0"/>
-            <w:bottom w:val="single" w:color="auto" w:sz="4" w:space="0"/>
-            <w:right w:val="single" w:color="auto" w:sz="4" w:space="0"/>
-            <w:insideH w:val="single" w:color="auto" w:sz="4" w:space="0"/>
-            <w:insideV w:val="single" w:color="auto" w:sz="4" w:space="0"/>
-          </w:tblBorders>
+          <w:tblW w:w="9650" w:type="dxa"/>
+          <w:tblInd w:w="108" w:type="dxa"/>
+          <w:tblLayout w:type="fixed"/>
           <w:tblCellMar>
             <w:top w:w="0" w:type="dxa"/>
             <w:left w:w="108" w:type="dxa"/>
@@ -202,7 +196,7 @@
           </w:tblCellMar>
         </w:tblPrEx>
         <w:trPr>
-          <w:trHeight w:val="376" w:hRule="atLeast"/>
+          <w:trHeight w:val="376"/>
         </w:trPr>
         <w:tc>
           <w:tcPr>
@@ -215,19 +209,19 @@
               <w:spacing w:after="0"/>
               <w:jc w:val="center"/>
               <w:rPr>
-                <w:rFonts w:hint="eastAsia" w:ascii="宋体" w:hAnsi="宋体" w:cs="宋体"/>
-                <w:b/>
-                <w:bCs/>
-                <w:color w:val="000000"/>
-                <w:kern w:val="0"/>
-                <w:sz w:val="24"/>
-                <w:szCs w:val="24"/>
-                <w:lang w:val="en-US" w:eastAsia="zh-CN"/>
-              </w:rPr>
-            </w:pPr>
-            <w:r>
-              <w:rPr>
-                <w:rFonts w:hint="eastAsia" w:ascii="宋体" w:hAnsi="宋体" w:cs="宋体"/>
+                <w:rFonts w:ascii="宋体" w:hAnsi="宋体" w:cs="宋体" w:hint="eastAsia"/>
+                <w:b/>
+                <w:bCs/>
+                <w:color w:val="000000"/>
+                <w:kern w:val="0"/>
+                <w:sz w:val="24"/>
+                <w:szCs w:val="24"/>
+                <w:lang w:val="en-US" w:eastAsia="zh-CN"/>
+              </w:rPr>
+            </w:pPr>
+            <w:r>
+              <w:rPr>
+                <w:rFonts w:ascii="宋体" w:hAnsi="宋体" w:cs="宋体" w:hint="eastAsia"/>
                 <w:b/>
                 <w:bCs/>
                 <w:color w:val="000000"/>
@@ -251,7 +245,7 @@
               <w:widowControl/>
               <w:spacing w:after="0"/>
               <w:rPr>
-                <w:rFonts w:hint="eastAsia" w:ascii="宋体" w:hAnsi="宋体" w:eastAsia="宋体" w:cs="宋体"/>
+                <w:rFonts w:ascii="宋体" w:eastAsia="宋体" w:hAnsi="宋体" w:cs="宋体" w:hint="eastAsia"/>
                 <w:iCs/>
                 <w:color w:val="000000"/>
                 <w:kern w:val="0"/>
@@ -262,7 +256,7 @@
             </w:pPr>
             <w:r>
               <w:rPr>
-                <w:rFonts w:ascii="Segoe UI" w:hAnsi="Segoe UI" w:eastAsia="Segoe UI" w:cs="Segoe UI"/>
+                <w:rFonts w:ascii="Segoe UI" w:eastAsia="Segoe UI" w:hAnsi="Segoe UI" w:cs="Segoe UI"/>
                 <w:i w:val="0"/>
                 <w:iCs w:val="0"/>
                 <w:caps w:val="0"/>
@@ -270,7 +264,7 @@
                 <w:spacing w:val="0"/>
                 <w:sz w:val="19"/>
                 <w:szCs w:val="19"/>
-                <w:shd w:val="clear" w:fill="FFFFFF"/>
+                <w:shd w:val="clear" w:color="auto" w:fill="FFFFFF"/>
               </w:rPr>
               <w:t>北京旗硕基业科技股份有限公司</w:t>
             </w:r>
@@ -288,7 +282,7 @@
               <w:spacing w:after="0"/>
               <w:jc w:val="center"/>
               <w:rPr>
-                <w:rFonts w:hint="eastAsia" w:ascii="宋体" w:hAnsi="宋体" w:eastAsia="宋体" w:cs="宋体"/>
+                <w:rFonts w:ascii="宋体" w:eastAsia="宋体" w:hAnsi="宋体" w:cs="宋体" w:hint="eastAsia"/>
                 <w:b/>
                 <w:bCs/>
                 <w:color w:val="000000"/>
@@ -300,7 +294,7 @@
             </w:pPr>
             <w:r>
               <w:rPr>
-                <w:rFonts w:hint="eastAsia" w:ascii="宋体" w:hAnsi="宋体" w:cs="宋体"/>
+                <w:rFonts w:ascii="宋体" w:hAnsi="宋体" w:cs="宋体" w:hint="eastAsia"/>
                 <w:b/>
                 <w:bCs/>
                 <w:color w:val="000000"/>
@@ -324,7 +318,7 @@
               <w:widowControl/>
               <w:spacing w:after="0"/>
               <w:rPr>
-                <w:rFonts w:hint="eastAsia" w:ascii="宋体" w:hAnsi="宋体" w:eastAsia="宋体" w:cs="宋体"/>
+                <w:rFonts w:ascii="宋体" w:eastAsia="宋体" w:hAnsi="宋体" w:cs="宋体" w:hint="eastAsia"/>
                 <w:iCs/>
                 <w:color w:val="000000"/>
                 <w:kern w:val="0"/>
@@ -335,7 +329,7 @@
             </w:pPr>
             <w:r>
               <w:rPr>
-                <w:rFonts w:ascii="Segoe UI" w:hAnsi="Segoe UI" w:eastAsia="Segoe UI" w:cs="Segoe UI"/>
+                <w:rFonts w:ascii="Segoe UI" w:eastAsia="Segoe UI" w:hAnsi="Segoe UI" w:cs="Segoe UI"/>
                 <w:i w:val="0"/>
                 <w:iCs w:val="0"/>
                 <w:caps w:val="0"/>
@@ -343,7 +337,7 @@
                 <w:spacing w:val="0"/>
                 <w:sz w:val="19"/>
                 <w:szCs w:val="19"/>
-                <w:shd w:val="clear" w:fill="FFFFFF"/>
+                <w:shd w:val="clear" w:color="auto" w:fill="FFFFFF"/>
               </w:rPr>
               <w:t>丰盈云人力资源服务业财一体化管理系统</w:t>
             </w:r>
@@ -352,14 +346,9 @@
       </w:tr>
       <w:tr>
         <w:tblPrEx>
-          <w:tblBorders>
-            <w:top w:val="single" w:color="auto" w:sz="4" w:space="0"/>
-            <w:left w:val="single" w:color="auto" w:sz="4" w:space="0"/>
-            <w:bottom w:val="single" w:color="auto" w:sz="4" w:space="0"/>
-            <w:right w:val="single" w:color="auto" w:sz="4" w:space="0"/>
-            <w:insideH w:val="single" w:color="auto" w:sz="4" w:space="0"/>
-            <w:insideV w:val="single" w:color="auto" w:sz="4" w:space="0"/>
-          </w:tblBorders>
+          <w:tblW w:w="9650" w:type="dxa"/>
+          <w:tblInd w:w="108" w:type="dxa"/>
+          <w:tblLayout w:type="fixed"/>
           <w:tblCellMar>
             <w:top w:w="0" w:type="dxa"/>
             <w:left w:w="108" w:type="dxa"/>
@@ -368,7 +357,7 @@
           </w:tblCellMar>
         </w:tblPrEx>
         <w:trPr>
-          <w:trHeight w:val="376" w:hRule="atLeast"/>
+          <w:trHeight w:val="376"/>
         </w:trPr>
         <w:tc>
           <w:tcPr>
@@ -381,19 +370,19 @@
               <w:spacing w:after="0"/>
               <w:jc w:val="center"/>
               <w:rPr>
-                <w:rFonts w:hint="eastAsia" w:ascii="宋体" w:hAnsi="宋体" w:cs="宋体"/>
-                <w:b/>
-                <w:bCs/>
-                <w:color w:val="000000"/>
-                <w:kern w:val="0"/>
-                <w:sz w:val="24"/>
-                <w:szCs w:val="24"/>
-                <w:lang w:val="en-US" w:eastAsia="zh-CN"/>
-              </w:rPr>
-            </w:pPr>
-            <w:r>
-              <w:rPr>
-                <w:rFonts w:hint="eastAsia" w:ascii="宋体" w:hAnsi="宋体" w:cs="宋体"/>
+                <w:rFonts w:ascii="宋体" w:hAnsi="宋体" w:cs="宋体" w:hint="eastAsia"/>
+                <w:b/>
+                <w:bCs/>
+                <w:color w:val="000000"/>
+                <w:kern w:val="0"/>
+                <w:sz w:val="24"/>
+                <w:szCs w:val="24"/>
+                <w:lang w:val="en-US" w:eastAsia="zh-CN"/>
+              </w:rPr>
+            </w:pPr>
+            <w:r>
+              <w:rPr>
+                <w:rFonts w:ascii="宋体" w:hAnsi="宋体" w:cs="宋体" w:hint="eastAsia"/>
                 <w:b/>
                 <w:bCs/>
                 <w:color w:val="000000"/>
@@ -417,7 +406,7 @@
               <w:widowControl/>
               <w:spacing w:after="0"/>
               <w:rPr>
-                <w:rFonts w:hint="eastAsia" w:ascii="宋体" w:hAnsi="宋体" w:eastAsia="宋体" w:cs="宋体"/>
+                <w:rFonts w:ascii="宋体" w:eastAsia="宋体" w:hAnsi="宋体" w:cs="宋体" w:hint="eastAsia"/>
                 <w:iCs/>
                 <w:color w:val="000000"/>
                 <w:kern w:val="0"/>
@@ -428,7 +417,7 @@
             </w:pPr>
             <w:r>
               <w:rPr>
-                <w:rFonts w:hint="eastAsia" w:ascii="宋体" w:hAnsi="宋体" w:cs="宋体"/>
+                <w:rFonts w:ascii="宋体" w:hAnsi="宋体" w:cs="宋体" w:hint="eastAsia"/>
                 <w:iCs/>
                 <w:color w:val="000000"/>
                 <w:kern w:val="0"/>
@@ -451,7 +440,7 @@
               <w:spacing w:after="0"/>
               <w:jc w:val="center"/>
               <w:rPr>
-                <w:rFonts w:hint="eastAsia" w:ascii="宋体" w:hAnsi="宋体" w:eastAsia="宋体" w:cs="宋体"/>
+                <w:rFonts w:ascii="宋体" w:eastAsia="宋体" w:hAnsi="宋体" w:cs="宋体" w:hint="eastAsia"/>
                 <w:b/>
                 <w:bCs/>
                 <w:color w:val="000000"/>
@@ -463,7 +452,7 @@
             </w:pPr>
             <w:r>
               <w:rPr>
-                <w:rFonts w:hint="eastAsia" w:ascii="宋体" w:hAnsi="宋体" w:cs="宋体"/>
+                <w:rFonts w:ascii="宋体" w:hAnsi="宋体" w:cs="宋体" w:hint="eastAsia"/>
                 <w:b/>
                 <w:bCs/>
                 <w:color w:val="000000"/>
@@ -487,7 +476,7 @@
               <w:widowControl/>
               <w:spacing w:after="0"/>
               <w:rPr>
-                <w:rFonts w:hint="default" w:ascii="宋体" w:hAnsi="宋体" w:eastAsia="宋体" w:cs="宋体"/>
+                <w:rFonts w:ascii="宋体" w:eastAsia="宋体" w:hAnsi="宋体" w:cs="宋体" w:hint="default"/>
                 <w:iCs/>
                 <w:color w:val="000000"/>
                 <w:kern w:val="0"/>
@@ -498,7 +487,7 @@
             </w:pPr>
             <w:r>
               <w:rPr>
-                <w:rFonts w:hint="eastAsia" w:ascii="宋体" w:hAnsi="宋体" w:cs="宋体"/>
+                <w:rFonts w:ascii="宋体" w:hAnsi="宋体" w:cs="宋体" w:hint="eastAsia"/>
                 <w:iCs/>
                 <w:color w:val="000000"/>
                 <w:kern w:val="0"/>
@@ -512,14 +501,9 @@
       </w:tr>
       <w:tr>
         <w:tblPrEx>
-          <w:tblBorders>
-            <w:top w:val="single" w:color="auto" w:sz="4" w:space="0"/>
-            <w:left w:val="single" w:color="auto" w:sz="4" w:space="0"/>
-            <w:bottom w:val="single" w:color="auto" w:sz="4" w:space="0"/>
-            <w:right w:val="single" w:color="auto" w:sz="4" w:space="0"/>
-            <w:insideH w:val="single" w:color="auto" w:sz="4" w:space="0"/>
-            <w:insideV w:val="single" w:color="auto" w:sz="4" w:space="0"/>
-          </w:tblBorders>
+          <w:tblW w:w="9650" w:type="dxa"/>
+          <w:tblInd w:w="108" w:type="dxa"/>
+          <w:tblLayout w:type="fixed"/>
           <w:tblCellMar>
             <w:top w:w="0" w:type="dxa"/>
             <w:left w:w="108" w:type="dxa"/>
@@ -528,7 +512,7 @@
           </w:tblCellMar>
         </w:tblPrEx>
         <w:trPr>
-          <w:trHeight w:val="376" w:hRule="atLeast"/>
+          <w:trHeight w:val="376"/>
         </w:trPr>
         <w:tc>
           <w:tcPr>
@@ -541,19 +525,19 @@
               <w:spacing w:after="0"/>
               <w:jc w:val="center"/>
               <w:rPr>
-                <w:rFonts w:hint="eastAsia" w:ascii="宋体" w:hAnsi="宋体" w:cs="宋体"/>
-                <w:b/>
-                <w:bCs/>
-                <w:color w:val="000000"/>
-                <w:kern w:val="0"/>
-                <w:sz w:val="24"/>
-                <w:szCs w:val="24"/>
-                <w:lang w:val="en-US" w:eastAsia="zh-CN"/>
-              </w:rPr>
-            </w:pPr>
-            <w:r>
-              <w:rPr>
-                <w:rFonts w:hint="eastAsia" w:ascii="宋体" w:hAnsi="宋体" w:cs="宋体"/>
+                <w:rFonts w:ascii="宋体" w:hAnsi="宋体" w:cs="宋体" w:hint="eastAsia"/>
+                <w:b/>
+                <w:bCs/>
+                <w:color w:val="000000"/>
+                <w:kern w:val="0"/>
+                <w:sz w:val="24"/>
+                <w:szCs w:val="24"/>
+                <w:lang w:val="en-US" w:eastAsia="zh-CN"/>
+              </w:rPr>
+            </w:pPr>
+            <w:r>
+              <w:rPr>
+                <w:rFonts w:ascii="宋体" w:hAnsi="宋体" w:cs="宋体" w:hint="eastAsia"/>
                 <w:b/>
                 <w:bCs/>
                 <w:color w:val="000000"/>
@@ -577,7 +561,7 @@
               <w:widowControl/>
               <w:spacing w:after="0"/>
               <w:rPr>
-                <w:rFonts w:hint="eastAsia" w:ascii="宋体" w:hAnsi="宋体" w:eastAsia="宋体" w:cs="宋体"/>
+                <w:rFonts w:ascii="宋体" w:eastAsia="宋体" w:hAnsi="宋体" w:cs="宋体" w:hint="eastAsia"/>
                 <w:iCs/>
                 <w:color w:val="000000"/>
                 <w:kern w:val="0"/>
@@ -588,7 +572,7 @@
             </w:pPr>
             <w:r>
               <w:rPr>
-                <w:rFonts w:hint="eastAsia" w:ascii="宋体" w:hAnsi="宋体" w:cs="宋体"/>
+                <w:rFonts w:ascii="宋体" w:hAnsi="宋体" w:cs="宋体" w:hint="eastAsia"/>
                 <w:iCs/>
                 <w:color w:val="000000"/>
                 <w:kern w:val="0"/>
@@ -611,7 +595,7 @@
               <w:spacing w:after="0"/>
               <w:jc w:val="center"/>
               <w:rPr>
-                <w:rFonts w:hint="eastAsia" w:ascii="宋体" w:hAnsi="宋体" w:eastAsia="宋体" w:cs="宋体"/>
+                <w:rFonts w:ascii="宋体" w:eastAsia="宋体" w:hAnsi="宋体" w:cs="宋体" w:hint="eastAsia"/>
                 <w:b/>
                 <w:bCs/>
                 <w:color w:val="000000"/>
@@ -623,7 +607,7 @@
             </w:pPr>
             <w:r>
               <w:rPr>
-                <w:rFonts w:hint="eastAsia" w:ascii="宋体" w:hAnsi="宋体" w:cs="宋体"/>
+                <w:rFonts w:ascii="宋体" w:hAnsi="宋体" w:cs="宋体" w:hint="eastAsia"/>
                 <w:b/>
                 <w:bCs/>
                 <w:color w:val="000000"/>
@@ -647,7 +631,7 @@
               <w:widowControl/>
               <w:spacing w:after="0"/>
               <w:rPr>
-                <w:rFonts w:hint="default" w:ascii="宋体" w:hAnsi="宋体" w:eastAsia="宋体" w:cs="宋体"/>
+                <w:rFonts w:ascii="宋体" w:eastAsia="宋体" w:hAnsi="宋体" w:cs="宋体" w:hint="default"/>
                 <w:iCs/>
                 <w:color w:val="000000"/>
                 <w:kern w:val="0"/>
@@ -658,7 +642,7 @@
             </w:pPr>
             <w:r>
               <w:rPr>
-                <w:rFonts w:hint="eastAsia" w:ascii="宋体" w:hAnsi="宋体" w:cs="宋体"/>
+                <w:rFonts w:ascii="宋体" w:hAnsi="宋体" w:cs="宋体" w:hint="eastAsia"/>
                 <w:iCs/>
                 <w:color w:val="000000"/>
                 <w:kern w:val="0"/>
@@ -672,14 +656,9 @@
       </w:tr>
       <w:tr>
         <w:tblPrEx>
-          <w:tblBorders>
-            <w:top w:val="single" w:color="auto" w:sz="4" w:space="0"/>
-            <w:left w:val="single" w:color="auto" w:sz="4" w:space="0"/>
-            <w:bottom w:val="single" w:color="auto" w:sz="4" w:space="0"/>
-            <w:right w:val="single" w:color="auto" w:sz="4" w:space="0"/>
-            <w:insideH w:val="single" w:color="auto" w:sz="4" w:space="0"/>
-            <w:insideV w:val="single" w:color="auto" w:sz="4" w:space="0"/>
-          </w:tblBorders>
+          <w:tblW w:w="9650" w:type="dxa"/>
+          <w:tblInd w:w="108" w:type="dxa"/>
+          <w:tblLayout w:type="fixed"/>
           <w:tblCellMar>
             <w:top w:w="0" w:type="dxa"/>
             <w:left w:w="108" w:type="dxa"/>
@@ -688,7 +667,7 @@
           </w:tblCellMar>
         </w:tblPrEx>
         <w:trPr>
-          <w:trHeight w:val="376" w:hRule="atLeast"/>
+          <w:trHeight w:val="376"/>
         </w:trPr>
         <w:tc>
           <w:tcPr>
@@ -701,19 +680,19 @@
               <w:spacing w:after="0"/>
               <w:jc w:val="center"/>
               <w:rPr>
-                <w:rFonts w:hint="eastAsia" w:ascii="宋体" w:hAnsi="宋体" w:cs="宋体"/>
-                <w:b/>
-                <w:bCs/>
-                <w:color w:val="000000"/>
-                <w:kern w:val="0"/>
-                <w:sz w:val="24"/>
-                <w:szCs w:val="24"/>
-                <w:lang w:val="en-US" w:eastAsia="zh-CN"/>
-              </w:rPr>
-            </w:pPr>
-            <w:r>
-              <w:rPr>
-                <w:rFonts w:hint="eastAsia" w:ascii="宋体" w:hAnsi="宋体" w:cs="宋体"/>
+                <w:rFonts w:ascii="宋体" w:hAnsi="宋体" w:cs="宋体" w:hint="eastAsia"/>
+                <w:b/>
+                <w:bCs/>
+                <w:color w:val="000000"/>
+                <w:kern w:val="0"/>
+                <w:sz w:val="24"/>
+                <w:szCs w:val="24"/>
+                <w:lang w:val="en-US" w:eastAsia="zh-CN"/>
+              </w:rPr>
+            </w:pPr>
+            <w:r>
+              <w:rPr>
+                <w:rFonts w:ascii="宋体" w:hAnsi="宋体" w:cs="宋体" w:hint="eastAsia"/>
                 <w:b/>
                 <w:bCs/>
                 <w:color w:val="000000"/>
@@ -737,7 +716,7 @@
               <w:widowControl/>
               <w:spacing w:after="0"/>
               <w:rPr>
-                <w:rFonts w:hint="eastAsia" w:ascii="宋体" w:hAnsi="宋体" w:eastAsia="宋体" w:cs="宋体"/>
+                <w:rFonts w:ascii="宋体" w:eastAsia="宋体" w:hAnsi="宋体" w:cs="宋体" w:hint="eastAsia"/>
                 <w:iCs/>
                 <w:color w:val="000000"/>
                 <w:kern w:val="0"/>
@@ -748,7 +727,7 @@
             </w:pPr>
             <w:r>
               <w:rPr>
-                <w:rFonts w:hint="eastAsia" w:ascii="宋体" w:hAnsi="宋体" w:cs="宋体"/>
+                <w:rFonts w:ascii="宋体" w:hAnsi="宋体" w:cs="宋体" w:hint="eastAsia"/>
                 <w:iCs/>
                 <w:color w:val="000000"/>
                 <w:kern w:val="0"/>
@@ -771,7 +750,7 @@
               <w:spacing w:after="0"/>
               <w:jc w:val="center"/>
               <w:rPr>
-                <w:rFonts w:hint="eastAsia" w:ascii="宋体" w:hAnsi="宋体" w:eastAsia="宋体" w:cs="宋体"/>
+                <w:rFonts w:ascii="宋体" w:eastAsia="宋体" w:hAnsi="宋体" w:cs="宋体" w:hint="eastAsia"/>
                 <w:b/>
                 <w:bCs/>
                 <w:color w:val="000000"/>
@@ -783,7 +762,7 @@
             </w:pPr>
             <w:r>
               <w:rPr>
-                <w:rFonts w:hint="eastAsia" w:ascii="宋体" w:hAnsi="宋体" w:cs="宋体"/>
+                <w:rFonts w:ascii="宋体" w:hAnsi="宋体" w:cs="宋体" w:hint="eastAsia"/>
                 <w:b/>
                 <w:bCs/>
                 <w:color w:val="000000"/>
@@ -807,7 +786,7 @@
               <w:widowControl/>
               <w:spacing w:after="0"/>
               <w:rPr>
-                <w:rFonts w:hint="eastAsia" w:ascii="宋体" w:hAnsi="宋体" w:eastAsia="宋体" w:cs="宋体"/>
+                <w:rFonts w:ascii="宋体" w:eastAsia="宋体" w:hAnsi="宋体" w:cs="宋体" w:hint="eastAsia"/>
                 <w:iCs/>
                 <w:color w:val="000000"/>
                 <w:kern w:val="0"/>
@@ -818,7 +797,7 @@
             </w:pPr>
             <w:r>
               <w:rPr>
-                <w:rFonts w:hint="eastAsia" w:ascii="宋体" w:hAnsi="宋体" w:cs="宋体"/>
+                <w:rFonts w:ascii="宋体" w:hAnsi="宋体" w:cs="宋体" w:hint="eastAsia"/>
                 <w:iCs/>
                 <w:color w:val="000000"/>
                 <w:kern w:val="0"/>
@@ -832,14 +811,9 @@
       </w:tr>
       <w:tr>
         <w:tblPrEx>
-          <w:tblBorders>
-            <w:top w:val="single" w:color="auto" w:sz="4" w:space="0"/>
-            <w:left w:val="single" w:color="auto" w:sz="4" w:space="0"/>
-            <w:bottom w:val="single" w:color="auto" w:sz="4" w:space="0"/>
-            <w:right w:val="single" w:color="auto" w:sz="4" w:space="0"/>
-            <w:insideH w:val="single" w:color="auto" w:sz="4" w:space="0"/>
-            <w:insideV w:val="single" w:color="auto" w:sz="4" w:space="0"/>
-          </w:tblBorders>
+          <w:tblW w:w="9650" w:type="dxa"/>
+          <w:tblInd w:w="108" w:type="dxa"/>
+          <w:tblLayout w:type="fixed"/>
           <w:tblCellMar>
             <w:top w:w="0" w:type="dxa"/>
             <w:left w:w="108" w:type="dxa"/>
@@ -848,7 +822,7 @@
           </w:tblCellMar>
         </w:tblPrEx>
         <w:trPr>
-          <w:trHeight w:val="376" w:hRule="atLeast"/>
+          <w:trHeight w:val="376"/>
         </w:trPr>
         <w:tc>
           <w:tcPr>
@@ -861,19 +835,19 @@
               <w:spacing w:after="0"/>
               <w:jc w:val="center"/>
               <w:rPr>
-                <w:rFonts w:hint="eastAsia" w:ascii="宋体" w:hAnsi="宋体" w:cs="宋体"/>
-                <w:b/>
-                <w:bCs/>
-                <w:color w:val="000000"/>
-                <w:kern w:val="0"/>
-                <w:sz w:val="24"/>
-                <w:szCs w:val="24"/>
-                <w:lang w:val="en-US" w:eastAsia="zh-CN"/>
-              </w:rPr>
-            </w:pPr>
-            <w:r>
-              <w:rPr>
-                <w:rFonts w:hint="eastAsia" w:ascii="宋体" w:hAnsi="宋体" w:cs="宋体"/>
+                <w:rFonts w:ascii="宋体" w:hAnsi="宋体" w:cs="宋体" w:hint="eastAsia"/>
+                <w:b/>
+                <w:bCs/>
+                <w:color w:val="000000"/>
+                <w:kern w:val="0"/>
+                <w:sz w:val="24"/>
+                <w:szCs w:val="24"/>
+                <w:lang w:val="en-US" w:eastAsia="zh-CN"/>
+              </w:rPr>
+            </w:pPr>
+            <w:r>
+              <w:rPr>
+                <w:rFonts w:ascii="宋体" w:hAnsi="宋体" w:cs="宋体" w:hint="eastAsia"/>
                 <w:b/>
                 <w:bCs/>
                 <w:color w:val="000000"/>
@@ -896,17 +870,17 @@
               <w:widowControl/>
               <w:spacing w:after="0"/>
               <w:rPr>
-                <w:rFonts w:hint="eastAsia" w:ascii="宋体" w:hAnsi="宋体" w:cs="宋体"/>
-                <w:iCs/>
-                <w:color w:val="000000"/>
-                <w:kern w:val="0"/>
-                <w:szCs w:val="21"/>
-                <w:lang w:val="en-US" w:eastAsia="zh-CN"/>
-              </w:rPr>
-            </w:pPr>
-            <w:r>
-              <w:rPr>
-                <w:rFonts w:hint="eastAsia" w:ascii="宋体" w:hAnsi="宋体" w:cs="宋体"/>
+                <w:rFonts w:ascii="宋体" w:hAnsi="宋体" w:cs="宋体" w:hint="eastAsia"/>
+                <w:iCs/>
+                <w:color w:val="000000"/>
+                <w:kern w:val="0"/>
+                <w:szCs w:val="21"/>
+                <w:lang w:val="en-US" w:eastAsia="zh-CN"/>
+              </w:rPr>
+            </w:pPr>
+            <w:r>
+              <w:rPr>
+                <w:rFonts w:ascii="宋体" w:hAnsi="宋体" w:cs="宋体" w:hint="eastAsia"/>
                 <w:iCs/>
                 <w:color w:val="000000"/>
                 <w:kern w:val="0"/>
@@ -928,19 +902,19 @@
               <w:spacing w:after="0"/>
               <w:jc w:val="center"/>
               <w:rPr>
-                <w:rFonts w:hint="eastAsia" w:ascii="宋体" w:hAnsi="宋体" w:cs="宋体"/>
-                <w:b/>
-                <w:bCs/>
-                <w:color w:val="000000"/>
-                <w:kern w:val="0"/>
-                <w:sz w:val="24"/>
-                <w:szCs w:val="24"/>
-                <w:lang w:val="en-US" w:eastAsia="zh-CN"/>
-              </w:rPr>
-            </w:pPr>
-            <w:r>
-              <w:rPr>
-                <w:rFonts w:hint="eastAsia" w:ascii="宋体" w:hAnsi="宋体" w:cs="宋体"/>
+                <w:rFonts w:ascii="宋体" w:hAnsi="宋体" w:cs="宋体" w:hint="eastAsia"/>
+                <w:b/>
+                <w:bCs/>
+                <w:color w:val="000000"/>
+                <w:kern w:val="0"/>
+                <w:sz w:val="24"/>
+                <w:szCs w:val="24"/>
+                <w:lang w:val="en-US" w:eastAsia="zh-CN"/>
+              </w:rPr>
+            </w:pPr>
+            <w:r>
+              <w:rPr>
+                <w:rFonts w:ascii="宋体" w:hAnsi="宋体" w:cs="宋体" w:hint="eastAsia"/>
                 <w:b/>
                 <w:bCs/>
                 <w:color w:val="000000"/>
@@ -964,17 +938,17 @@
               <w:widowControl/>
               <w:spacing w:after="0"/>
               <w:rPr>
-                <w:rFonts w:hint="eastAsia" w:ascii="宋体" w:hAnsi="宋体" w:cs="宋体"/>
-                <w:iCs/>
-                <w:color w:val="000000"/>
-                <w:kern w:val="0"/>
-                <w:szCs w:val="21"/>
-                <w:lang w:val="en-US" w:eastAsia="zh-CN"/>
-              </w:rPr>
-            </w:pPr>
-            <w:r>
-              <w:rPr>
-                <w:rFonts w:hint="eastAsia" w:ascii="宋体" w:hAnsi="宋体" w:cs="宋体"/>
+                <w:rFonts w:ascii="宋体" w:hAnsi="宋体" w:cs="宋体" w:hint="eastAsia"/>
+                <w:iCs/>
+                <w:color w:val="000000"/>
+                <w:kern w:val="0"/>
+                <w:szCs w:val="21"/>
+                <w:lang w:val="en-US" w:eastAsia="zh-CN"/>
+              </w:rPr>
+            </w:pPr>
+            <w:r>
+              <w:rPr>
+                <w:rFonts w:ascii="宋体" w:hAnsi="宋体" w:cs="宋体" w:hint="eastAsia"/>
                 <w:iCs/>
                 <w:color w:val="000000"/>
                 <w:kern w:val="0"/>
@@ -988,14 +962,9 @@
       </w:tr>
       <w:tr>
         <w:tblPrEx>
-          <w:tblBorders>
-            <w:top w:val="single" w:color="auto" w:sz="4" w:space="0"/>
-            <w:left w:val="single" w:color="auto" w:sz="4" w:space="0"/>
-            <w:bottom w:val="single" w:color="auto" w:sz="4" w:space="0"/>
-            <w:right w:val="single" w:color="auto" w:sz="4" w:space="0"/>
-            <w:insideH w:val="single" w:color="auto" w:sz="4" w:space="0"/>
-            <w:insideV w:val="single" w:color="auto" w:sz="4" w:space="0"/>
-          </w:tblBorders>
+          <w:tblW w:w="9650" w:type="dxa"/>
+          <w:tblInd w:w="108" w:type="dxa"/>
+          <w:tblLayout w:type="fixed"/>
           <w:tblCellMar>
             <w:top w:w="0" w:type="dxa"/>
             <w:left w:w="108" w:type="dxa"/>
@@ -1004,7 +973,7 @@
           </w:tblCellMar>
         </w:tblPrEx>
         <w:trPr>
-          <w:trHeight w:val="376" w:hRule="atLeast"/>
+          <w:trHeight w:val="376"/>
         </w:trPr>
         <w:tc>
           <w:tcPr>
@@ -1017,19 +986,19 @@
               <w:spacing w:after="0"/>
               <w:jc w:val="center"/>
               <w:rPr>
-                <w:rFonts w:hint="eastAsia" w:ascii="宋体" w:hAnsi="宋体" w:cs="宋体"/>
-                <w:b/>
-                <w:bCs/>
-                <w:color w:val="000000"/>
-                <w:kern w:val="0"/>
-                <w:sz w:val="24"/>
-                <w:szCs w:val="24"/>
-                <w:lang w:val="en-US" w:eastAsia="zh-CN"/>
-              </w:rPr>
-            </w:pPr>
-            <w:r>
-              <w:rPr>
-                <w:rFonts w:hint="eastAsia" w:ascii="宋体" w:hAnsi="宋体" w:cs="宋体"/>
+                <w:rFonts w:ascii="宋体" w:hAnsi="宋体" w:cs="宋体" w:hint="eastAsia"/>
+                <w:b/>
+                <w:bCs/>
+                <w:color w:val="000000"/>
+                <w:kern w:val="0"/>
+                <w:sz w:val="24"/>
+                <w:szCs w:val="24"/>
+                <w:lang w:val="en-US" w:eastAsia="zh-CN"/>
+              </w:rPr>
+            </w:pPr>
+            <w:r>
+              <w:rPr>
+                <w:rFonts w:ascii="宋体" w:hAnsi="宋体" w:cs="宋体" w:hint="eastAsia"/>
                 <w:b/>
                 <w:bCs/>
                 <w:color w:val="000000"/>
@@ -1052,17 +1021,17 @@
               <w:widowControl/>
               <w:spacing w:after="0"/>
               <w:rPr>
-                <w:rFonts w:hint="eastAsia" w:ascii="宋体" w:hAnsi="宋体" w:cs="宋体"/>
-                <w:iCs/>
-                <w:color w:val="000000"/>
-                <w:kern w:val="0"/>
-                <w:szCs w:val="21"/>
-                <w:lang w:val="en-US" w:eastAsia="zh-CN"/>
-              </w:rPr>
-            </w:pPr>
-            <w:r>
-              <w:rPr>
-                <w:rFonts w:ascii="Segoe UI" w:hAnsi="Segoe UI" w:eastAsia="Segoe UI" w:cs="Segoe UI"/>
+                <w:rFonts w:ascii="宋体" w:hAnsi="宋体" w:cs="宋体" w:hint="eastAsia"/>
+                <w:iCs/>
+                <w:color w:val="000000"/>
+                <w:kern w:val="0"/>
+                <w:szCs w:val="21"/>
+                <w:lang w:val="en-US" w:eastAsia="zh-CN"/>
+              </w:rPr>
+            </w:pPr>
+            <w:r>
+              <w:rPr>
+                <w:rFonts w:ascii="Segoe UI" w:eastAsia="Segoe UI" w:hAnsi="Segoe UI" w:cs="Segoe UI"/>
                 <w:i w:val="0"/>
                 <w:iCs w:val="0"/>
                 <w:caps w:val="0"/>
@@ -1070,7 +1039,7 @@
                 <w:spacing w:val="0"/>
                 <w:sz w:val="18"/>
                 <w:szCs w:val="18"/>
-                <w:shd w:val="clear" w:fill="FFFFFF"/>
+                <w:shd w:val="clear" w:color="auto" w:fill="FFFFFF"/>
               </w:rPr>
               <w:t>甲方公司测试中心</w:t>
             </w:r>
@@ -1087,19 +1056,19 @@
               <w:spacing w:after="0"/>
               <w:jc w:val="center"/>
               <w:rPr>
-                <w:rFonts w:hint="eastAsia" w:ascii="宋体" w:hAnsi="宋体" w:cs="宋体"/>
-                <w:b/>
-                <w:bCs/>
-                <w:color w:val="000000"/>
-                <w:kern w:val="0"/>
-                <w:sz w:val="24"/>
-                <w:szCs w:val="24"/>
-                <w:lang w:val="en-US" w:eastAsia="zh-CN"/>
-              </w:rPr>
-            </w:pPr>
-            <w:r>
-              <w:rPr>
-                <w:rFonts w:hint="eastAsia" w:ascii="宋体" w:hAnsi="宋体" w:cs="宋体"/>
+                <w:rFonts w:ascii="宋体" w:hAnsi="宋体" w:cs="宋体" w:hint="eastAsia"/>
+                <w:b/>
+                <w:bCs/>
+                <w:color w:val="000000"/>
+                <w:kern w:val="0"/>
+                <w:sz w:val="24"/>
+                <w:szCs w:val="24"/>
+                <w:lang w:val="en-US" w:eastAsia="zh-CN"/>
+              </w:rPr>
+            </w:pPr>
+            <w:r>
+              <w:rPr>
+                <w:rFonts w:ascii="宋体" w:hAnsi="宋体" w:cs="宋体" w:hint="eastAsia"/>
                 <w:b/>
                 <w:bCs/>
                 <w:color w:val="000000"/>
@@ -1123,17 +1092,17 @@
               <w:widowControl/>
               <w:spacing w:after="0"/>
               <w:rPr>
-                <w:rFonts w:hint="default" w:ascii="宋体" w:hAnsi="宋体" w:cs="宋体"/>
-                <w:iCs/>
-                <w:color w:val="000000"/>
-                <w:kern w:val="0"/>
-                <w:szCs w:val="21"/>
-                <w:lang w:val="en-US" w:eastAsia="zh-CN"/>
-              </w:rPr>
-            </w:pPr>
-            <w:r>
-              <w:rPr>
-                <w:rFonts w:hint="eastAsia" w:ascii="宋体" w:hAnsi="宋体" w:cs="宋体"/>
+                <w:rFonts w:ascii="宋体" w:hAnsi="宋体" w:cs="宋体" w:hint="default"/>
+                <w:iCs/>
+                <w:color w:val="000000"/>
+                <w:kern w:val="0"/>
+                <w:szCs w:val="21"/>
+                <w:lang w:val="en-US" w:eastAsia="zh-CN"/>
+              </w:rPr>
+            </w:pPr>
+            <w:r>
+              <w:rPr>
+                <w:rFonts w:ascii="宋体" w:hAnsi="宋体" w:cs="宋体" w:hint="eastAsia"/>
                 <w:iCs/>
                 <w:color w:val="000000"/>
                 <w:kern w:val="0"/>
@@ -1147,14 +1116,9 @@
       </w:tr>
       <w:tr>
         <w:tblPrEx>
-          <w:tblBorders>
-            <w:top w:val="single" w:color="auto" w:sz="4" w:space="0"/>
-            <w:left w:val="single" w:color="auto" w:sz="4" w:space="0"/>
-            <w:bottom w:val="single" w:color="auto" w:sz="4" w:space="0"/>
-            <w:right w:val="single" w:color="auto" w:sz="4" w:space="0"/>
-            <w:insideH w:val="single" w:color="auto" w:sz="4" w:space="0"/>
-            <w:insideV w:val="single" w:color="auto" w:sz="4" w:space="0"/>
-          </w:tblBorders>
+          <w:tblW w:w="9650" w:type="dxa"/>
+          <w:tblInd w:w="108" w:type="dxa"/>
+          <w:tblLayout w:type="fixed"/>
           <w:tblCellMar>
             <w:top w:w="0" w:type="dxa"/>
             <w:left w:w="108" w:type="dxa"/>
@@ -1163,7 +1127,7 @@
           </w:tblCellMar>
         </w:tblPrEx>
         <w:trPr>
-          <w:trHeight w:val="647" w:hRule="atLeast"/>
+          <w:trHeight w:val="647"/>
         </w:trPr>
         <w:tc>
           <w:tcPr>
@@ -1188,7 +1152,7 @@
             </w:pPr>
             <w:r>
               <w:rPr>
-                <w:rFonts w:hint="eastAsia" w:ascii="宋体" w:hAnsi="宋体" w:cs="宋体"/>
+                <w:rFonts w:ascii="宋体" w:hAnsi="宋体" w:cs="宋体" w:hint="eastAsia"/>
                 <w:b/>
                 <w:bCs/>
                 <w:color w:val="000000"/>
@@ -1212,17 +1176,17 @@
               <w:widowControl/>
               <w:spacing w:after="0"/>
               <w:rPr>
-                <w:rFonts w:hint="default" w:ascii="宋体" w:hAnsi="宋体" w:eastAsia="宋体" w:cs="宋体"/>
-                <w:iCs/>
-                <w:color w:val="000000"/>
-                <w:kern w:val="0"/>
-                <w:szCs w:val="21"/>
-                <w:lang w:val="en-US" w:eastAsia="zh-CN"/>
-              </w:rPr>
-            </w:pPr>
-            <w:r>
-              <w:rPr>
-                <w:rFonts w:ascii="Segoe UI" w:hAnsi="Segoe UI" w:eastAsia="Segoe UI" w:cs="Segoe UI"/>
+                <w:rFonts w:ascii="宋体" w:eastAsia="宋体" w:hAnsi="宋体" w:cs="宋体" w:hint="default"/>
+                <w:iCs/>
+                <w:color w:val="000000"/>
+                <w:kern w:val="0"/>
+                <w:szCs w:val="21"/>
+                <w:lang w:val="en-US" w:eastAsia="zh-CN"/>
+              </w:rPr>
+            </w:pPr>
+            <w:r>
+              <w:rPr>
+                <w:rFonts w:ascii="Segoe UI" w:eastAsia="Segoe UI" w:hAnsi="Segoe UI" w:cs="Segoe UI"/>
                 <w:i w:val="0"/>
                 <w:iCs w:val="0"/>
                 <w:caps w:val="0"/>
@@ -1230,7 +1194,7 @@
                 <w:spacing w:val="0"/>
                 <w:sz w:val="18"/>
                 <w:szCs w:val="18"/>
-                <w:shd w:val="clear" w:fill="FFFFFF"/>
+                <w:shd w:val="clear" w:color="auto" w:fill="FFFFFF"/>
               </w:rPr>
               <w:t>社保、商险、公积金管理模块</w:t>
             </w:r>
@@ -1239,14 +1203,9 @@
       </w:tr>
       <w:tr>
         <w:tblPrEx>
-          <w:tblBorders>
-            <w:top w:val="single" w:color="auto" w:sz="4" w:space="0"/>
-            <w:left w:val="single" w:color="auto" w:sz="4" w:space="0"/>
-            <w:bottom w:val="single" w:color="auto" w:sz="4" w:space="0"/>
-            <w:right w:val="single" w:color="auto" w:sz="4" w:space="0"/>
-            <w:insideH w:val="single" w:color="auto" w:sz="4" w:space="0"/>
-            <w:insideV w:val="single" w:color="auto" w:sz="4" w:space="0"/>
-          </w:tblBorders>
+          <w:tblW w:w="9650" w:type="dxa"/>
+          <w:tblInd w:w="108" w:type="dxa"/>
+          <w:tblLayout w:type="fixed"/>
           <w:tblCellMar>
             <w:top w:w="0" w:type="dxa"/>
             <w:left w:w="108" w:type="dxa"/>
@@ -1255,12 +1214,12 @@
           </w:tblCellMar>
         </w:tblPrEx>
         <w:trPr>
-          <w:trHeight w:val="647" w:hRule="atLeast"/>
+          <w:trHeight w:val="647"/>
         </w:trPr>
         <w:tc>
           <w:tcPr>
             <w:tcW w:w="2007" w:type="dxa"/>
-            <w:vMerge w:val="continue"/>
+            <w:vMerge/>
             <w:vAlign w:val="center"/>
           </w:tcPr>
           <w:p>
@@ -1284,7 +1243,7 @@
           <w:tcPr>
             <w:tcW w:w="7643" w:type="dxa"/>
             <w:gridSpan w:val="5"/>
-            <w:vMerge w:val="continue"/>
+            <w:vMerge/>
             <w:vAlign w:val="center"/>
           </w:tcPr>
           <w:p>
@@ -1304,14 +1263,9 @@
       </w:tr>
       <w:tr>
         <w:tblPrEx>
-          <w:tblBorders>
-            <w:top w:val="single" w:color="auto" w:sz="4" w:space="0"/>
-            <w:left w:val="single" w:color="auto" w:sz="4" w:space="0"/>
-            <w:bottom w:val="single" w:color="auto" w:sz="4" w:space="0"/>
-            <w:right w:val="single" w:color="auto" w:sz="4" w:space="0"/>
-            <w:insideH w:val="single" w:color="auto" w:sz="4" w:space="0"/>
-            <w:insideV w:val="single" w:color="auto" w:sz="4" w:space="0"/>
-          </w:tblBorders>
+          <w:tblW w:w="9650" w:type="dxa"/>
+          <w:tblInd w:w="108" w:type="dxa"/>
+          <w:tblLayout w:type="fixed"/>
           <w:tblCellMar>
             <w:top w:w="0" w:type="dxa"/>
             <w:left w:w="108" w:type="dxa"/>
@@ -1320,12 +1274,12 @@
           </w:tblCellMar>
         </w:tblPrEx>
         <w:trPr>
-          <w:trHeight w:val="647" w:hRule="atLeast"/>
+          <w:trHeight w:val="647"/>
         </w:trPr>
         <w:tc>
           <w:tcPr>
             <w:tcW w:w="2007" w:type="dxa"/>
-            <w:vMerge w:val="continue"/>
+            <w:vMerge/>
             <w:vAlign w:val="center"/>
           </w:tcPr>
           <w:p>
@@ -1349,7 +1303,7 @@
           <w:tcPr>
             <w:tcW w:w="7643" w:type="dxa"/>
             <w:gridSpan w:val="5"/>
-            <w:vMerge w:val="continue"/>
+            <w:vMerge/>
             <w:vAlign w:val="center"/>
           </w:tcPr>
           <w:p>
@@ -1369,14 +1323,9 @@
       </w:tr>
       <w:tr>
         <w:tblPrEx>
-          <w:tblBorders>
-            <w:top w:val="single" w:color="auto" w:sz="4" w:space="0"/>
-            <w:left w:val="single" w:color="auto" w:sz="4" w:space="0"/>
-            <w:bottom w:val="single" w:color="auto" w:sz="4" w:space="0"/>
-            <w:right w:val="single" w:color="auto" w:sz="4" w:space="0"/>
-            <w:insideH w:val="single" w:color="auto" w:sz="4" w:space="0"/>
-            <w:insideV w:val="single" w:color="auto" w:sz="4" w:space="0"/>
-          </w:tblBorders>
+          <w:tblW w:w="9650" w:type="dxa"/>
+          <w:tblInd w:w="108" w:type="dxa"/>
+          <w:tblLayout w:type="fixed"/>
           <w:tblCellMar>
             <w:top w:w="0" w:type="dxa"/>
             <w:left w:w="108" w:type="dxa"/>
@@ -1385,12 +1334,12 @@
           </w:tblCellMar>
         </w:tblPrEx>
         <w:trPr>
-          <w:trHeight w:val="647" w:hRule="atLeast"/>
+          <w:trHeight w:val="647"/>
         </w:trPr>
         <w:tc>
           <w:tcPr>
             <w:tcW w:w="2007" w:type="dxa"/>
-            <w:vMerge w:val="continue"/>
+            <w:vMerge/>
             <w:vAlign w:val="center"/>
           </w:tcPr>
           <w:p>
@@ -1414,7 +1363,7 @@
           <w:tcPr>
             <w:tcW w:w="7643" w:type="dxa"/>
             <w:gridSpan w:val="5"/>
-            <w:vMerge w:val="continue"/>
+            <w:vMerge/>
             <w:vAlign w:val="center"/>
           </w:tcPr>
           <w:p>
@@ -1434,14 +1383,9 @@
       </w:tr>
       <w:tr>
         <w:tblPrEx>
-          <w:tblBorders>
-            <w:top w:val="single" w:color="auto" w:sz="4" w:space="0"/>
-            <w:left w:val="single" w:color="auto" w:sz="4" w:space="0"/>
-            <w:bottom w:val="single" w:color="auto" w:sz="4" w:space="0"/>
-            <w:right w:val="single" w:color="auto" w:sz="4" w:space="0"/>
-            <w:insideH w:val="single" w:color="auto" w:sz="4" w:space="0"/>
-            <w:insideV w:val="single" w:color="auto" w:sz="4" w:space="0"/>
-          </w:tblBorders>
+          <w:tblW w:w="9650" w:type="dxa"/>
+          <w:tblInd w:w="108" w:type="dxa"/>
+          <w:tblLayout w:type="fixed"/>
           <w:tblCellMar>
             <w:top w:w="0" w:type="dxa"/>
             <w:left w:w="108" w:type="dxa"/>
@@ -1450,17 +1394,17 @@
           </w:tblCellMar>
         </w:tblPrEx>
         <w:trPr>
-          <w:trHeight w:val="361" w:hRule="atLeast"/>
+          <w:trHeight w:val="361"/>
         </w:trPr>
         <w:tc>
           <w:tcPr>
             <w:tcW w:w="2007" w:type="dxa"/>
             <w:vMerge w:val="restart"/>
             <w:tcBorders>
-              <w:top w:val="single" w:color="auto" w:sz="4" w:space="0"/>
-              <w:left w:val="single" w:color="auto" w:sz="4" w:space="0"/>
-              <w:bottom w:val="single" w:color="auto" w:sz="4" w:space="0"/>
-              <w:right w:val="single" w:color="auto" w:sz="4" w:space="0"/>
+              <w:top w:val="single" w:sz="4" w:space="0" w:color="auto"/>
+              <w:left w:val="single" w:sz="4" w:space="0" w:color="auto"/>
+              <w:bottom w:val="single" w:sz="4" w:space="0" w:color="auto"/>
+              <w:right w:val="single" w:sz="4" w:space="0" w:color="auto"/>
             </w:tcBorders>
             <w:vAlign w:val="center"/>
           </w:tcPr>
@@ -1481,7 +1425,7 @@
             </w:pPr>
             <w:r>
               <w:rPr>
-                <w:rFonts w:hint="eastAsia" w:ascii="宋体" w:hAnsi="宋体" w:cs="宋体"/>
+                <w:rFonts w:ascii="宋体" w:hAnsi="宋体" w:cs="宋体" w:hint="eastAsia"/>
                 <w:b/>
                 <w:bCs/>
                 <w:color w:val="000000"/>
@@ -1509,10 +1453,10 @@
           <w:tcPr>
             <w:tcW w:w="3100" w:type="dxa"/>
             <w:tcBorders>
-              <w:top w:val="single" w:color="auto" w:sz="4" w:space="0"/>
-              <w:left w:val="single" w:color="auto" w:sz="4" w:space="0"/>
-              <w:bottom w:val="single" w:color="auto" w:sz="4" w:space="0"/>
-              <w:right w:val="single" w:color="auto" w:sz="4" w:space="0"/>
+              <w:top w:val="single" w:sz="4" w:space="0" w:color="auto"/>
+              <w:left w:val="single" w:sz="4" w:space="0" w:color="auto"/>
+              <w:bottom w:val="single" w:sz="4" w:space="0" w:color="auto"/>
+              <w:right w:val="single" w:sz="4" w:space="0" w:color="auto"/>
             </w:tcBorders>
             <w:vAlign w:val="center"/>
           </w:tcPr>
@@ -1533,7 +1477,7 @@
             </w:pPr>
             <w:r>
               <w:rPr>
-                <w:rFonts w:hint="eastAsia" w:ascii="宋体" w:hAnsi="宋体" w:cs="宋体"/>
+                <w:rFonts w:ascii="宋体" w:hAnsi="宋体" w:cs="宋体" w:hint="eastAsia"/>
                 <w:b/>
                 <w:bCs/>
                 <w:color w:val="000000"/>
@@ -1562,7 +1506,7 @@
             <w:tcW w:w="2823" w:type="dxa"/>
             <w:gridSpan w:val="3"/>
             <w:tcBorders>
-              <w:left w:val="single" w:color="auto" w:sz="4" w:space="0"/>
+              <w:left w:val="single" w:sz="4" w:space="0" w:color="auto"/>
             </w:tcBorders>
             <w:vAlign w:val="center"/>
           </w:tcPr>
@@ -1583,7 +1527,7 @@
             </w:pPr>
             <w:r>
               <w:rPr>
-                <w:rFonts w:hint="eastAsia" w:ascii="宋体" w:hAnsi="宋体" w:cs="宋体"/>
+                <w:rFonts w:ascii="宋体" w:hAnsi="宋体" w:cs="宋体" w:hint="eastAsia"/>
                 <w:b/>
                 <w:bCs/>
                 <w:color w:val="000000"/>
@@ -1617,7 +1561,7 @@
             </w:pPr>
             <w:r>
               <w:rPr>
-                <w:rFonts w:hint="eastAsia" w:ascii="宋体" w:hAnsi="宋体" w:cs="宋体"/>
+                <w:rFonts w:ascii="宋体" w:hAnsi="宋体" w:cs="宋体" w:hint="eastAsia"/>
                 <w:b/>
                 <w:bCs/>
                 <w:color w:val="000000"/>
@@ -1644,14 +1588,9 @@
       </w:tr>
       <w:tr>
         <w:tblPrEx>
-          <w:tblBorders>
-            <w:top w:val="single" w:color="auto" w:sz="4" w:space="0"/>
-            <w:left w:val="single" w:color="auto" w:sz="4" w:space="0"/>
-            <w:bottom w:val="single" w:color="auto" w:sz="4" w:space="0"/>
-            <w:right w:val="single" w:color="auto" w:sz="4" w:space="0"/>
-            <w:insideH w:val="single" w:color="auto" w:sz="4" w:space="0"/>
-            <w:insideV w:val="single" w:color="auto" w:sz="4" w:space="0"/>
-          </w:tblBorders>
+          <w:tblW w:w="9650" w:type="dxa"/>
+          <w:tblInd w:w="108" w:type="dxa"/>
+          <w:tblLayout w:type="fixed"/>
           <w:tblCellMar>
             <w:top w:w="0" w:type="dxa"/>
             <w:left w:w="108" w:type="dxa"/>
@@ -1660,17 +1599,17 @@
           </w:tblCellMar>
         </w:tblPrEx>
         <w:trPr>
-          <w:trHeight w:val="2098" w:hRule="atLeast"/>
+          <w:trHeight w:val="2098"/>
         </w:trPr>
         <w:tc>
           <w:tcPr>
             <w:tcW w:w="2007" w:type="dxa"/>
-            <w:vMerge w:val="continue"/>
+            <w:vMerge/>
             <w:tcBorders>
-              <w:top w:val="single" w:color="auto" w:sz="4" w:space="0"/>
-              <w:left w:val="single" w:color="auto" w:sz="4" w:space="0"/>
-              <w:bottom w:val="single" w:color="auto" w:sz="4" w:space="0"/>
-              <w:right w:val="single" w:color="auto" w:sz="4" w:space="0"/>
+              <w:top w:val="single" w:sz="4" w:space="0" w:color="auto"/>
+              <w:left w:val="single" w:sz="4" w:space="0" w:color="auto"/>
+              <w:bottom w:val="single" w:sz="4" w:space="0" w:color="auto"/>
+              <w:right w:val="single" w:sz="4" w:space="0" w:color="auto"/>
             </w:tcBorders>
             <w:vAlign w:val="center"/>
           </w:tcPr>
@@ -1695,29 +1634,28 @@
           <w:tcPr>
             <w:tcW w:w="3100" w:type="dxa"/>
             <w:tcBorders>
-              <w:top w:val="single" w:color="auto" w:sz="4" w:space="0"/>
-              <w:left w:val="single" w:color="auto" w:sz="4" w:space="0"/>
-              <w:bottom w:val="single" w:color="auto" w:sz="4" w:space="0"/>
-              <w:right w:val="single" w:color="auto" w:sz="4" w:space="0"/>
+              <w:top w:val="single" w:sz="4" w:space="0" w:color="auto"/>
+              <w:left w:val="single" w:sz="4" w:space="0" w:color="auto"/>
+              <w:bottom w:val="single" w:sz="4" w:space="0" w:color="auto"/>
+              <w:right w:val="single" w:sz="4" w:space="0" w:color="auto"/>
             </w:tcBorders>
-            <w:vAlign w:val="top"/>
-          </w:tcPr>
-          <w:p>
-            <w:pPr>
-              <w:widowControl/>
-              <w:spacing w:after="0"/>
-              <w:rPr>
-                <w:rFonts w:hint="default" w:ascii="宋体" w:hAnsi="宋体" w:eastAsia="宋体" w:cs="宋体"/>
-                <w:iCs/>
-                <w:color w:val="000000"/>
-                <w:kern w:val="0"/>
-                <w:szCs w:val="21"/>
-                <w:lang w:val="en-US" w:eastAsia="zh-CN"/>
-              </w:rPr>
-            </w:pPr>
-            <w:r>
-              <w:rPr>
-                <w:rFonts w:hint="default" w:ascii="Segoe UI" w:hAnsi="Segoe UI" w:eastAsia="Segoe UI" w:cs="Segoe UI"/>
+          </w:tcPr>
+          <w:p>
+            <w:pPr>
+              <w:widowControl/>
+              <w:spacing w:after="0"/>
+              <w:rPr>
+                <w:rFonts w:ascii="宋体" w:eastAsia="宋体" w:hAnsi="宋体" w:cs="宋体" w:hint="default"/>
+                <w:iCs/>
+                <w:color w:val="000000"/>
+                <w:kern w:val="0"/>
+                <w:szCs w:val="21"/>
+                <w:lang w:val="en-US" w:eastAsia="zh-CN"/>
+              </w:rPr>
+            </w:pPr>
+            <w:r>
+              <w:rPr>
+                <w:rFonts w:ascii="Segoe UI" w:eastAsia="Segoe UI" w:hAnsi="Segoe UI" w:cs="Segoe UI" w:hint="default"/>
                 <w:i w:val="0"/>
                 <w:iCs w:val="0"/>
                 <w:caps w:val="0"/>
@@ -1725,7 +1663,7 @@
                 <w:spacing w:val="0"/>
                 <w:sz w:val="18"/>
                 <w:szCs w:val="18"/>
-                <w:shd w:val="clear" w:fill="FFFFFF"/>
+                <w:shd w:val="clear" w:color="auto" w:fill="FFFFFF"/>
                 <w:lang w:val="en-US" w:eastAsia="zh-CN"/>
               </w:rPr>
               <w:t>甲方HR在季度复盘时发现，两名于上月办理完系统离职手续的员工，在系统的“社保、商险管理”子模块中，参保状态仍显示为“正常”，与实际情况不符。存在为已离职员工错误缴纳社保、商险的财务与合规风险。</w:t>
@@ -1737,7 +1675,7 @@
             <w:tcW w:w="2823" w:type="dxa"/>
             <w:gridSpan w:val="3"/>
             <w:tcBorders>
-              <w:left w:val="single" w:color="auto" w:sz="4" w:space="0"/>
+              <w:left w:val="single" w:sz="4" w:space="0" w:color="auto"/>
             </w:tcBorders>
             <w:vAlign w:val="center"/>
           </w:tcPr>
@@ -1746,7 +1684,7 @@
               <w:widowControl/>
               <w:spacing w:after="0"/>
               <w:rPr>
-                <w:rFonts w:hint="default" w:ascii="Segoe UI" w:hAnsi="Segoe UI" w:eastAsia="Segoe UI" w:cs="Segoe UI"/>
+                <w:rFonts w:ascii="Segoe UI" w:eastAsia="Segoe UI" w:hAnsi="Segoe UI" w:cs="Segoe UI" w:hint="default"/>
                 <w:i w:val="0"/>
                 <w:iCs w:val="0"/>
                 <w:caps w:val="0"/>
@@ -1754,13 +1692,13 @@
                 <w:spacing w:val="0"/>
                 <w:sz w:val="18"/>
                 <w:szCs w:val="18"/>
-                <w:shd w:val="clear" w:fill="FFFFFF"/>
-                <w:lang w:val="en-US" w:eastAsia="zh-CN"/>
-              </w:rPr>
-            </w:pPr>
-            <w:r>
-              <w:rPr>
-                <w:rFonts w:hint="default" w:ascii="Segoe UI" w:hAnsi="Segoe UI" w:eastAsia="Segoe UI" w:cs="Segoe UI"/>
+                <w:shd w:val="clear" w:color="auto" w:fill="FFFFFF"/>
+                <w:lang w:val="en-US" w:eastAsia="zh-CN"/>
+              </w:rPr>
+            </w:pPr>
+            <w:r>
+              <w:rPr>
+                <w:rFonts w:ascii="Segoe UI" w:eastAsia="Segoe UI" w:hAnsi="Segoe UI" w:cs="Segoe UI" w:hint="default"/>
                 <w:i w:val="0"/>
                 <w:iCs w:val="0"/>
                 <w:caps w:val="0"/>
@@ -1768,7 +1706,7 @@
                 <w:spacing w:val="0"/>
                 <w:sz w:val="18"/>
                 <w:szCs w:val="18"/>
-                <w:shd w:val="clear" w:fill="FFFFFF"/>
+                <w:shd w:val="clear" w:color="auto" w:fill="FFFFFF"/>
                 <w:lang w:val="en-US" w:eastAsia="zh-CN"/>
               </w:rPr>
               <w:t>直接原因：“员工离职”业务流程与“社保异动”处理逻辑之间存在数据同步漏洞，离职触发脚本执行失败后未告警。</w:t>
@@ -1779,17 +1717,17 @@
               <w:widowControl/>
               <w:spacing w:after="0"/>
               <w:rPr>
-                <w:rFonts w:hint="default" w:ascii="宋体" w:hAnsi="宋体" w:eastAsia="宋体" w:cs="宋体"/>
-                <w:iCs/>
-                <w:color w:val="000000"/>
-                <w:kern w:val="0"/>
-                <w:szCs w:val="21"/>
-                <w:lang w:val="en-US" w:eastAsia="zh-CN"/>
-              </w:rPr>
-            </w:pPr>
-            <w:r>
-              <w:rPr>
-                <w:rFonts w:hint="default" w:ascii="Segoe UI" w:hAnsi="Segoe UI" w:eastAsia="Segoe UI" w:cs="Segoe UI"/>
+                <w:rFonts w:ascii="宋体" w:eastAsia="宋体" w:hAnsi="宋体" w:cs="宋体" w:hint="default"/>
+                <w:iCs/>
+                <w:color w:val="000000"/>
+                <w:kern w:val="0"/>
+                <w:szCs w:val="21"/>
+                <w:lang w:val="en-US" w:eastAsia="zh-CN"/>
+              </w:rPr>
+            </w:pPr>
+            <w:r>
+              <w:rPr>
+                <w:rFonts w:ascii="Segoe UI" w:eastAsia="Segoe UI" w:hAnsi="Segoe UI" w:cs="Segoe UI" w:hint="default"/>
                 <w:i w:val="0"/>
                 <w:iCs w:val="0"/>
                 <w:caps w:val="0"/>
@@ -1797,7 +1735,7 @@
                 <w:spacing w:val="0"/>
                 <w:sz w:val="18"/>
                 <w:szCs w:val="18"/>
-                <w:shd w:val="clear" w:fill="FFFFFF"/>
+                <w:shd w:val="clear" w:color="auto" w:fill="FFFFFF"/>
                 <w:lang w:val="en-US" w:eastAsia="zh-CN"/>
               </w:rPr>
               <w:t>根本原因：需求实现时，“员工数据闭环管理”的理解存在偏差，未将社保状态作为强关联的闭环节点。</w:t>
@@ -1823,7 +1761,7 @@
             </w:pPr>
             <w:r>
               <w:rPr>
-                <w:rFonts w:hint="eastAsia" w:ascii="宋体" w:hAnsi="宋体" w:cs="宋体"/>
+                <w:rFonts w:ascii="宋体" w:hAnsi="宋体" w:cs="宋体" w:hint="eastAsia"/>
                 <w:iCs/>
                 <w:color w:val="000000"/>
                 <w:kern w:val="0"/>
@@ -1837,14 +1775,9 @@
       </w:tr>
       <w:tr>
         <w:tblPrEx>
-          <w:tblBorders>
-            <w:top w:val="single" w:color="auto" w:sz="4" w:space="0"/>
-            <w:left w:val="single" w:color="auto" w:sz="4" w:space="0"/>
-            <w:bottom w:val="single" w:color="auto" w:sz="4" w:space="0"/>
-            <w:right w:val="single" w:color="auto" w:sz="4" w:space="0"/>
-            <w:insideH w:val="single" w:color="auto" w:sz="4" w:space="0"/>
-            <w:insideV w:val="single" w:color="auto" w:sz="4" w:space="0"/>
-          </w:tblBorders>
+          <w:tblW w:w="9650" w:type="dxa"/>
+          <w:tblInd w:w="108" w:type="dxa"/>
+          <w:tblLayout w:type="fixed"/>
           <w:tblCellMar>
             <w:top w:w="0" w:type="dxa"/>
             <w:left w:w="108" w:type="dxa"/>
@@ -1853,13 +1786,13 @@
           </w:tblCellMar>
         </w:tblPrEx>
         <w:trPr>
-          <w:trHeight w:val="481" w:hRule="atLeast"/>
+          <w:trHeight w:val="481"/>
         </w:trPr>
         <w:tc>
           <w:tcPr>
             <w:tcW w:w="2007" w:type="dxa"/>
             <w:tcBorders>
-              <w:top w:val="single" w:color="auto" w:sz="4" w:space="0"/>
+              <w:top w:val="single" w:sz="4" w:space="0" w:color="auto"/>
             </w:tcBorders>
             <w:vAlign w:val="center"/>
           </w:tcPr>
@@ -1880,7 +1813,7 @@
             </w:pPr>
             <w:r>
               <w:rPr>
-                <w:rFonts w:hint="eastAsia" w:ascii="宋体" w:hAnsi="宋体" w:cs="宋体"/>
+                <w:rFonts w:ascii="宋体" w:hAnsi="宋体" w:cs="宋体" w:hint="eastAsia"/>
                 <w:b/>
                 <w:bCs/>
                 <w:color w:val="000000"/>
@@ -1896,7 +1829,7 @@
           <w:tcPr>
             <w:tcW w:w="3100" w:type="dxa"/>
             <w:tcBorders>
-              <w:top w:val="single" w:color="auto" w:sz="4" w:space="0"/>
+              <w:top w:val="single" w:sz="4" w:space="0" w:color="auto"/>
             </w:tcBorders>
             <w:vAlign w:val="center"/>
           </w:tcPr>
@@ -1905,17 +1838,17 @@
               <w:widowControl/>
               <w:spacing w:after="0"/>
               <w:rPr>
-                <w:rFonts w:hint="default" w:ascii="宋体" w:hAnsi="宋体" w:eastAsia="宋体" w:cs="宋体"/>
-                <w:iCs/>
-                <w:color w:val="000000"/>
-                <w:kern w:val="0"/>
-                <w:szCs w:val="21"/>
-                <w:lang w:val="en-US" w:eastAsia="zh-CN"/>
-              </w:rPr>
-            </w:pPr>
-            <w:r>
-              <w:rPr>
-                <w:rFonts w:hint="eastAsia" w:ascii="宋体" w:hAnsi="宋体" w:cs="宋体"/>
+                <w:rFonts w:ascii="宋体" w:eastAsia="宋体" w:hAnsi="宋体" w:cs="宋体" w:hint="default"/>
+                <w:iCs/>
+                <w:color w:val="000000"/>
+                <w:kern w:val="0"/>
+                <w:szCs w:val="21"/>
+                <w:lang w:val="en-US" w:eastAsia="zh-CN"/>
+              </w:rPr>
+            </w:pPr>
+            <w:r>
+              <w:rPr>
+                <w:rFonts w:ascii="宋体" w:hAnsi="宋体" w:cs="宋体" w:hint="eastAsia"/>
                 <w:iCs/>
                 <w:color w:val="000000"/>
                 <w:kern w:val="0"/>
@@ -1948,7 +1881,7 @@
             </w:pPr>
             <w:r>
               <w:rPr>
-                <w:rFonts w:hint="eastAsia" w:ascii="宋体" w:hAnsi="宋体" w:cs="宋体"/>
+                <w:rFonts w:ascii="宋体" w:hAnsi="宋体" w:cs="宋体" w:hint="eastAsia"/>
                 <w:b/>
                 <w:bCs/>
                 <w:color w:val="000000"/>
@@ -1991,7 +1924,7 @@
             </w:pPr>
             <w:r>
               <w:rPr>
-                <w:rFonts w:hint="eastAsia" w:ascii="宋体" w:hAnsi="宋体" w:cs="宋体"/>
+                <w:rFonts w:ascii="宋体" w:hAnsi="宋体" w:cs="宋体" w:hint="eastAsia"/>
                 <w:iCs/>
                 <w:color w:val="000000"/>
                 <w:kern w:val="0"/>
@@ -2004,14 +1937,9 @@
       </w:tr>
       <w:tr>
         <w:tblPrEx>
-          <w:tblBorders>
-            <w:top w:val="single" w:color="auto" w:sz="4" w:space="0"/>
-            <w:left w:val="single" w:color="auto" w:sz="4" w:space="0"/>
-            <w:bottom w:val="single" w:color="auto" w:sz="4" w:space="0"/>
-            <w:right w:val="single" w:color="auto" w:sz="4" w:space="0"/>
-            <w:insideH w:val="single" w:color="auto" w:sz="4" w:space="0"/>
-            <w:insideV w:val="single" w:color="auto" w:sz="4" w:space="0"/>
-          </w:tblBorders>
+          <w:tblW w:w="9650" w:type="dxa"/>
+          <w:tblInd w:w="108" w:type="dxa"/>
+          <w:tblLayout w:type="fixed"/>
           <w:tblCellMar>
             <w:top w:w="0" w:type="dxa"/>
             <w:left w:w="108" w:type="dxa"/>
@@ -2020,7 +1948,7 @@
           </w:tblCellMar>
         </w:tblPrEx>
         <w:trPr>
-          <w:trHeight w:val="1316" w:hRule="atLeast"/>
+          <w:trHeight w:val="1316"/>
         </w:trPr>
         <w:tc>
           <w:tcPr>
@@ -2044,7 +1972,7 @@
             </w:pPr>
             <w:r>
               <w:rPr>
-                <w:rFonts w:hint="eastAsia" w:ascii="宋体" w:hAnsi="宋体" w:cs="宋体"/>
+                <w:rFonts w:ascii="宋体" w:hAnsi="宋体" w:cs="宋体" w:hint="eastAsia"/>
                 <w:b/>
                 <w:bCs/>
                 <w:color w:val="000000"/>
@@ -2079,17 +2007,17 @@
               <w:widowControl/>
               <w:spacing w:after="0"/>
               <w:rPr>
-                <w:rFonts w:hint="default" w:ascii="宋体" w:hAnsi="宋体" w:eastAsia="宋体" w:cs="宋体"/>
-                <w:iCs/>
-                <w:color w:val="000000"/>
-                <w:kern w:val="0"/>
-                <w:szCs w:val="21"/>
-                <w:lang w:val="en-US" w:eastAsia="zh-CN"/>
-              </w:rPr>
-            </w:pPr>
-            <w:r>
-              <w:rPr>
-                <w:rFonts w:ascii="Segoe UI" w:hAnsi="Segoe UI" w:eastAsia="Segoe UI" w:cs="Segoe UI"/>
+                <w:rFonts w:ascii="宋体" w:eastAsia="宋体" w:hAnsi="宋体" w:cs="宋体" w:hint="default"/>
+                <w:iCs/>
+                <w:color w:val="000000"/>
+                <w:kern w:val="0"/>
+                <w:szCs w:val="21"/>
+                <w:lang w:val="en-US" w:eastAsia="zh-CN"/>
+              </w:rPr>
+            </w:pPr>
+            <w:r>
+              <w:rPr>
+                <w:rFonts w:ascii="Segoe UI" w:eastAsia="Segoe UI" w:hAnsi="Segoe UI" w:cs="Segoe UI"/>
                 <w:i w:val="0"/>
                 <w:iCs w:val="0"/>
                 <w:caps w:val="0"/>
@@ -2097,13 +2025,13 @@
                 <w:spacing w:val="0"/>
                 <w:sz w:val="18"/>
                 <w:szCs w:val="18"/>
-                <w:shd w:val="clear" w:fill="FFFFFF"/>
+                <w:shd w:val="clear" w:color="auto" w:fill="FFFFFF"/>
               </w:rPr>
               <w:t>1.</w:t>
             </w:r>
             <w:r>
               <w:rPr>
-                <w:rFonts w:hint="default" w:ascii="Segoe UI" w:hAnsi="Segoe UI" w:eastAsia="Segoe UI" w:cs="Segoe UI"/>
+                <w:rFonts w:ascii="Segoe UI" w:eastAsia="Segoe UI" w:hAnsi="Segoe UI" w:cs="Segoe UI" w:hint="default"/>
                 <w:i w:val="0"/>
                 <w:iCs w:val="0"/>
                 <w:caps w:val="0"/>
@@ -2111,14 +2039,14 @@
                 <w:spacing w:val="0"/>
                 <w:sz w:val="18"/>
                 <w:szCs w:val="18"/>
-                <w:shd w:val="clear" w:fill="FFFFFF"/>
+                <w:shd w:val="clear" w:color="auto" w:fill="FFFFFF"/>
               </w:rPr>
               <w:t> </w:t>
             </w:r>
             <w:r>
               <w:rPr>
-                <w:rStyle w:val="21"/>
-                <w:rFonts w:hint="default" w:ascii="Segoe UI" w:hAnsi="Segoe UI" w:eastAsia="Segoe UI" w:cs="Segoe UI"/>
+                <w:rStyle w:val="Strong"/>
+                <w:rFonts w:ascii="Segoe UI" w:eastAsia="Segoe UI" w:hAnsi="Segoe UI" w:cs="Segoe UI" w:hint="default"/>
                 <w:b/>
                 <w:bCs/>
                 <w:i w:val="0"/>
@@ -2128,13 +2056,13 @@
                 <w:spacing w:val="0"/>
                 <w:sz w:val="18"/>
                 <w:szCs w:val="18"/>
-                <w:shd w:val="clear" w:fill="FFFFFF"/>
+                <w:shd w:val="clear" w:color="auto" w:fill="FFFFFF"/>
               </w:rPr>
               <w:t>财务风险</w:t>
             </w:r>
             <w:r>
               <w:rPr>
-                <w:rFonts w:hint="default" w:ascii="Segoe UI" w:hAnsi="Segoe UI" w:eastAsia="Segoe UI" w:cs="Segoe UI"/>
+                <w:rFonts w:ascii="Segoe UI" w:eastAsia="Segoe UI" w:hAnsi="Segoe UI" w:cs="Segoe UI" w:hint="default"/>
                 <w:i w:val="0"/>
                 <w:iCs w:val="0"/>
                 <w:caps w:val="0"/>
@@ -2142,13 +2070,13 @@
                 <w:spacing w:val="0"/>
                 <w:sz w:val="18"/>
                 <w:szCs w:val="18"/>
-                <w:shd w:val="clear" w:fill="FFFFFF"/>
+                <w:shd w:val="clear" w:color="auto" w:fill="FFFFFF"/>
               </w:rPr>
               <w:t>：可能导致甲方产生错误缴费，造成直接经济损失。</w:t>
             </w:r>
             <w:r>
               <w:rPr>
-                <w:rFonts w:hint="default" w:ascii="Segoe UI" w:hAnsi="Segoe UI" w:eastAsia="Segoe UI" w:cs="Segoe UI"/>
+                <w:rFonts w:ascii="Segoe UI" w:eastAsia="Segoe UI" w:hAnsi="Segoe UI" w:cs="Segoe UI" w:hint="default"/>
                 <w:i w:val="0"/>
                 <w:iCs w:val="0"/>
                 <w:caps w:val="0"/>
@@ -2156,13 +2084,13 @@
                 <w:spacing w:val="0"/>
                 <w:sz w:val="18"/>
                 <w:szCs w:val="18"/>
-                <w:shd w:val="clear" w:fill="FFFFFF"/>
-              </w:rPr>
-              <w:br w:type="textWrapping"/>
-            </w:r>
-            <w:r>
-              <w:rPr>
-                <w:rFonts w:hint="default" w:ascii="Segoe UI" w:hAnsi="Segoe UI" w:eastAsia="Segoe UI" w:cs="Segoe UI"/>
+                <w:shd w:val="clear" w:color="auto" w:fill="FFFFFF"/>
+              </w:rPr>
+              <w:br/>
+            </w:r>
+            <w:r>
+              <w:rPr>
+                <w:rFonts w:ascii="Segoe UI" w:eastAsia="Segoe UI" w:hAnsi="Segoe UI" w:cs="Segoe UI" w:hint="default"/>
                 <w:i w:val="0"/>
                 <w:iCs w:val="0"/>
                 <w:caps w:val="0"/>
@@ -2170,14 +2098,14 @@
                 <w:spacing w:val="0"/>
                 <w:sz w:val="18"/>
                 <w:szCs w:val="18"/>
-                <w:shd w:val="clear" w:fill="FFFFFF"/>
+                <w:shd w:val="clear" w:color="auto" w:fill="FFFFFF"/>
               </w:rPr>
               <w:t>2. </w:t>
             </w:r>
             <w:r>
               <w:rPr>
-                <w:rStyle w:val="21"/>
-                <w:rFonts w:hint="default" w:ascii="Segoe UI" w:hAnsi="Segoe UI" w:eastAsia="Segoe UI" w:cs="Segoe UI"/>
+                <w:rStyle w:val="Strong"/>
+                <w:rFonts w:ascii="Segoe UI" w:eastAsia="Segoe UI" w:hAnsi="Segoe UI" w:cs="Segoe UI" w:hint="default"/>
                 <w:b/>
                 <w:bCs/>
                 <w:i w:val="0"/>
@@ -2187,13 +2115,13 @@
                 <w:spacing w:val="0"/>
                 <w:sz w:val="18"/>
                 <w:szCs w:val="18"/>
-                <w:shd w:val="clear" w:fill="FFFFFF"/>
+                <w:shd w:val="clear" w:color="auto" w:fill="FFFFFF"/>
               </w:rPr>
               <w:t>合规风险</w:t>
             </w:r>
             <w:r>
               <w:rPr>
-                <w:rFonts w:hint="default" w:ascii="Segoe UI" w:hAnsi="Segoe UI" w:eastAsia="Segoe UI" w:cs="Segoe UI"/>
+                <w:rFonts w:ascii="Segoe UI" w:eastAsia="Segoe UI" w:hAnsi="Segoe UI" w:cs="Segoe UI" w:hint="default"/>
                 <w:i w:val="0"/>
                 <w:iCs w:val="0"/>
                 <w:caps w:val="0"/>
@@ -2201,13 +2129,13 @@
                 <w:spacing w:val="0"/>
                 <w:sz w:val="18"/>
                 <w:szCs w:val="18"/>
-                <w:shd w:val="clear" w:fill="FFFFFF"/>
+                <w:shd w:val="clear" w:color="auto" w:fill="FFFFFF"/>
               </w:rPr>
               <w:t>：社保记录不准确，可能引发劳动纠纷或审计问题。</w:t>
             </w:r>
             <w:r>
               <w:rPr>
-                <w:rFonts w:hint="default" w:ascii="Segoe UI" w:hAnsi="Segoe UI" w:eastAsia="Segoe UI" w:cs="Segoe UI"/>
+                <w:rFonts w:ascii="Segoe UI" w:eastAsia="Segoe UI" w:hAnsi="Segoe UI" w:cs="Segoe UI" w:hint="default"/>
                 <w:i w:val="0"/>
                 <w:iCs w:val="0"/>
                 <w:caps w:val="0"/>
@@ -2215,13 +2143,13 @@
                 <w:spacing w:val="0"/>
                 <w:sz w:val="18"/>
                 <w:szCs w:val="18"/>
-                <w:shd w:val="clear" w:fill="FFFFFF"/>
-              </w:rPr>
-              <w:br w:type="textWrapping"/>
-            </w:r>
-            <w:r>
-              <w:rPr>
-                <w:rFonts w:hint="default" w:ascii="Segoe UI" w:hAnsi="Segoe UI" w:eastAsia="Segoe UI" w:cs="Segoe UI"/>
+                <w:shd w:val="clear" w:color="auto" w:fill="FFFFFF"/>
+              </w:rPr>
+              <w:br/>
+            </w:r>
+            <w:r>
+              <w:rPr>
+                <w:rFonts w:ascii="Segoe UI" w:eastAsia="Segoe UI" w:hAnsi="Segoe UI" w:cs="Segoe UI" w:hint="default"/>
                 <w:i w:val="0"/>
                 <w:iCs w:val="0"/>
                 <w:caps w:val="0"/>
@@ -2229,14 +2157,14 @@
                 <w:spacing w:val="0"/>
                 <w:sz w:val="18"/>
                 <w:szCs w:val="18"/>
-                <w:shd w:val="clear" w:fill="FFFFFF"/>
+                <w:shd w:val="clear" w:color="auto" w:fill="FFFFFF"/>
               </w:rPr>
               <w:t>3. </w:t>
             </w:r>
             <w:r>
               <w:rPr>
-                <w:rStyle w:val="21"/>
-                <w:rFonts w:hint="default" w:ascii="Segoe UI" w:hAnsi="Segoe UI" w:eastAsia="Segoe UI" w:cs="Segoe UI"/>
+                <w:rStyle w:val="Strong"/>
+                <w:rFonts w:ascii="Segoe UI" w:eastAsia="Segoe UI" w:hAnsi="Segoe UI" w:cs="Segoe UI" w:hint="default"/>
                 <w:b/>
                 <w:bCs/>
                 <w:i w:val="0"/>
@@ -2246,13 +2174,13 @@
                 <w:spacing w:val="0"/>
                 <w:sz w:val="18"/>
                 <w:szCs w:val="18"/>
-                <w:shd w:val="clear" w:fill="FFFFFF"/>
+                <w:shd w:val="clear" w:color="auto" w:fill="FFFFFF"/>
               </w:rPr>
               <w:t>信任危机</w:t>
             </w:r>
             <w:r>
               <w:rPr>
-                <w:rFonts w:hint="default" w:ascii="Segoe UI" w:hAnsi="Segoe UI" w:eastAsia="Segoe UI" w:cs="Segoe UI"/>
+                <w:rFonts w:ascii="Segoe UI" w:eastAsia="Segoe UI" w:hAnsi="Segoe UI" w:cs="Segoe UI" w:hint="default"/>
                 <w:i w:val="0"/>
                 <w:iCs w:val="0"/>
                 <w:caps w:val="0"/>
@@ -2260,7 +2188,7 @@
                 <w:spacing w:val="0"/>
                 <w:sz w:val="18"/>
                 <w:szCs w:val="18"/>
-                <w:shd w:val="clear" w:fill="FFFFFF"/>
+                <w:shd w:val="clear" w:color="auto" w:fill="FFFFFF"/>
               </w:rPr>
               <w:t>：严重影响甲方对系统“数据闭环管理”能力的信任，触及合同核心需求。</w:t>
             </w:r>
@@ -2269,14 +2197,9 @@
       </w:tr>
       <w:tr>
         <w:tblPrEx>
-          <w:tblBorders>
-            <w:top w:val="single" w:color="auto" w:sz="4" w:space="0"/>
-            <w:left w:val="single" w:color="auto" w:sz="4" w:space="0"/>
-            <w:bottom w:val="single" w:color="auto" w:sz="4" w:space="0"/>
-            <w:right w:val="single" w:color="auto" w:sz="4" w:space="0"/>
-            <w:insideH w:val="single" w:color="auto" w:sz="4" w:space="0"/>
-            <w:insideV w:val="single" w:color="auto" w:sz="4" w:space="0"/>
-          </w:tblBorders>
+          <w:tblW w:w="9650" w:type="dxa"/>
+          <w:tblInd w:w="108" w:type="dxa"/>
+          <w:tblLayout w:type="fixed"/>
           <w:tblCellMar>
             <w:top w:w="0" w:type="dxa"/>
             <w:left w:w="108" w:type="dxa"/>
@@ -2285,7 +2208,7 @@
           </w:tblCellMar>
         </w:tblPrEx>
         <w:trPr>
-          <w:trHeight w:val="1182" w:hRule="atLeast"/>
+          <w:trHeight w:val="1182"/>
         </w:trPr>
         <w:tc>
           <w:tcPr>
@@ -2309,7 +2232,7 @@
             </w:pPr>
             <w:r>
               <w:rPr>
-                <w:rFonts w:hint="eastAsia" w:ascii="宋体" w:hAnsi="宋体" w:cs="宋体"/>
+                <w:rFonts w:ascii="宋体" w:hAnsi="宋体" w:cs="宋体" w:hint="eastAsia"/>
                 <w:b/>
                 <w:bCs/>
                 <w:color w:val="000000"/>
@@ -2344,17 +2267,17 @@
               <w:widowControl/>
               <w:spacing w:after="0"/>
               <w:rPr>
-                <w:rFonts w:hint="default" w:ascii="宋体" w:hAnsi="宋体" w:eastAsia="宋体" w:cs="宋体"/>
-                <w:iCs/>
-                <w:color w:val="000000"/>
-                <w:kern w:val="0"/>
-                <w:szCs w:val="21"/>
-                <w:lang w:val="en-US" w:eastAsia="zh-CN"/>
-              </w:rPr>
-            </w:pPr>
-            <w:r>
-              <w:rPr>
-                <w:rFonts w:ascii="Segoe UI" w:hAnsi="Segoe UI" w:eastAsia="Segoe UI" w:cs="Segoe UI"/>
+                <w:rFonts w:ascii="宋体" w:eastAsia="宋体" w:hAnsi="宋体" w:cs="宋体" w:hint="default"/>
+                <w:iCs/>
+                <w:color w:val="000000"/>
+                <w:kern w:val="0"/>
+                <w:szCs w:val="21"/>
+                <w:lang w:val="en-US" w:eastAsia="zh-CN"/>
+              </w:rPr>
+            </w:pPr>
+            <w:r>
+              <w:rPr>
+                <w:rFonts w:ascii="Segoe UI" w:eastAsia="Segoe UI" w:hAnsi="Segoe UI" w:cs="Segoe UI"/>
                 <w:i w:val="0"/>
                 <w:iCs w:val="0"/>
                 <w:caps w:val="0"/>
@@ -2362,7 +2285,7 @@
                 <w:spacing w:val="0"/>
                 <w:sz w:val="18"/>
                 <w:szCs w:val="18"/>
-                <w:shd w:val="clear" w:fill="FFFFFF"/>
+                <w:shd w:val="clear" w:color="auto" w:fill="FFFFFF"/>
               </w:rPr>
               <w:t>开发并部署数据同步补丁，修复业务流程漏洞，确保离职操作强制触发并完成社保中断流程。</w:t>
             </w:r>
@@ -2371,14 +2294,9 @@
       </w:tr>
       <w:tr>
         <w:tblPrEx>
-          <w:tblBorders>
-            <w:top w:val="single" w:color="auto" w:sz="4" w:space="0"/>
-            <w:left w:val="single" w:color="auto" w:sz="4" w:space="0"/>
-            <w:bottom w:val="single" w:color="auto" w:sz="4" w:space="0"/>
-            <w:right w:val="single" w:color="auto" w:sz="4" w:space="0"/>
-            <w:insideH w:val="single" w:color="auto" w:sz="4" w:space="0"/>
-            <w:insideV w:val="single" w:color="auto" w:sz="4" w:space="0"/>
-          </w:tblBorders>
+          <w:tblW w:w="9650" w:type="dxa"/>
+          <w:tblInd w:w="108" w:type="dxa"/>
+          <w:tblLayout w:type="fixed"/>
           <w:tblCellMar>
             <w:top w:w="0" w:type="dxa"/>
             <w:left w:w="108" w:type="dxa"/>
@@ -2387,7 +2305,7 @@
           </w:tblCellMar>
         </w:tblPrEx>
         <w:trPr>
-          <w:trHeight w:val="376" w:hRule="atLeast"/>
+          <w:trHeight w:val="376"/>
         </w:trPr>
         <w:tc>
           <w:tcPr>
@@ -2411,7 +2329,7 @@
             </w:pPr>
             <w:r>
               <w:rPr>
-                <w:rFonts w:hint="eastAsia" w:ascii="宋体" w:hAnsi="宋体" w:cs="宋体"/>
+                <w:rFonts w:ascii="宋体" w:hAnsi="宋体" w:cs="宋体" w:hint="eastAsia"/>
                 <w:b/>
                 <w:bCs/>
                 <w:color w:val="000000"/>
@@ -2434,17 +2352,17 @@
               <w:widowControl/>
               <w:spacing w:after="0"/>
               <w:rPr>
-                <w:rFonts w:hint="eastAsia" w:ascii="宋体" w:hAnsi="宋体" w:eastAsia="宋体" w:cs="宋体"/>
-                <w:iCs/>
-                <w:color w:val="000000"/>
-                <w:kern w:val="0"/>
-                <w:szCs w:val="21"/>
-                <w:lang w:val="en-US" w:eastAsia="zh-CN"/>
-              </w:rPr>
-            </w:pPr>
-            <w:r>
-              <w:rPr>
-                <w:rFonts w:hint="eastAsia" w:ascii="宋体" w:hAnsi="宋体" w:cs="宋体"/>
+                <w:rFonts w:ascii="宋体" w:eastAsia="宋体" w:hAnsi="宋体" w:cs="宋体" w:hint="eastAsia"/>
+                <w:iCs/>
+                <w:color w:val="000000"/>
+                <w:kern w:val="0"/>
+                <w:szCs w:val="21"/>
+                <w:lang w:val="en-US" w:eastAsia="zh-CN"/>
+              </w:rPr>
+            </w:pPr>
+            <w:r>
+              <w:rPr>
+                <w:rFonts w:ascii="宋体" w:hAnsi="宋体" w:cs="宋体" w:hint="eastAsia"/>
                 <w:iCs/>
                 <w:color w:val="000000"/>
                 <w:kern w:val="0"/>
@@ -2454,7 +2372,7 @@
             </w:r>
             <w:r>
               <w:rPr>
-                <w:rFonts w:hint="eastAsia" w:ascii="宋体" w:hAnsi="宋体" w:cs="宋体"/>
+                <w:rFonts w:ascii="宋体" w:hAnsi="宋体" w:cs="宋体" w:hint="eastAsia"/>
                 <w:iCs/>
                 <w:color w:val="000000"/>
                 <w:kern w:val="0"/>
@@ -2486,7 +2404,7 @@
             </w:pPr>
             <w:r>
               <w:rPr>
-                <w:rFonts w:hint="eastAsia" w:ascii="宋体" w:hAnsi="宋体" w:cs="宋体"/>
+                <w:rFonts w:ascii="宋体" w:hAnsi="宋体" w:cs="宋体" w:hint="eastAsia"/>
                 <w:b/>
                 <w:bCs/>
                 <w:color w:val="000000"/>
@@ -2509,17 +2427,17 @@
               <w:widowControl/>
               <w:spacing w:after="0"/>
               <w:rPr>
-                <w:rFonts w:hint="default" w:ascii="宋体" w:hAnsi="宋体" w:eastAsia="宋体" w:cs="宋体"/>
-                <w:iCs/>
-                <w:color w:val="000000"/>
-                <w:kern w:val="0"/>
-                <w:szCs w:val="21"/>
-                <w:lang w:val="en-US" w:eastAsia="zh-CN"/>
-              </w:rPr>
-            </w:pPr>
-            <w:r>
-              <w:rPr>
-                <w:rFonts w:hint="eastAsia" w:ascii="宋体" w:hAnsi="宋体" w:cs="宋体"/>
+                <w:rFonts w:ascii="宋体" w:eastAsia="宋体" w:hAnsi="宋体" w:cs="宋体" w:hint="default"/>
+                <w:iCs/>
+                <w:color w:val="000000"/>
+                <w:kern w:val="0"/>
+                <w:szCs w:val="21"/>
+                <w:lang w:val="en-US" w:eastAsia="zh-CN"/>
+              </w:rPr>
+            </w:pPr>
+            <w:r>
+              <w:rPr>
+                <w:rFonts w:ascii="宋体" w:hAnsi="宋体" w:cs="宋体" w:hint="eastAsia"/>
                 <w:iCs/>
                 <w:color w:val="000000"/>
                 <w:kern w:val="0"/>
@@ -2536,7 +2454,7 @@
     </w:tbl>
     <w:p>
       <w:pPr>
-        <w:pStyle w:val="38"/>
+        <w:pStyle w:val="1"/>
         <w:ind w:firstLine="0" w:firstLineChars="0"/>
         <w:rPr>
           <w:rFonts w:hint="eastAsia"/>
@@ -2544,73 +2462,23 @@
       </w:pPr>
     </w:p>
     <w:sectPr>
-      <w:headerReference r:id="rId5" w:type="default"/>
+      <w:headerReference w:type="default" r:id="rId4"/>
       <w:pgSz w:w="11906" w:h="16838"/>
       <w:pgMar w:top="1701" w:right="1134" w:bottom="1701" w:left="1134" w:header="851" w:footer="992" w:gutter="0"/>
-      <w:cols w:space="425" w:num="1"/>
+      <w:cols w:num="1" w:space="425"/>
       <w:docGrid w:type="lines" w:linePitch="312" w:charSpace="0"/>
     </w:sectPr>
   </w:body>
 </w:document>
 </file>
 
-<file path=word/endnotes.xml><?xml version="1.0" encoding="utf-8"?>
-<w:endnotes xmlns:wpc="http://schemas.microsoft.com/office/word/2010/wordprocessingCanvas" xmlns:mc="http://schemas.openxmlformats.org/markup-compatibility/2006" xmlns:o="urn:schemas-microsoft-com:office:office" xmlns:r="http://schemas.openxmlformats.org/officeDocument/2006/relationships" xmlns:m="http://schemas.openxmlformats.org/officeDocument/2006/math" xmlns:v="urn:schemas-microsoft-com:vml" xmlns:wp14="http://schemas.microsoft.com/office/word/2010/wordprocessingDrawing" xmlns:wp="http://schemas.openxmlformats.org/drawingml/2006/wordprocessingDrawing" xmlns:w="http://schemas.openxmlformats.org/wordprocessingml/2006/main" xmlns:w14="http://schemas.microsoft.com/office/word/2010/wordml" xmlns:w15="http://schemas.microsoft.com/office/word/2012/wordml" xmlns:w10="urn:schemas-microsoft-com:office:word" xmlns:wpg="http://schemas.microsoft.com/office/word/2010/wordprocessingGroup" xmlns:wpi="http://schemas.microsoft.com/office/word/2010/wordprocessingInk" xmlns:wne="http://schemas.microsoft.com/office/word/2006/wordml" xmlns:wps="http://schemas.microsoft.com/office/word/2010/wordprocessingShape" xmlns:wpsCustomData="http://www.wps.cn/officeDocument/2013/wpsCustomData" mc:Ignorable="w14 w15 wp14">
-  <w:endnote w:type="separator" w:id="0">
-    <w:p>
-      <w:pPr>
-        <w:spacing w:line="240" w:lineRule="auto"/>
-      </w:pPr>
-      <w:r>
-        <w:separator/>
-      </w:r>
-    </w:p>
-  </w:endnote>
-  <w:endnote w:type="continuationSeparator" w:id="1">
-    <w:p>
-      <w:pPr>
-        <w:spacing w:line="240" w:lineRule="auto"/>
-      </w:pPr>
-      <w:r>
-        <w:continuationSeparator/>
-      </w:r>
-    </w:p>
-  </w:endnote>
-</w:endnotes>
-</file>
-
-<file path=word/footnotes.xml><?xml version="1.0" encoding="utf-8"?>
-<w:footnotes xmlns:wpc="http://schemas.microsoft.com/office/word/2010/wordprocessingCanvas" xmlns:mc="http://schemas.openxmlformats.org/markup-compatibility/2006" xmlns:o="urn:schemas-microsoft-com:office:office" xmlns:r="http://schemas.openxmlformats.org/officeDocument/2006/relationships" xmlns:m="http://schemas.openxmlformats.org/officeDocument/2006/math" xmlns:v="urn:schemas-microsoft-com:vml" xmlns:wp14="http://schemas.microsoft.com/office/word/2010/wordprocessingDrawing" xmlns:wp="http://schemas.openxmlformats.org/drawingml/2006/wordprocessingDrawing" xmlns:w="http://schemas.openxmlformats.org/wordprocessingml/2006/main" xmlns:w14="http://schemas.microsoft.com/office/word/2010/wordml" xmlns:w15="http://schemas.microsoft.com/office/word/2012/wordml" xmlns:w10="urn:schemas-microsoft-com:office:word" xmlns:wpg="http://schemas.microsoft.com/office/word/2010/wordprocessingGroup" xmlns:wpi="http://schemas.microsoft.com/office/word/2010/wordprocessingInk" xmlns:wne="http://schemas.microsoft.com/office/word/2006/wordml" xmlns:wps="http://schemas.microsoft.com/office/word/2010/wordprocessingShape" xmlns:wpsCustomData="http://www.wps.cn/officeDocument/2013/wpsCustomData" mc:Ignorable="w14 w15 wp14">
-  <w:footnote w:type="separator" w:id="0">
-    <w:p>
-      <w:pPr>
-        <w:spacing w:before="0" w:after="0" w:line="276" w:lineRule="auto"/>
-      </w:pPr>
-      <w:r>
-        <w:separator/>
-      </w:r>
-    </w:p>
-  </w:footnote>
-  <w:footnote w:type="continuationSeparator" w:id="1">
-    <w:p>
-      <w:pPr>
-        <w:spacing w:before="0" w:after="0" w:line="276" w:lineRule="auto"/>
-      </w:pPr>
-      <w:r>
-        <w:continuationSeparator/>
-      </w:r>
-    </w:p>
-  </w:footnote>
-</w:footnotes>
-</file>
-
 <file path=word/header1.xml><?xml version="1.0" encoding="utf-8"?>
-<w:hdr xmlns:wpc="http://schemas.microsoft.com/office/word/2010/wordprocessingCanvas" xmlns:mc="http://schemas.openxmlformats.org/markup-compatibility/2006" xmlns:o="urn:schemas-microsoft-com:office:office" xmlns:r="http://schemas.openxmlformats.org/officeDocument/2006/relationships" xmlns:m="http://schemas.openxmlformats.org/officeDocument/2006/math" xmlns:v="urn:schemas-microsoft-com:vml" xmlns:wp14="http://schemas.microsoft.com/office/word/2010/wordprocessingDrawing" xmlns:wp="http://schemas.openxmlformats.org/drawingml/2006/wordprocessingDrawing" xmlns:w10="urn:schemas-microsoft-com:office:word" xmlns:w="http://schemas.openxmlformats.org/wordprocessingml/2006/main" xmlns:w14="http://schemas.microsoft.com/office/word/2010/wordml" xmlns:w15="http://schemas.microsoft.com/office/word/2012/wordml" xmlns:wpg="http://schemas.microsoft.com/office/word/2010/wordprocessingGroup" xmlns:wpi="http://schemas.microsoft.com/office/word/2010/wordprocessingInk" xmlns:wne="http://schemas.microsoft.com/office/word/2006/wordml" xmlns:wps="http://schemas.microsoft.com/office/word/2010/wordprocessingShape" xmlns:wpsCustomData="http://www.wps.cn/officeDocument/2013/wpsCustomData" mc:Ignorable="w14 w15 wp14">
+<w:hdr xmlns:wpc="http://schemas.microsoft.com/office/word/2010/wordprocessingCanvas" xmlns:mc="http://schemas.openxmlformats.org/markup-compatibility/2006" xmlns:o="urn:schemas-microsoft-com:office:office" xmlns:r="http://schemas.openxmlformats.org/officeDocument/2006/relationships" xmlns:m="http://schemas.openxmlformats.org/officeDocument/2006/math" xmlns:v="urn:schemas-microsoft-com:vml" xmlns:wp14="http://schemas.microsoft.com/office/word/2010/wordprocessingDrawing" xmlns:wp="http://schemas.openxmlformats.org/drawingml/2006/wordprocessingDrawing" xmlns:w10="urn:schemas-microsoft-com:office:word" xmlns:w="http://schemas.openxmlformats.org/wordprocessingml/2006/main" xmlns:w14="http://schemas.microsoft.com/office/word/2010/wordml" xmlns:w15="http://schemas.microsoft.com/office/word/2012/wordml" xmlns:wne="http://schemas.microsoft.com/office/word/2006/wordml" xmlns:wpg="http://schemas.microsoft.com/office/word/2010/wordprocessingGroup" xmlns:wpi="http://schemas.microsoft.com/office/word/2010/wordprocessingInk" xmlns:wps="http://schemas.microsoft.com/office/word/2010/wordprocessingShape" mc:Ignorable="w14 w15 wp14">
   <w:p>
     <w:pPr>
-      <w:pStyle w:val="15"/>
+      <w:pStyle w:val="Header"/>
       <w:pBdr>
-        <w:bottom w:val="none" w:color="auto" w:sz="0" w:space="0"/>
+        <w:bottom w:val="nil"/>
       </w:pBdr>
     </w:pPr>
     <w:r>
@@ -2624,15 +2492,15 @@
 </file>
 
 <file path=word/numbering.xml><?xml version="1.0" encoding="utf-8"?>
-<w:numbering xmlns:wpc="http://schemas.microsoft.com/office/word/2010/wordprocessingCanvas" xmlns:mc="http://schemas.openxmlformats.org/markup-compatibility/2006" xmlns:o="urn:schemas-microsoft-com:office:office" xmlns:r="http://schemas.openxmlformats.org/officeDocument/2006/relationships" xmlns:m="http://schemas.openxmlformats.org/officeDocument/2006/math" xmlns:v="urn:schemas-microsoft-com:vml" xmlns:wp14="http://schemas.microsoft.com/office/word/2010/wordprocessingDrawing" xmlns:wp="http://schemas.openxmlformats.org/drawingml/2006/wordprocessingDrawing" xmlns:w10="urn:schemas-microsoft-com:office:word" xmlns:w="http://schemas.openxmlformats.org/wordprocessingml/2006/main" xmlns:w14="http://schemas.microsoft.com/office/word/2010/wordml" xmlns:wpg="http://schemas.microsoft.com/office/word/2010/wordprocessingGroup" xmlns:wpi="http://schemas.microsoft.com/office/word/2010/wordprocessingInk" xmlns:wne="http://schemas.microsoft.com/office/word/2006/wordml" xmlns:wps="http://schemas.microsoft.com/office/word/2010/wordprocessingShape" xmlns:wpsCustomData="http://www.wps.cn/officeDocument/2013/wpsCustomData" mc:Ignorable="w14 wp14">
+<w:numbering xmlns:wpc="http://schemas.microsoft.com/office/word/2010/wordprocessingCanvas" xmlns:mc="http://schemas.openxmlformats.org/markup-compatibility/2006" xmlns:o="urn:schemas-microsoft-com:office:office" xmlns:r="http://schemas.openxmlformats.org/officeDocument/2006/relationships" xmlns:m="http://schemas.openxmlformats.org/officeDocument/2006/math" xmlns:v="urn:schemas-microsoft-com:vml" xmlns:wp14="http://schemas.microsoft.com/office/word/2010/wordprocessingDrawing" xmlns:wp="http://schemas.openxmlformats.org/drawingml/2006/wordprocessingDrawing" xmlns:w10="urn:schemas-microsoft-com:office:word" xmlns:w="http://schemas.openxmlformats.org/wordprocessingml/2006/main" xmlns:w14="http://schemas.microsoft.com/office/word/2010/wordml" xmlns:w15="http://schemas.microsoft.com/office/word/2012/wordml" xmlns:wne="http://schemas.microsoft.com/office/word/2006/wordml" xmlns:wpg="http://schemas.microsoft.com/office/word/2010/wordprocessingGroup" xmlns:wpi="http://schemas.microsoft.com/office/word/2010/wordprocessingInk" xmlns:wps="http://schemas.microsoft.com/office/word/2010/wordprocessingShape" mc:Ignorable="w14 w15 wp14">
   <w:abstractNum w:abstractNumId="0">
     <w:nsid w:val="57B1BE3F"/>
     <w:multiLevelType w:val="multilevel"/>
     <w:tmpl w:val="57B1BE3F"/>
-    <w:lvl w:ilvl="0" w:tentative="0">
+    <w:lvl w:ilvl="0">
       <w:start w:val="1"/>
       <w:numFmt w:val="decimal"/>
-      <w:pStyle w:val="2"/>
+      <w:pStyle w:val="Heading1"/>
       <w:lvlText w:val="%1."/>
       <w:lvlJc w:val="left"/>
       <w:pPr>
@@ -2645,10 +2513,10 @@
         <w:rFonts w:hint="default"/>
       </w:rPr>
     </w:lvl>
-    <w:lvl w:ilvl="1" w:tentative="0">
+    <w:lvl w:ilvl="1">
       <w:start w:val="1"/>
       <w:numFmt w:val="decimal"/>
-      <w:pStyle w:val="3"/>
+      <w:pStyle w:val="Heading2"/>
       <w:lvlText w:val="%1.%2."/>
       <w:lvlJc w:val="left"/>
       <w:pPr>
@@ -2661,10 +2529,10 @@
         <w:rFonts w:hint="default"/>
       </w:rPr>
     </w:lvl>
-    <w:lvl w:ilvl="2" w:tentative="0">
+    <w:lvl w:ilvl="2">
       <w:start w:val="1"/>
       <w:numFmt w:val="decimal"/>
-      <w:pStyle w:val="4"/>
+      <w:pStyle w:val="Heading3"/>
       <w:lvlText w:val="%1.%2.%3."/>
       <w:lvlJc w:val="left"/>
       <w:pPr>
@@ -2677,10 +2545,10 @@
         <w:rFonts w:hint="default"/>
       </w:rPr>
     </w:lvl>
-    <w:lvl w:ilvl="3" w:tentative="0">
+    <w:lvl w:ilvl="3">
       <w:start w:val="1"/>
       <w:numFmt w:val="decimal"/>
-      <w:pStyle w:val="5"/>
+      <w:pStyle w:val="Heading4"/>
       <w:lvlText w:val="%1.%2.%3.%4."/>
       <w:lvlJc w:val="left"/>
       <w:pPr>
@@ -2693,10 +2561,10 @@
         <w:rFonts w:hint="default"/>
       </w:rPr>
     </w:lvl>
-    <w:lvl w:ilvl="4" w:tentative="0">
+    <w:lvl w:ilvl="4">
       <w:start w:val="1"/>
       <w:numFmt w:val="decimal"/>
-      <w:pStyle w:val="6"/>
+      <w:pStyle w:val="Heading5"/>
       <w:lvlText w:val="%1.%2.%3.%4.%5."/>
       <w:lvlJc w:val="left"/>
       <w:pPr>
@@ -2709,10 +2577,10 @@
         <w:rFonts w:hint="default"/>
       </w:rPr>
     </w:lvl>
-    <w:lvl w:ilvl="5" w:tentative="0">
+    <w:lvl w:ilvl="5">
       <w:start w:val="1"/>
       <w:numFmt w:val="decimal"/>
-      <w:pStyle w:val="7"/>
+      <w:pStyle w:val="Heading6"/>
       <w:lvlText w:val="%1.%2.%3.%4.%5.%6."/>
       <w:lvlJc w:val="left"/>
       <w:pPr>
@@ -2725,10 +2593,10 @@
         <w:rFonts w:hint="default"/>
       </w:rPr>
     </w:lvl>
-    <w:lvl w:ilvl="6" w:tentative="0">
+    <w:lvl w:ilvl="6">
       <w:start w:val="1"/>
       <w:numFmt w:val="decimal"/>
-      <w:pStyle w:val="8"/>
+      <w:pStyle w:val="Heading7"/>
       <w:lvlText w:val="%1.%2.%3.%4.%5.%6.%7."/>
       <w:lvlJc w:val="left"/>
       <w:pPr>
@@ -2741,10 +2609,10 @@
         <w:rFonts w:hint="default"/>
       </w:rPr>
     </w:lvl>
-    <w:lvl w:ilvl="7" w:tentative="0">
+    <w:lvl w:ilvl="7">
       <w:start w:val="1"/>
       <w:numFmt w:val="decimal"/>
-      <w:pStyle w:val="9"/>
+      <w:pStyle w:val="Heading8"/>
       <w:lvlText w:val="%1.%2.%3.%4.%5.%6.%7.%8."/>
       <w:lvlJc w:val="left"/>
       <w:pPr>
@@ -2757,10 +2625,10 @@
         <w:rFonts w:hint="default"/>
       </w:rPr>
     </w:lvl>
-    <w:lvl w:ilvl="8" w:tentative="0">
+    <w:lvl w:ilvl="8">
       <w:start w:val="1"/>
       <w:numFmt w:val="decimal"/>
-      <w:pStyle w:val="10"/>
+      <w:pStyle w:val="Heading9"/>
       <w:lvlText w:val="%1.%2.%3.%4.%5.%6.%7.%8.%9."/>
       <w:lvlJc w:val="left"/>
       <w:pPr>
@@ -2781,289 +2649,287 @@
 </file>
 
 <file path=word/styles.xml><?xml version="1.0" encoding="utf-8"?>
-<w:styles xmlns:mc="http://schemas.openxmlformats.org/markup-compatibility/2006" xmlns:o="urn:schemas-microsoft-com:office:office" xmlns:r="http://schemas.openxmlformats.org/officeDocument/2006/relationships" xmlns:m="http://schemas.openxmlformats.org/officeDocument/2006/math" xmlns:v="urn:schemas-microsoft-com:vml" xmlns:w="http://schemas.openxmlformats.org/wordprocessingml/2006/main" xmlns:w14="http://schemas.microsoft.com/office/word/2010/wordml" xmlns:w10="urn:schemas-microsoft-com:office:word" xmlns:sl="http://schemas.openxmlformats.org/schemaLibrary/2006/main" xmlns:wpsCustomData="http://www.wps.cn/officeDocument/2013/wpsCustomData" mc:Ignorable="w14">
+<w:styles xmlns:mc="http://schemas.openxmlformats.org/markup-compatibility/2006" xmlns:r="http://schemas.openxmlformats.org/officeDocument/2006/relationships" xmlns:w="http://schemas.openxmlformats.org/wordprocessingml/2006/main" xmlns:w14="http://schemas.microsoft.com/office/word/2010/wordml" xmlns:w15="http://schemas.microsoft.com/office/word/2012/wordml" mc:Ignorable="w14 w15">
   <w:docDefaults>
     <w:rPrDefault>
       <w:rPr>
-        <w:rFonts w:ascii="Times New Roman" w:hAnsi="Times New Roman" w:eastAsia="宋体" w:cs="Times New Roman"/>
+        <w:rFonts w:ascii="Times New Roman" w:eastAsia="宋体" w:hAnsi="Times New Roman" w:cs="Times New Roman"/>
       </w:rPr>
     </w:rPrDefault>
     <w:pPrDefault/>
   </w:docDefaults>
-  <w:latentStyles w:count="260" w:defQFormat="0" w:defUnhideWhenUsed="1" w:defSemiHidden="1" w:defUIPriority="99" w:defLockedState="0">
-    <w:lsdException w:qFormat="1" w:unhideWhenUsed="0" w:uiPriority="0" w:semiHidden="0" w:name="Normal"/>
-    <w:lsdException w:qFormat="1" w:unhideWhenUsed="0" w:uiPriority="99" w:semiHidden="0" w:name="heading 1"/>
-    <w:lsdException w:qFormat="1" w:unhideWhenUsed="0" w:uiPriority="99" w:semiHidden="0" w:name="heading 2"/>
-    <w:lsdException w:qFormat="1" w:unhideWhenUsed="0" w:uiPriority="99" w:semiHidden="0" w:name="heading 3"/>
-    <w:lsdException w:qFormat="1" w:unhideWhenUsed="0" w:uiPriority="99" w:semiHidden="0" w:name="heading 4"/>
-    <w:lsdException w:qFormat="1" w:unhideWhenUsed="0" w:uiPriority="99" w:semiHidden="0" w:name="heading 5"/>
-    <w:lsdException w:qFormat="1" w:unhideWhenUsed="0" w:uiPriority="99" w:semiHidden="0" w:name="heading 6"/>
-    <w:lsdException w:qFormat="1" w:unhideWhenUsed="0" w:uiPriority="99" w:semiHidden="0" w:name="heading 7"/>
-    <w:lsdException w:qFormat="1" w:unhideWhenUsed="0" w:uiPriority="99" w:semiHidden="0" w:name="heading 8"/>
-    <w:lsdException w:qFormat="1" w:unhideWhenUsed="0" w:uiPriority="99" w:semiHidden="0" w:name="heading 9"/>
-    <w:lsdException w:uiPriority="99" w:name="index 1" w:locked="1"/>
-    <w:lsdException w:uiPriority="99" w:name="index 2" w:locked="1"/>
-    <w:lsdException w:uiPriority="99" w:name="index 3" w:locked="1"/>
-    <w:lsdException w:uiPriority="99" w:name="index 4" w:locked="1"/>
-    <w:lsdException w:uiPriority="99" w:name="index 5" w:locked="1"/>
-    <w:lsdException w:uiPriority="99" w:name="index 6" w:locked="1"/>
-    <w:lsdException w:uiPriority="99" w:name="index 7" w:locked="1"/>
-    <w:lsdException w:uiPriority="99" w:name="index 8" w:locked="1"/>
-    <w:lsdException w:uiPriority="99" w:name="index 9" w:locked="1"/>
-    <w:lsdException w:qFormat="1" w:unhideWhenUsed="0" w:uiPriority="99" w:semiHidden="0" w:name="toc 1"/>
-    <w:lsdException w:qFormat="1" w:unhideWhenUsed="0" w:uiPriority="99" w:semiHidden="0" w:name="toc 2"/>
-    <w:lsdException w:qFormat="1" w:unhideWhenUsed="0" w:uiPriority="99" w:semiHidden="0" w:name="toc 3"/>
-    <w:lsdException w:unhideWhenUsed="0" w:uiPriority="0" w:semiHidden="0" w:name="toc 4"/>
-    <w:lsdException w:unhideWhenUsed="0" w:uiPriority="0" w:semiHidden="0" w:name="toc 5"/>
-    <w:lsdException w:unhideWhenUsed="0" w:uiPriority="0" w:semiHidden="0" w:name="toc 6"/>
-    <w:lsdException w:unhideWhenUsed="0" w:uiPriority="0" w:semiHidden="0" w:name="toc 7"/>
-    <w:lsdException w:unhideWhenUsed="0" w:uiPriority="0" w:semiHidden="0" w:name="toc 8"/>
-    <w:lsdException w:unhideWhenUsed="0" w:uiPriority="0" w:semiHidden="0" w:name="toc 9"/>
-    <w:lsdException w:uiPriority="99" w:name="Normal Indent" w:locked="1"/>
-    <w:lsdException w:uiPriority="99" w:name="footnote text" w:locked="1"/>
-    <w:lsdException w:uiPriority="99" w:name="annotation text" w:locked="1"/>
-    <w:lsdException w:qFormat="1" w:unhideWhenUsed="0" w:uiPriority="99" w:name="header"/>
-    <w:lsdException w:qFormat="1" w:unhideWhenUsed="0" w:uiPriority="99" w:semiHidden="0" w:name="footer"/>
-    <w:lsdException w:uiPriority="99" w:name="index heading" w:locked="1"/>
-    <w:lsdException w:qFormat="1" w:uiPriority="0" w:name="caption"/>
-    <w:lsdException w:uiPriority="99" w:name="table of figures" w:locked="1"/>
-    <w:lsdException w:uiPriority="99" w:name="envelope address" w:locked="1"/>
-    <w:lsdException w:uiPriority="99" w:name="envelope return" w:locked="1"/>
-    <w:lsdException w:uiPriority="99" w:name="footnote reference" w:locked="1"/>
-    <w:lsdException w:uiPriority="99" w:name="annotation reference" w:locked="1"/>
-    <w:lsdException w:uiPriority="99" w:name="line number" w:locked="1"/>
-    <w:lsdException w:uiPriority="99" w:name="page number" w:locked="1"/>
-    <w:lsdException w:uiPriority="99" w:name="endnote reference" w:locked="1"/>
-    <w:lsdException w:uiPriority="99" w:name="endnote text" w:locked="1"/>
-    <w:lsdException w:uiPriority="99" w:name="table of authorities" w:locked="1"/>
-    <w:lsdException w:uiPriority="99" w:name="macro" w:locked="1"/>
-    <w:lsdException w:uiPriority="99" w:name="toa heading" w:locked="1"/>
-    <w:lsdException w:uiPriority="99" w:name="List" w:locked="1"/>
-    <w:lsdException w:uiPriority="99" w:name="List Bullet" w:locked="1"/>
-    <w:lsdException w:uiPriority="99" w:name="List Number" w:locked="1"/>
-    <w:lsdException w:uiPriority="99" w:name="List 2" w:locked="1"/>
-    <w:lsdException w:uiPriority="99" w:name="List 3" w:locked="1"/>
-    <w:lsdException w:uiPriority="99" w:name="List 4" w:locked="1"/>
-    <w:lsdException w:uiPriority="99" w:name="List 5" w:locked="1"/>
-    <w:lsdException w:uiPriority="99" w:name="List Bullet 2" w:locked="1"/>
-    <w:lsdException w:uiPriority="99" w:name="List Bullet 3" w:locked="1"/>
-    <w:lsdException w:uiPriority="99" w:name="List Bullet 4" w:locked="1"/>
-    <w:lsdException w:uiPriority="99" w:name="List Bullet 5" w:locked="1"/>
-    <w:lsdException w:uiPriority="99" w:name="List Number 2" w:locked="1"/>
-    <w:lsdException w:uiPriority="99" w:name="List Number 3" w:locked="1"/>
-    <w:lsdException w:uiPriority="99" w:name="List Number 4" w:locked="1"/>
-    <w:lsdException w:uiPriority="99" w:name="List Number 5" w:locked="1"/>
-    <w:lsdException w:qFormat="1" w:unhideWhenUsed="0" w:uiPriority="0" w:semiHidden="0" w:name="Title"/>
-    <w:lsdException w:uiPriority="99" w:name="Closing" w:locked="1"/>
-    <w:lsdException w:uiPriority="99" w:name="Signature" w:locked="1"/>
-    <w:lsdException w:qFormat="1" w:uiPriority="1" w:name="Default Paragraph Font"/>
-    <w:lsdException w:uiPriority="99" w:name="Body Text" w:locked="1"/>
-    <w:lsdException w:uiPriority="99" w:name="Body Text Indent" w:locked="1"/>
-    <w:lsdException w:uiPriority="99" w:name="List Continue" w:locked="1"/>
-    <w:lsdException w:uiPriority="99" w:name="List Continue 2" w:locked="1"/>
-    <w:lsdException w:uiPriority="99" w:name="List Continue 3" w:locked="1"/>
-    <w:lsdException w:uiPriority="99" w:name="List Continue 4" w:locked="1"/>
-    <w:lsdException w:uiPriority="99" w:name="List Continue 5" w:locked="1"/>
-    <w:lsdException w:uiPriority="99" w:name="Message Header" w:locked="1"/>
-    <w:lsdException w:qFormat="1" w:unhideWhenUsed="0" w:uiPriority="0" w:semiHidden="0" w:name="Subtitle"/>
-    <w:lsdException w:uiPriority="99" w:name="Salutation" w:locked="1"/>
-    <w:lsdException w:uiPriority="99" w:name="Date" w:locked="1"/>
-    <w:lsdException w:uiPriority="99" w:name="Body Text First Indent" w:locked="1"/>
-    <w:lsdException w:uiPriority="99" w:name="Body Text First Indent 2" w:locked="1"/>
-    <w:lsdException w:uiPriority="99" w:name="Note Heading"/>
-    <w:lsdException w:uiPriority="99" w:name="Body Text 2" w:locked="1"/>
-    <w:lsdException w:uiPriority="99" w:name="Body Text 3" w:locked="1"/>
-    <w:lsdException w:uiPriority="99" w:name="Body Text Indent 2" w:locked="1"/>
-    <w:lsdException w:uiPriority="99" w:name="Body Text Indent 3" w:locked="1"/>
-    <w:lsdException w:uiPriority="99" w:name="Block Text" w:locked="1"/>
-    <w:lsdException w:qFormat="1" w:unhideWhenUsed="0" w:uiPriority="99" w:semiHidden="0" w:name="Hyperlink"/>
-    <w:lsdException w:uiPriority="99" w:name="FollowedHyperlink" w:locked="1"/>
-    <w:lsdException w:qFormat="1" w:unhideWhenUsed="0" w:uiPriority="0" w:semiHidden="0" w:name="Strong"/>
-    <w:lsdException w:qFormat="1" w:unhideWhenUsed="0" w:uiPriority="0" w:semiHidden="0" w:name="Emphasis"/>
-    <w:lsdException w:qFormat="1" w:unhideWhenUsed="0" w:uiPriority="99" w:name="Document Map"/>
-    <w:lsdException w:uiPriority="99" w:name="Plain Text" w:locked="1"/>
-    <w:lsdException w:uiPriority="99" w:name="E-mail Signature" w:locked="1"/>
-    <w:lsdException w:uiPriority="99" w:name="Normal (Web)" w:locked="1"/>
-    <w:lsdException w:uiPriority="99" w:name="HTML Acronym" w:locked="1"/>
-    <w:lsdException w:uiPriority="99" w:name="HTML Address" w:locked="1"/>
-    <w:lsdException w:uiPriority="99" w:name="HTML Cite" w:locked="1"/>
-    <w:lsdException w:uiPriority="99" w:name="HTML Code" w:locked="1"/>
-    <w:lsdException w:uiPriority="99" w:name="HTML Definition" w:locked="1"/>
-    <w:lsdException w:uiPriority="99" w:name="HTML Keyboard" w:locked="1"/>
-    <w:lsdException w:uiPriority="99" w:name="HTML Preformatted" w:locked="1"/>
-    <w:lsdException w:uiPriority="99" w:name="HTML Sample" w:locked="1"/>
-    <w:lsdException w:uiPriority="99" w:name="HTML Typewriter" w:locked="1"/>
-    <w:lsdException w:uiPriority="99" w:name="HTML Variable" w:locked="1"/>
-    <w:lsdException w:qFormat="1" w:uiPriority="99" w:name="Normal Table"/>
-    <w:lsdException w:uiPriority="99" w:name="annotation subject" w:locked="1"/>
-    <w:lsdException w:uiPriority="99" w:name="Table Simple 1" w:locked="1"/>
-    <w:lsdException w:uiPriority="99" w:name="Table Simple 2" w:locked="1"/>
-    <w:lsdException w:uiPriority="99" w:name="Table Simple 3" w:locked="1"/>
-    <w:lsdException w:uiPriority="99" w:name="Table Classic 1" w:locked="1"/>
-    <w:lsdException w:uiPriority="99" w:name="Table Classic 2" w:locked="1"/>
-    <w:lsdException w:uiPriority="99" w:name="Table Classic 3" w:locked="1"/>
-    <w:lsdException w:uiPriority="99" w:name="Table Classic 4" w:locked="1"/>
-    <w:lsdException w:uiPriority="99" w:name="Table Colorful 1" w:locked="1"/>
-    <w:lsdException w:uiPriority="99" w:name="Table Colorful 2" w:locked="1"/>
-    <w:lsdException w:uiPriority="99" w:name="Table Colorful 3" w:locked="1"/>
-    <w:lsdException w:uiPriority="99" w:name="Table Columns 1" w:locked="1"/>
-    <w:lsdException w:uiPriority="99" w:name="Table Columns 2" w:locked="1"/>
-    <w:lsdException w:uiPriority="99" w:name="Table Columns 3" w:locked="1"/>
-    <w:lsdException w:uiPriority="99" w:name="Table Columns 4" w:locked="1"/>
-    <w:lsdException w:uiPriority="99" w:name="Table Columns 5" w:locked="1"/>
-    <w:lsdException w:uiPriority="99" w:name="Table Grid 1" w:locked="1"/>
-    <w:lsdException w:uiPriority="99" w:name="Table Grid 2" w:locked="1"/>
-    <w:lsdException w:uiPriority="99" w:name="Table Grid 3" w:locked="1"/>
-    <w:lsdException w:uiPriority="99" w:name="Table Grid 4" w:locked="1"/>
-    <w:lsdException w:uiPriority="99" w:name="Table Grid 5" w:locked="1"/>
-    <w:lsdException w:uiPriority="99" w:name="Table Grid 6" w:locked="1"/>
-    <w:lsdException w:uiPriority="99" w:name="Table Grid 7" w:locked="1"/>
-    <w:lsdException w:uiPriority="99" w:name="Table Grid 8" w:locked="1"/>
-    <w:lsdException w:uiPriority="99" w:name="Table List 1" w:locked="1"/>
-    <w:lsdException w:uiPriority="99" w:name="Table List 2" w:locked="1"/>
-    <w:lsdException w:uiPriority="99" w:name="Table List 3" w:locked="1"/>
-    <w:lsdException w:uiPriority="99" w:name="Table List 4" w:locked="1"/>
-    <w:lsdException w:uiPriority="99" w:name="Table List 5" w:locked="1"/>
-    <w:lsdException w:uiPriority="99" w:name="Table List 6" w:locked="1"/>
-    <w:lsdException w:uiPriority="99" w:name="Table List 7" w:locked="1"/>
-    <w:lsdException w:uiPriority="99" w:name="Table List 8" w:locked="1"/>
-    <w:lsdException w:uiPriority="99" w:name="Table 3D effects 1" w:locked="1"/>
-    <w:lsdException w:uiPriority="99" w:name="Table 3D effects 2" w:locked="1"/>
-    <w:lsdException w:uiPriority="99" w:name="Table 3D effects 3" w:locked="1"/>
-    <w:lsdException w:uiPriority="99" w:name="Table Contemporary" w:locked="1"/>
-    <w:lsdException w:uiPriority="99" w:name="Table Elegant" w:locked="1"/>
-    <w:lsdException w:uiPriority="99" w:name="Table Professional" w:locked="1"/>
-    <w:lsdException w:uiPriority="99" w:name="Table Subtle 1" w:locked="1"/>
-    <w:lsdException w:uiPriority="99" w:name="Table Subtle 2" w:locked="1"/>
-    <w:lsdException w:uiPriority="99" w:name="Table Web 1" w:locked="1"/>
-    <w:lsdException w:uiPriority="99" w:name="Table Web 2" w:locked="1"/>
-    <w:lsdException w:uiPriority="99" w:name="Table Web 3" w:locked="1"/>
-    <w:lsdException w:qFormat="1" w:unhideWhenUsed="0" w:uiPriority="99" w:name="Balloon Text"/>
-    <w:lsdException w:qFormat="1" w:unhideWhenUsed="0" w:uiPriority="39" w:semiHidden="0" w:name="Table Grid"/>
-    <w:lsdException w:uiPriority="99" w:name="Table Theme" w:locked="1"/>
-    <w:lsdException w:unhideWhenUsed="0" w:uiPriority="60" w:semiHidden="0" w:name="Light Shading"/>
-    <w:lsdException w:unhideWhenUsed="0" w:uiPriority="61" w:semiHidden="0" w:name="Light List"/>
-    <w:lsdException w:unhideWhenUsed="0" w:uiPriority="62" w:semiHidden="0" w:name="Light Grid"/>
-    <w:lsdException w:unhideWhenUsed="0" w:uiPriority="63" w:semiHidden="0" w:name="Medium Shading 1"/>
-    <w:lsdException w:unhideWhenUsed="0" w:uiPriority="64" w:semiHidden="0" w:name="Medium Shading 2"/>
-    <w:lsdException w:unhideWhenUsed="0" w:uiPriority="65" w:semiHidden="0" w:name="Medium List 1"/>
-    <w:lsdException w:unhideWhenUsed="0" w:uiPriority="66" w:semiHidden="0" w:name="Medium List 2"/>
-    <w:lsdException w:unhideWhenUsed="0" w:uiPriority="67" w:semiHidden="0" w:name="Medium Grid 1"/>
-    <w:lsdException w:unhideWhenUsed="0" w:uiPriority="68" w:semiHidden="0" w:name="Medium Grid 2"/>
-    <w:lsdException w:unhideWhenUsed="0" w:uiPriority="69" w:semiHidden="0" w:name="Medium Grid 3"/>
-    <w:lsdException w:unhideWhenUsed="0" w:uiPriority="70" w:semiHidden="0" w:name="Dark List"/>
-    <w:lsdException w:unhideWhenUsed="0" w:uiPriority="71" w:semiHidden="0" w:name="Colorful Shading"/>
-    <w:lsdException w:unhideWhenUsed="0" w:uiPriority="72" w:semiHidden="0" w:name="Colorful List"/>
-    <w:lsdException w:unhideWhenUsed="0" w:uiPriority="73" w:semiHidden="0" w:name="Colorful Grid"/>
-    <w:lsdException w:unhideWhenUsed="0" w:uiPriority="60" w:semiHidden="0" w:name="Light Shading Accent 1"/>
-    <w:lsdException w:unhideWhenUsed="0" w:uiPriority="61" w:semiHidden="0" w:name="Light List Accent 1"/>
-    <w:lsdException w:unhideWhenUsed="0" w:uiPriority="62" w:semiHidden="0" w:name="Light Grid Accent 1"/>
-    <w:lsdException w:unhideWhenUsed="0" w:uiPriority="63" w:semiHidden="0" w:name="Medium Shading 1 Accent 1"/>
-    <w:lsdException w:unhideWhenUsed="0" w:uiPriority="64" w:semiHidden="0" w:name="Medium Shading 2 Accent 1"/>
-    <w:lsdException w:unhideWhenUsed="0" w:uiPriority="65" w:semiHidden="0" w:name="Medium List 1 Accent 1"/>
-    <w:lsdException w:unhideWhenUsed="0" w:uiPriority="66" w:semiHidden="0" w:name="Medium List 2 Accent 1"/>
-    <w:lsdException w:unhideWhenUsed="0" w:uiPriority="67" w:semiHidden="0" w:name="Medium Grid 1 Accent 1"/>
-    <w:lsdException w:unhideWhenUsed="0" w:uiPriority="68" w:semiHidden="0" w:name="Medium Grid 2 Accent 1"/>
-    <w:lsdException w:unhideWhenUsed="0" w:uiPriority="69" w:semiHidden="0" w:name="Medium Grid 3 Accent 1"/>
-    <w:lsdException w:unhideWhenUsed="0" w:uiPriority="70" w:semiHidden="0" w:name="Dark List Accent 1"/>
-    <w:lsdException w:unhideWhenUsed="0" w:uiPriority="71" w:semiHidden="0" w:name="Colorful Shading Accent 1"/>
-    <w:lsdException w:unhideWhenUsed="0" w:uiPriority="72" w:semiHidden="0" w:name="Colorful List Accent 1"/>
-    <w:lsdException w:unhideWhenUsed="0" w:uiPriority="73" w:semiHidden="0" w:name="Colorful Grid Accent 1"/>
-    <w:lsdException w:unhideWhenUsed="0" w:uiPriority="60" w:semiHidden="0" w:name="Light Shading Accent 2"/>
-    <w:lsdException w:unhideWhenUsed="0" w:uiPriority="61" w:semiHidden="0" w:name="Light List Accent 2"/>
-    <w:lsdException w:unhideWhenUsed="0" w:uiPriority="62" w:semiHidden="0" w:name="Light Grid Accent 2"/>
-    <w:lsdException w:unhideWhenUsed="0" w:uiPriority="63" w:semiHidden="0" w:name="Medium Shading 1 Accent 2"/>
-    <w:lsdException w:unhideWhenUsed="0" w:uiPriority="64" w:semiHidden="0" w:name="Medium Shading 2 Accent 2"/>
-    <w:lsdException w:unhideWhenUsed="0" w:uiPriority="65" w:semiHidden="0" w:name="Medium List 1 Accent 2"/>
-    <w:lsdException w:unhideWhenUsed="0" w:uiPriority="66" w:semiHidden="0" w:name="Medium List 2 Accent 2"/>
-    <w:lsdException w:unhideWhenUsed="0" w:uiPriority="67" w:semiHidden="0" w:name="Medium Grid 1 Accent 2"/>
-    <w:lsdException w:unhideWhenUsed="0" w:uiPriority="68" w:semiHidden="0" w:name="Medium Grid 2 Accent 2"/>
-    <w:lsdException w:unhideWhenUsed="0" w:uiPriority="69" w:semiHidden="0" w:name="Medium Grid 3 Accent 2"/>
-    <w:lsdException w:unhideWhenUsed="0" w:uiPriority="70" w:semiHidden="0" w:name="Dark List Accent 2"/>
-    <w:lsdException w:unhideWhenUsed="0" w:uiPriority="71" w:semiHidden="0" w:name="Colorful Shading Accent 2"/>
-    <w:lsdException w:unhideWhenUsed="0" w:uiPriority="72" w:semiHidden="0" w:name="Colorful List Accent 2"/>
-    <w:lsdException w:unhideWhenUsed="0" w:uiPriority="73" w:semiHidden="0" w:name="Colorful Grid Accent 2"/>
-    <w:lsdException w:unhideWhenUsed="0" w:uiPriority="60" w:semiHidden="0" w:name="Light Shading Accent 3"/>
-    <w:lsdException w:unhideWhenUsed="0" w:uiPriority="61" w:semiHidden="0" w:name="Light List Accent 3"/>
-    <w:lsdException w:unhideWhenUsed="0" w:uiPriority="62" w:semiHidden="0" w:name="Light Grid Accent 3"/>
-    <w:lsdException w:unhideWhenUsed="0" w:uiPriority="63" w:semiHidden="0" w:name="Medium Shading 1 Accent 3"/>
-    <w:lsdException w:unhideWhenUsed="0" w:uiPriority="64" w:semiHidden="0" w:name="Medium Shading 2 Accent 3"/>
-    <w:lsdException w:unhideWhenUsed="0" w:uiPriority="65" w:semiHidden="0" w:name="Medium List 1 Accent 3"/>
-    <w:lsdException w:unhideWhenUsed="0" w:uiPriority="66" w:semiHidden="0" w:name="Medium List 2 Accent 3"/>
-    <w:lsdException w:unhideWhenUsed="0" w:uiPriority="67" w:semiHidden="0" w:name="Medium Grid 1 Accent 3"/>
-    <w:lsdException w:unhideWhenUsed="0" w:uiPriority="68" w:semiHidden="0" w:name="Medium Grid 2 Accent 3"/>
-    <w:lsdException w:unhideWhenUsed="0" w:uiPriority="69" w:semiHidden="0" w:name="Medium Grid 3 Accent 3"/>
-    <w:lsdException w:unhideWhenUsed="0" w:uiPriority="70" w:semiHidden="0" w:name="Dark List Accent 3"/>
-    <w:lsdException w:unhideWhenUsed="0" w:uiPriority="71" w:semiHidden="0" w:name="Colorful Shading Accent 3"/>
-    <w:lsdException w:unhideWhenUsed="0" w:uiPriority="72" w:semiHidden="0" w:name="Colorful List Accent 3"/>
-    <w:lsdException w:unhideWhenUsed="0" w:uiPriority="73" w:semiHidden="0" w:name="Colorful Grid Accent 3"/>
-    <w:lsdException w:unhideWhenUsed="0" w:uiPriority="60" w:semiHidden="0" w:name="Light Shading Accent 4"/>
-    <w:lsdException w:unhideWhenUsed="0" w:uiPriority="61" w:semiHidden="0" w:name="Light List Accent 4"/>
-    <w:lsdException w:unhideWhenUsed="0" w:uiPriority="62" w:semiHidden="0" w:name="Light Grid Accent 4"/>
-    <w:lsdException w:unhideWhenUsed="0" w:uiPriority="63" w:semiHidden="0" w:name="Medium Shading 1 Accent 4"/>
-    <w:lsdException w:unhideWhenUsed="0" w:uiPriority="64" w:semiHidden="0" w:name="Medium Shading 2 Accent 4"/>
-    <w:lsdException w:unhideWhenUsed="0" w:uiPriority="65" w:semiHidden="0" w:name="Medium List 1 Accent 4"/>
-    <w:lsdException w:unhideWhenUsed="0" w:uiPriority="66" w:semiHidden="0" w:name="Medium List 2 Accent 4"/>
-    <w:lsdException w:unhideWhenUsed="0" w:uiPriority="67" w:semiHidden="0" w:name="Medium Grid 1 Accent 4"/>
-    <w:lsdException w:unhideWhenUsed="0" w:uiPriority="68" w:semiHidden="0" w:name="Medium Grid 2 Accent 4"/>
-    <w:lsdException w:unhideWhenUsed="0" w:uiPriority="69" w:semiHidden="0" w:name="Medium Grid 3 Accent 4"/>
-    <w:lsdException w:unhideWhenUsed="0" w:uiPriority="70" w:semiHidden="0" w:name="Dark List Accent 4"/>
-    <w:lsdException w:unhideWhenUsed="0" w:uiPriority="71" w:semiHidden="0" w:name="Colorful Shading Accent 4"/>
-    <w:lsdException w:unhideWhenUsed="0" w:uiPriority="72" w:semiHidden="0" w:name="Colorful List Accent 4"/>
-    <w:lsdException w:unhideWhenUsed="0" w:uiPriority="73" w:semiHidden="0" w:name="Colorful Grid Accent 4"/>
-    <w:lsdException w:unhideWhenUsed="0" w:uiPriority="60" w:semiHidden="0" w:name="Light Shading Accent 5"/>
-    <w:lsdException w:unhideWhenUsed="0" w:uiPriority="61" w:semiHidden="0" w:name="Light List Accent 5"/>
-    <w:lsdException w:unhideWhenUsed="0" w:uiPriority="62" w:semiHidden="0" w:name="Light Grid Accent 5"/>
-    <w:lsdException w:unhideWhenUsed="0" w:uiPriority="63" w:semiHidden="0" w:name="Medium Shading 1 Accent 5"/>
-    <w:lsdException w:unhideWhenUsed="0" w:uiPriority="64" w:semiHidden="0" w:name="Medium Shading 2 Accent 5"/>
-    <w:lsdException w:unhideWhenUsed="0" w:uiPriority="65" w:semiHidden="0" w:name="Medium List 1 Accent 5"/>
-    <w:lsdException w:unhideWhenUsed="0" w:uiPriority="66" w:semiHidden="0" w:name="Medium List 2 Accent 5"/>
-    <w:lsdException w:unhideWhenUsed="0" w:uiPriority="67" w:semiHidden="0" w:name="Medium Grid 1 Accent 5"/>
-    <w:lsdException w:unhideWhenUsed="0" w:uiPriority="68" w:semiHidden="0" w:name="Medium Grid 2 Accent 5"/>
-    <w:lsdException w:unhideWhenUsed="0" w:uiPriority="69" w:semiHidden="0" w:name="Medium Grid 3 Accent 5"/>
-    <w:lsdException w:unhideWhenUsed="0" w:uiPriority="70" w:semiHidden="0" w:name="Dark List Accent 5"/>
-    <w:lsdException w:unhideWhenUsed="0" w:uiPriority="71" w:semiHidden="0" w:name="Colorful Shading Accent 5"/>
-    <w:lsdException w:unhideWhenUsed="0" w:uiPriority="72" w:semiHidden="0" w:name="Colorful List Accent 5"/>
-    <w:lsdException w:unhideWhenUsed="0" w:uiPriority="73" w:semiHidden="0" w:name="Colorful Grid Accent 5"/>
-    <w:lsdException w:unhideWhenUsed="0" w:uiPriority="60" w:semiHidden="0" w:name="Light Shading Accent 6"/>
-    <w:lsdException w:unhideWhenUsed="0" w:uiPriority="61" w:semiHidden="0" w:name="Light List Accent 6"/>
-    <w:lsdException w:unhideWhenUsed="0" w:uiPriority="62" w:semiHidden="0" w:name="Light Grid Accent 6"/>
-    <w:lsdException w:unhideWhenUsed="0" w:uiPriority="63" w:semiHidden="0" w:name="Medium Shading 1 Accent 6"/>
-    <w:lsdException w:unhideWhenUsed="0" w:uiPriority="64" w:semiHidden="0" w:name="Medium Shading 2 Accent 6"/>
-    <w:lsdException w:unhideWhenUsed="0" w:uiPriority="65" w:semiHidden="0" w:name="Medium List 1 Accent 6"/>
-    <w:lsdException w:unhideWhenUsed="0" w:uiPriority="66" w:semiHidden="0" w:name="Medium List 2 Accent 6"/>
-    <w:lsdException w:unhideWhenUsed="0" w:uiPriority="67" w:semiHidden="0" w:name="Medium Grid 1 Accent 6"/>
-    <w:lsdException w:unhideWhenUsed="0" w:uiPriority="68" w:semiHidden="0" w:name="Medium Grid 2 Accent 6"/>
-    <w:lsdException w:unhideWhenUsed="0" w:uiPriority="69" w:semiHidden="0" w:name="Medium Grid 3 Accent 6"/>
-    <w:lsdException w:unhideWhenUsed="0" w:uiPriority="70" w:semiHidden="0" w:name="Dark List Accent 6"/>
-    <w:lsdException w:unhideWhenUsed="0" w:uiPriority="71" w:semiHidden="0" w:name="Colorful Shading Accent 6"/>
-    <w:lsdException w:unhideWhenUsed="0" w:uiPriority="72" w:semiHidden="0" w:name="Colorful List Accent 6"/>
-    <w:lsdException w:unhideWhenUsed="0" w:uiPriority="73" w:semiHidden="0" w:name="Colorful Grid Accent 6"/>
+  <w:latentStyles w:defLockedState="0" w:defUIPriority="99" w:defSemiHidden="1" w:defUnhideWhenUsed="1" w:defQFormat="0" w:count="260">
+    <w:lsdException w:name="Normal" w:semiHidden="0" w:uiPriority="0" w:unhideWhenUsed="0" w:qFormat="1"/>
+    <w:lsdException w:name="heading 1" w:semiHidden="0" w:unhideWhenUsed="0" w:qFormat="1"/>
+    <w:lsdException w:name="heading 2" w:semiHidden="0" w:unhideWhenUsed="0" w:qFormat="1"/>
+    <w:lsdException w:name="heading 3" w:semiHidden="0" w:unhideWhenUsed="0" w:qFormat="1"/>
+    <w:lsdException w:name="heading 4" w:semiHidden="0" w:unhideWhenUsed="0" w:qFormat="1"/>
+    <w:lsdException w:name="heading 5" w:semiHidden="0" w:unhideWhenUsed="0" w:qFormat="1"/>
+    <w:lsdException w:name="heading 6" w:semiHidden="0" w:unhideWhenUsed="0" w:qFormat="1"/>
+    <w:lsdException w:name="heading 7" w:semiHidden="0" w:unhideWhenUsed="0" w:qFormat="1"/>
+    <w:lsdException w:name="heading 8" w:semiHidden="0" w:unhideWhenUsed="0" w:qFormat="1"/>
+    <w:lsdException w:name="heading 9" w:semiHidden="0" w:unhideWhenUsed="0" w:qFormat="1"/>
+    <w:lsdException w:name="index 1" w:locked="1"/>
+    <w:lsdException w:name="index 2" w:locked="1"/>
+    <w:lsdException w:name="index 3" w:locked="1"/>
+    <w:lsdException w:name="index 4" w:locked="1"/>
+    <w:lsdException w:name="index 5" w:locked="1"/>
+    <w:lsdException w:name="index 6" w:locked="1"/>
+    <w:lsdException w:name="index 7" w:locked="1"/>
+    <w:lsdException w:name="index 8" w:locked="1"/>
+    <w:lsdException w:name="index 9" w:locked="1"/>
+    <w:lsdException w:name="toc 1" w:semiHidden="0" w:unhideWhenUsed="0" w:qFormat="1"/>
+    <w:lsdException w:name="toc 2" w:semiHidden="0" w:unhideWhenUsed="0" w:qFormat="1"/>
+    <w:lsdException w:name="toc 3" w:semiHidden="0" w:unhideWhenUsed="0" w:qFormat="1"/>
+    <w:lsdException w:name="toc 4" w:semiHidden="0" w:uiPriority="0" w:unhideWhenUsed="0"/>
+    <w:lsdException w:name="toc 5" w:semiHidden="0" w:uiPriority="0" w:unhideWhenUsed="0"/>
+    <w:lsdException w:name="toc 6" w:semiHidden="0" w:uiPriority="0" w:unhideWhenUsed="0"/>
+    <w:lsdException w:name="toc 7" w:semiHidden="0" w:uiPriority="0" w:unhideWhenUsed="0"/>
+    <w:lsdException w:name="toc 8" w:semiHidden="0" w:uiPriority="0" w:unhideWhenUsed="0"/>
+    <w:lsdException w:name="toc 9" w:semiHidden="0" w:uiPriority="0" w:unhideWhenUsed="0"/>
+    <w:lsdException w:name="Normal Indent" w:locked="1"/>
+    <w:lsdException w:name="footnote text" w:locked="1"/>
+    <w:lsdException w:name="annotation text" w:locked="1"/>
+    <w:lsdException w:name="header" w:unhideWhenUsed="0" w:qFormat="1"/>
+    <w:lsdException w:name="footer" w:semiHidden="0" w:unhideWhenUsed="0" w:qFormat="1"/>
+    <w:lsdException w:name="index heading" w:locked="1"/>
+    <w:lsdException w:name="caption" w:uiPriority="0" w:qFormat="1"/>
+    <w:lsdException w:name="table of figures" w:locked="1"/>
+    <w:lsdException w:name="envelope address" w:locked="1"/>
+    <w:lsdException w:name="envelope return" w:locked="1"/>
+    <w:lsdException w:name="footnote reference" w:locked="1"/>
+    <w:lsdException w:name="annotation reference" w:locked="1"/>
+    <w:lsdException w:name="line number" w:locked="1"/>
+    <w:lsdException w:name="page number" w:locked="1"/>
+    <w:lsdException w:name="endnote reference" w:locked="1"/>
+    <w:lsdException w:name="endnote text" w:locked="1"/>
+    <w:lsdException w:name="table of authorities" w:locked="1"/>
+    <w:lsdException w:name="macro" w:locked="1"/>
+    <w:lsdException w:name="toa heading" w:locked="1"/>
+    <w:lsdException w:name="List" w:locked="1"/>
+    <w:lsdException w:name="List Bullet" w:locked="1"/>
+    <w:lsdException w:name="List Number" w:locked="1"/>
+    <w:lsdException w:name="List 2" w:locked="1"/>
+    <w:lsdException w:name="List 3" w:locked="1"/>
+    <w:lsdException w:name="List 4" w:locked="1"/>
+    <w:lsdException w:name="List 5" w:locked="1"/>
+    <w:lsdException w:name="List Bullet 2" w:locked="1"/>
+    <w:lsdException w:name="List Bullet 3" w:locked="1"/>
+    <w:lsdException w:name="List Bullet 4" w:locked="1"/>
+    <w:lsdException w:name="List Bullet 5" w:locked="1"/>
+    <w:lsdException w:name="List Number 2" w:locked="1"/>
+    <w:lsdException w:name="List Number 3" w:locked="1"/>
+    <w:lsdException w:name="List Number 4" w:locked="1"/>
+    <w:lsdException w:name="List Number 5" w:locked="1"/>
+    <w:lsdException w:name="Title" w:semiHidden="0" w:uiPriority="0" w:unhideWhenUsed="0" w:qFormat="1"/>
+    <w:lsdException w:name="Closing" w:locked="1"/>
+    <w:lsdException w:name="Signature" w:locked="1"/>
+    <w:lsdException w:name="Default Paragraph Font" w:uiPriority="1" w:qFormat="1"/>
+    <w:lsdException w:name="Body Text" w:locked="1"/>
+    <w:lsdException w:name="Body Text Indent" w:locked="1"/>
+    <w:lsdException w:name="List Continue" w:locked="1"/>
+    <w:lsdException w:name="List Continue 2" w:locked="1"/>
+    <w:lsdException w:name="List Continue 3" w:locked="1"/>
+    <w:lsdException w:name="List Continue 4" w:locked="1"/>
+    <w:lsdException w:name="List Continue 5" w:locked="1"/>
+    <w:lsdException w:name="Message Header" w:locked="1"/>
+    <w:lsdException w:name="Subtitle" w:semiHidden="0" w:uiPriority="0" w:unhideWhenUsed="0" w:qFormat="1"/>
+    <w:lsdException w:name="Salutation" w:locked="1"/>
+    <w:lsdException w:name="Date" w:locked="1"/>
+    <w:lsdException w:name="Body Text First Indent" w:locked="1"/>
+    <w:lsdException w:name="Body Text First Indent 2" w:locked="1"/>
+    <w:lsdException w:name="Body Text 2" w:locked="1"/>
+    <w:lsdException w:name="Body Text 3" w:locked="1"/>
+    <w:lsdException w:name="Body Text Indent 2" w:locked="1"/>
+    <w:lsdException w:name="Body Text Indent 3" w:locked="1"/>
+    <w:lsdException w:name="Block Text" w:locked="1"/>
+    <w:lsdException w:name="Hyperlink" w:semiHidden="0" w:unhideWhenUsed="0" w:qFormat="1"/>
+    <w:lsdException w:name="FollowedHyperlink" w:locked="1"/>
+    <w:lsdException w:name="Strong" w:semiHidden="0" w:uiPriority="0" w:unhideWhenUsed="0" w:qFormat="1"/>
+    <w:lsdException w:name="Emphasis" w:semiHidden="0" w:uiPriority="0" w:unhideWhenUsed="0" w:qFormat="1"/>
+    <w:lsdException w:name="Document Map" w:unhideWhenUsed="0" w:qFormat="1"/>
+    <w:lsdException w:name="Plain Text" w:locked="1"/>
+    <w:lsdException w:name="E-mail Signature" w:locked="1"/>
+    <w:lsdException w:name="Normal (Web)" w:locked="1"/>
+    <w:lsdException w:name="HTML Acronym" w:locked="1"/>
+    <w:lsdException w:name="HTML Address" w:locked="1"/>
+    <w:lsdException w:name="HTML Cite" w:locked="1"/>
+    <w:lsdException w:name="HTML Code" w:locked="1"/>
+    <w:lsdException w:name="HTML Definition" w:locked="1"/>
+    <w:lsdException w:name="HTML Keyboard" w:locked="1"/>
+    <w:lsdException w:name="HTML Preformatted" w:locked="1"/>
+    <w:lsdException w:name="HTML Sample" w:locked="1"/>
+    <w:lsdException w:name="HTML Typewriter" w:locked="1"/>
+    <w:lsdException w:name="HTML Variable" w:locked="1"/>
+    <w:lsdException w:name="Normal Table" w:qFormat="1"/>
+    <w:lsdException w:name="annotation subject" w:locked="1"/>
+    <w:lsdException w:name="Table Simple 1" w:locked="1"/>
+    <w:lsdException w:name="Table Simple 2" w:locked="1"/>
+    <w:lsdException w:name="Table Simple 3" w:locked="1"/>
+    <w:lsdException w:name="Table Classic 1" w:locked="1"/>
+    <w:lsdException w:name="Table Classic 2" w:locked="1"/>
+    <w:lsdException w:name="Table Classic 3" w:locked="1"/>
+    <w:lsdException w:name="Table Classic 4" w:locked="1"/>
+    <w:lsdException w:name="Table Colorful 1" w:locked="1"/>
+    <w:lsdException w:name="Table Colorful 2" w:locked="1"/>
+    <w:lsdException w:name="Table Colorful 3" w:locked="1"/>
+    <w:lsdException w:name="Table Columns 1" w:locked="1"/>
+    <w:lsdException w:name="Table Columns 2" w:locked="1"/>
+    <w:lsdException w:name="Table Columns 3" w:locked="1"/>
+    <w:lsdException w:name="Table Columns 4" w:locked="1"/>
+    <w:lsdException w:name="Table Columns 5" w:locked="1"/>
+    <w:lsdException w:name="Table Grid 1" w:locked="1"/>
+    <w:lsdException w:name="Table Grid 2" w:locked="1"/>
+    <w:lsdException w:name="Table Grid 3" w:locked="1"/>
+    <w:lsdException w:name="Table Grid 4" w:locked="1"/>
+    <w:lsdException w:name="Table Grid 5" w:locked="1"/>
+    <w:lsdException w:name="Table Grid 6" w:locked="1"/>
+    <w:lsdException w:name="Table Grid 7" w:locked="1"/>
+    <w:lsdException w:name="Table Grid 8" w:locked="1"/>
+    <w:lsdException w:name="Table List 1" w:locked="1"/>
+    <w:lsdException w:name="Table List 2" w:locked="1"/>
+    <w:lsdException w:name="Table List 3" w:locked="1"/>
+    <w:lsdException w:name="Table List 4" w:locked="1"/>
+    <w:lsdException w:name="Table List 5" w:locked="1"/>
+    <w:lsdException w:name="Table List 6" w:locked="1"/>
+    <w:lsdException w:name="Table List 7" w:locked="1"/>
+    <w:lsdException w:name="Table List 8" w:locked="1"/>
+    <w:lsdException w:name="Table 3D effects 1" w:locked="1"/>
+    <w:lsdException w:name="Table 3D effects 2" w:locked="1"/>
+    <w:lsdException w:name="Table 3D effects 3" w:locked="1"/>
+    <w:lsdException w:name="Table Contemporary" w:locked="1"/>
+    <w:lsdException w:name="Table Elegant" w:locked="1"/>
+    <w:lsdException w:name="Table Professional" w:locked="1"/>
+    <w:lsdException w:name="Table Subtle 1" w:locked="1"/>
+    <w:lsdException w:name="Table Subtle 2" w:locked="1"/>
+    <w:lsdException w:name="Table Web 1" w:locked="1"/>
+    <w:lsdException w:name="Table Web 2" w:locked="1"/>
+    <w:lsdException w:name="Table Web 3" w:locked="1"/>
+    <w:lsdException w:name="Balloon Text" w:unhideWhenUsed="0" w:qFormat="1"/>
+    <w:lsdException w:name="Table Grid" w:semiHidden="0" w:uiPriority="39" w:unhideWhenUsed="0" w:qFormat="1"/>
+    <w:lsdException w:name="Table Theme" w:locked="1"/>
+    <w:lsdException w:name="Light Shading" w:semiHidden="0" w:uiPriority="60" w:unhideWhenUsed="0"/>
+    <w:lsdException w:name="Light List" w:semiHidden="0" w:uiPriority="61" w:unhideWhenUsed="0"/>
+    <w:lsdException w:name="Light Grid" w:semiHidden="0" w:uiPriority="62" w:unhideWhenUsed="0"/>
+    <w:lsdException w:name="Medium Shading 1" w:semiHidden="0" w:uiPriority="63" w:unhideWhenUsed="0"/>
+    <w:lsdException w:name="Medium Shading 2" w:semiHidden="0" w:uiPriority="64" w:unhideWhenUsed="0"/>
+    <w:lsdException w:name="Medium List 1" w:semiHidden="0" w:uiPriority="65" w:unhideWhenUsed="0"/>
+    <w:lsdException w:name="Medium List 2" w:semiHidden="0" w:uiPriority="66" w:unhideWhenUsed="0"/>
+    <w:lsdException w:name="Medium Grid 1" w:semiHidden="0" w:uiPriority="67" w:unhideWhenUsed="0"/>
+    <w:lsdException w:name="Medium Grid 2" w:semiHidden="0" w:uiPriority="68" w:unhideWhenUsed="0"/>
+    <w:lsdException w:name="Medium Grid 3" w:semiHidden="0" w:uiPriority="69" w:unhideWhenUsed="0"/>
+    <w:lsdException w:name="Dark List" w:semiHidden="0" w:uiPriority="70" w:unhideWhenUsed="0"/>
+    <w:lsdException w:name="Colorful Shading" w:semiHidden="0" w:uiPriority="71" w:unhideWhenUsed="0"/>
+    <w:lsdException w:name="Colorful List" w:semiHidden="0" w:uiPriority="72" w:unhideWhenUsed="0"/>
+    <w:lsdException w:name="Colorful Grid" w:semiHidden="0" w:uiPriority="73" w:unhideWhenUsed="0"/>
+    <w:lsdException w:name="Light Shading Accent 1" w:semiHidden="0" w:uiPriority="60" w:unhideWhenUsed="0"/>
+    <w:lsdException w:name="Light List Accent 1" w:semiHidden="0" w:uiPriority="61" w:unhideWhenUsed="0"/>
+    <w:lsdException w:name="Light Grid Accent 1" w:semiHidden="0" w:uiPriority="62" w:unhideWhenUsed="0"/>
+    <w:lsdException w:name="Medium Shading 1 Accent 1" w:semiHidden="0" w:uiPriority="63" w:unhideWhenUsed="0"/>
+    <w:lsdException w:name="Medium Shading 2 Accent 1" w:semiHidden="0" w:uiPriority="64" w:unhideWhenUsed="0"/>
+    <w:lsdException w:name="Medium List 1 Accent 1" w:semiHidden="0" w:uiPriority="65" w:unhideWhenUsed="0"/>
+    <w:lsdException w:name="Medium List 2 Accent 1" w:semiHidden="0" w:uiPriority="66" w:unhideWhenUsed="0"/>
+    <w:lsdException w:name="Medium Grid 1 Accent 1" w:semiHidden="0" w:uiPriority="67" w:unhideWhenUsed="0"/>
+    <w:lsdException w:name="Medium Grid 2 Accent 1" w:semiHidden="0" w:uiPriority="68" w:unhideWhenUsed="0"/>
+    <w:lsdException w:name="Medium Grid 3 Accent 1" w:semiHidden="0" w:uiPriority="69" w:unhideWhenUsed="0"/>
+    <w:lsdException w:name="Dark List Accent 1" w:semiHidden="0" w:uiPriority="70" w:unhideWhenUsed="0"/>
+    <w:lsdException w:name="Colorful Shading Accent 1" w:semiHidden="0" w:uiPriority="71" w:unhideWhenUsed="0"/>
+    <w:lsdException w:name="Colorful List Accent 1" w:semiHidden="0" w:uiPriority="72" w:unhideWhenUsed="0"/>
+    <w:lsdException w:name="Colorful Grid Accent 1" w:semiHidden="0" w:uiPriority="73" w:unhideWhenUsed="0"/>
+    <w:lsdException w:name="Light Shading Accent 2" w:semiHidden="0" w:uiPriority="60" w:unhideWhenUsed="0"/>
+    <w:lsdException w:name="Light List Accent 2" w:semiHidden="0" w:uiPriority="61" w:unhideWhenUsed="0"/>
+    <w:lsdException w:name="Light Grid Accent 2" w:semiHidden="0" w:uiPriority="62" w:unhideWhenUsed="0"/>
+    <w:lsdException w:name="Medium Shading 1 Accent 2" w:semiHidden="0" w:uiPriority="63" w:unhideWhenUsed="0"/>
+    <w:lsdException w:name="Medium Shading 2 Accent 2" w:semiHidden="0" w:uiPriority="64" w:unhideWhenUsed="0"/>
+    <w:lsdException w:name="Medium List 1 Accent 2" w:semiHidden="0" w:uiPriority="65" w:unhideWhenUsed="0"/>
+    <w:lsdException w:name="Medium List 2 Accent 2" w:semiHidden="0" w:uiPriority="66" w:unhideWhenUsed="0"/>
+    <w:lsdException w:name="Medium Grid 1 Accent 2" w:semiHidden="0" w:uiPriority="67" w:unhideWhenUsed="0"/>
+    <w:lsdException w:name="Medium Grid 2 Accent 2" w:semiHidden="0" w:uiPriority="68" w:unhideWhenUsed="0"/>
+    <w:lsdException w:name="Medium Grid 3 Accent 2" w:semiHidden="0" w:uiPriority="69" w:unhideWhenUsed="0"/>
+    <w:lsdException w:name="Dark List Accent 2" w:semiHidden="0" w:uiPriority="70" w:unhideWhenUsed="0"/>
+    <w:lsdException w:name="Colorful Shading Accent 2" w:semiHidden="0" w:uiPriority="71" w:unhideWhenUsed="0"/>
+    <w:lsdException w:name="Colorful List Accent 2" w:semiHidden="0" w:uiPriority="72" w:unhideWhenUsed="0"/>
+    <w:lsdException w:name="Colorful Grid Accent 2" w:semiHidden="0" w:uiPriority="73" w:unhideWhenUsed="0"/>
+    <w:lsdException w:name="Light Shading Accent 3" w:semiHidden="0" w:uiPriority="60" w:unhideWhenUsed="0"/>
+    <w:lsdException w:name="Light List Accent 3" w:semiHidden="0" w:uiPriority="61" w:unhideWhenUsed="0"/>
+    <w:lsdException w:name="Light Grid Accent 3" w:semiHidden="0" w:uiPriority="62" w:unhideWhenUsed="0"/>
+    <w:lsdException w:name="Medium Shading 1 Accent 3" w:semiHidden="0" w:uiPriority="63" w:unhideWhenUsed="0"/>
+    <w:lsdException w:name="Medium Shading 2 Accent 3" w:semiHidden="0" w:uiPriority="64" w:unhideWhenUsed="0"/>
+    <w:lsdException w:name="Medium List 1 Accent 3" w:semiHidden="0" w:uiPriority="65" w:unhideWhenUsed="0"/>
+    <w:lsdException w:name="Medium List 2 Accent 3" w:semiHidden="0" w:uiPriority="66" w:unhideWhenUsed="0"/>
+    <w:lsdException w:name="Medium Grid 1 Accent 3" w:semiHidden="0" w:uiPriority="67" w:unhideWhenUsed="0"/>
+    <w:lsdException w:name="Medium Grid 2 Accent 3" w:semiHidden="0" w:uiPriority="68" w:unhideWhenUsed="0"/>
+    <w:lsdException w:name="Medium Grid 3 Accent 3" w:semiHidden="0" w:uiPriority="69" w:unhideWhenUsed="0"/>
+    <w:lsdException w:name="Dark List Accent 3" w:semiHidden="0" w:uiPriority="70" w:unhideWhenUsed="0"/>
+    <w:lsdException w:name="Colorful Shading Accent 3" w:semiHidden="0" w:uiPriority="71" w:unhideWhenUsed="0"/>
+    <w:lsdException w:name="Colorful List Accent 3" w:semiHidden="0" w:uiPriority="72" w:unhideWhenUsed="0"/>
+    <w:lsdException w:name="Colorful Grid Accent 3" w:semiHidden="0" w:uiPriority="73" w:unhideWhenUsed="0"/>
+    <w:lsdException w:name="Light Shading Accent 4" w:semiHidden="0" w:uiPriority="60" w:unhideWhenUsed="0"/>
+    <w:lsdException w:name="Light List Accent 4" w:semiHidden="0" w:uiPriority="61" w:unhideWhenUsed="0"/>
+    <w:lsdException w:name="Light Grid Accent 4" w:semiHidden="0" w:uiPriority="62" w:unhideWhenUsed="0"/>
+    <w:lsdException w:name="Medium Shading 1 Accent 4" w:semiHidden="0" w:uiPriority="63" w:unhideWhenUsed="0"/>
+    <w:lsdException w:name="Medium Shading 2 Accent 4" w:semiHidden="0" w:uiPriority="64" w:unhideWhenUsed="0"/>
+    <w:lsdException w:name="Medium List 1 Accent 4" w:semiHidden="0" w:uiPriority="65" w:unhideWhenUsed="0"/>
+    <w:lsdException w:name="Medium List 2 Accent 4" w:semiHidden="0" w:uiPriority="66" w:unhideWhenUsed="0"/>
+    <w:lsdException w:name="Medium Grid 1 Accent 4" w:semiHidden="0" w:uiPriority="67" w:unhideWhenUsed="0"/>
+    <w:lsdException w:name="Medium Grid 2 Accent 4" w:semiHidden="0" w:uiPriority="68" w:unhideWhenUsed="0"/>
+    <w:lsdException w:name="Medium Grid 3 Accent 4" w:semiHidden="0" w:uiPriority="69" w:unhideWhenUsed="0"/>
+    <w:lsdException w:name="Dark List Accent 4" w:semiHidden="0" w:uiPriority="70" w:unhideWhenUsed="0"/>
+    <w:lsdException w:name="Colorful Shading Accent 4" w:semiHidden="0" w:uiPriority="71" w:unhideWhenUsed="0"/>
+    <w:lsdException w:name="Colorful List Accent 4" w:semiHidden="0" w:uiPriority="72" w:unhideWhenUsed="0"/>
+    <w:lsdException w:name="Colorful Grid Accent 4" w:semiHidden="0" w:uiPriority="73" w:unhideWhenUsed="0"/>
+    <w:lsdException w:name="Light Shading Accent 5" w:semiHidden="0" w:uiPriority="60" w:unhideWhenUsed="0"/>
+    <w:lsdException w:name="Light List Accent 5" w:semiHidden="0" w:uiPriority="61" w:unhideWhenUsed="0"/>
+    <w:lsdException w:name="Light Grid Accent 5" w:semiHidden="0" w:uiPriority="62" w:unhideWhenUsed="0"/>
+    <w:lsdException w:name="Medium Shading 1 Accent 5" w:semiHidden="0" w:uiPriority="63" w:unhideWhenUsed="0"/>
+    <w:lsdException w:name="Medium Shading 2 Accent 5" w:semiHidden="0" w:uiPriority="64" w:unhideWhenUsed="0"/>
+    <w:lsdException w:name="Medium List 1 Accent 5" w:semiHidden="0" w:uiPriority="65" w:unhideWhenUsed="0"/>
+    <w:lsdException w:name="Medium List 2 Accent 5" w:semiHidden="0" w:uiPriority="66" w:unhideWhenUsed="0"/>
+    <w:lsdException w:name="Medium Grid 1 Accent 5" w:semiHidden="0" w:uiPriority="67" w:unhideWhenUsed="0"/>
+    <w:lsdException w:name="Medium Grid 2 Accent 5" w:semiHidden="0" w:uiPriority="68" w:unhideWhenUsed="0"/>
+    <w:lsdException w:name="Medium Grid 3 Accent 5" w:semiHidden="0" w:uiPriority="69" w:unhideWhenUsed="0"/>
+    <w:lsdException w:name="Dark List Accent 5" w:semiHidden="0" w:uiPriority="70" w:unhideWhenUsed="0"/>
+    <w:lsdException w:name="Colorful Shading Accent 5" w:semiHidden="0" w:uiPriority="71" w:unhideWhenUsed="0"/>
+    <w:lsdException w:name="Colorful List Accent 5" w:semiHidden="0" w:uiPriority="72" w:unhideWhenUsed="0"/>
+    <w:lsdException w:name="Colorful Grid Accent 5" w:semiHidden="0" w:uiPriority="73" w:unhideWhenUsed="0"/>
+    <w:lsdException w:name="Light Shading Accent 6" w:semiHidden="0" w:uiPriority="60" w:unhideWhenUsed="0"/>
+    <w:lsdException w:name="Light List Accent 6" w:semiHidden="0" w:uiPriority="61" w:unhideWhenUsed="0"/>
+    <w:lsdException w:name="Light Grid Accent 6" w:semiHidden="0" w:uiPriority="62" w:unhideWhenUsed="0"/>
+    <w:lsdException w:name="Medium Shading 1 Accent 6" w:semiHidden="0" w:uiPriority="63" w:unhideWhenUsed="0"/>
+    <w:lsdException w:name="Medium Shading 2 Accent 6" w:semiHidden="0" w:uiPriority="64" w:unhideWhenUsed="0"/>
+    <w:lsdException w:name="Medium List 1 Accent 6" w:semiHidden="0" w:uiPriority="65" w:unhideWhenUsed="0"/>
+    <w:lsdException w:name="Medium List 2 Accent 6" w:semiHidden="0" w:uiPriority="66" w:unhideWhenUsed="0"/>
+    <w:lsdException w:name="Medium Grid 1 Accent 6" w:semiHidden="0" w:uiPriority="67" w:unhideWhenUsed="0"/>
+    <w:lsdException w:name="Medium Grid 2 Accent 6" w:semiHidden="0" w:uiPriority="68" w:unhideWhenUsed="0"/>
+    <w:lsdException w:name="Medium Grid 3 Accent 6" w:semiHidden="0" w:uiPriority="69" w:unhideWhenUsed="0"/>
+    <w:lsdException w:name="Dark List Accent 6" w:semiHidden="0" w:uiPriority="70" w:unhideWhenUsed="0"/>
+    <w:lsdException w:name="Colorful Shading Accent 6" w:semiHidden="0" w:uiPriority="71" w:unhideWhenUsed="0"/>
+    <w:lsdException w:name="Colorful List Accent 6" w:semiHidden="0" w:uiPriority="72" w:unhideWhenUsed="0"/>
+    <w:lsdException w:name="Colorful Grid Accent 6" w:semiHidden="0" w:uiPriority="73" w:unhideWhenUsed="0"/>
   </w:latentStyles>
-  <w:style w:type="paragraph" w:default="1" w:styleId="1">
+  <w:style w:type="paragraph" w:default="1" w:styleId="Normal">
     <w:name w:val="Normal"/>
     <w:qFormat/>
-    <w:uiPriority w:val="0"/>
     <w:pPr>
       <w:widowControl w:val="0"/>
       <w:spacing w:after="200" w:line="276" w:lineRule="auto"/>
       <w:jc w:val="both"/>
     </w:pPr>
     <w:rPr>
-      <w:rFonts w:ascii="Calibri" w:hAnsi="Calibri" w:eastAsia="宋体" w:cs="Times New Roman"/>
+      <w:rFonts w:ascii="Calibri" w:eastAsia="宋体" w:hAnsi="Calibri" w:cs="Times New Roman"/>
       <w:kern w:val="2"/>
       <w:sz w:val="21"/>
       <w:szCs w:val="22"/>
       <w:lang w:val="en-US" w:eastAsia="zh-CN" w:bidi="ar-SA"/>
     </w:rPr>
   </w:style>
-  <w:style w:type="paragraph" w:styleId="2">
+  <w:style w:type="paragraph" w:styleId="Heading1">
     <w:name w:val="heading 1"/>
-    <w:basedOn w:val="1"/>
-    <w:next w:val="1"/>
-    <w:link w:val="23"/>
+    <w:basedOn w:val="Normal"/>
+    <w:next w:val="Normal"/>
+    <w:link w:val="1Char"/>
+    <w:uiPriority w:val="99"/>
     <w:qFormat/>
-    <w:uiPriority w:val="99"/>
     <w:pPr>
       <w:keepNext/>
       <w:keepLines/>
@@ -3082,13 +2948,13 @@
       <w:szCs w:val="44"/>
     </w:rPr>
   </w:style>
-  <w:style w:type="paragraph" w:styleId="3">
+  <w:style w:type="paragraph" w:styleId="Heading2">
     <w:name w:val="heading 2"/>
-    <w:basedOn w:val="1"/>
-    <w:next w:val="1"/>
-    <w:link w:val="24"/>
+    <w:basedOn w:val="Normal"/>
+    <w:next w:val="Normal"/>
+    <w:link w:val="2Char"/>
+    <w:uiPriority w:val="99"/>
     <w:qFormat/>
-    <w:uiPriority w:val="99"/>
     <w:pPr>
       <w:keepNext/>
       <w:keepLines/>
@@ -3108,13 +2974,13 @@
       <w:szCs w:val="32"/>
     </w:rPr>
   </w:style>
-  <w:style w:type="paragraph" w:styleId="4">
+  <w:style w:type="paragraph" w:styleId="Heading3">
     <w:name w:val="heading 3"/>
-    <w:basedOn w:val="1"/>
-    <w:next w:val="1"/>
-    <w:link w:val="25"/>
+    <w:basedOn w:val="Normal"/>
+    <w:next w:val="Normal"/>
+    <w:link w:val="3Char"/>
+    <w:uiPriority w:val="99"/>
     <w:qFormat/>
-    <w:uiPriority w:val="99"/>
     <w:pPr>
       <w:keepNext/>
       <w:keepLines/>
@@ -3133,13 +2999,13 @@
       <w:szCs w:val="32"/>
     </w:rPr>
   </w:style>
-  <w:style w:type="paragraph" w:styleId="5">
+  <w:style w:type="paragraph" w:styleId="Heading4">
     <w:name w:val="heading 4"/>
-    <w:basedOn w:val="1"/>
-    <w:next w:val="1"/>
-    <w:link w:val="26"/>
+    <w:basedOn w:val="Normal"/>
+    <w:next w:val="Normal"/>
+    <w:link w:val="4Char"/>
+    <w:uiPriority w:val="99"/>
     <w:qFormat/>
-    <w:uiPriority w:val="99"/>
     <w:pPr>
       <w:keepNext/>
       <w:keepLines/>
@@ -3159,13 +3025,13 @@
       <w:szCs w:val="28"/>
     </w:rPr>
   </w:style>
-  <w:style w:type="paragraph" w:styleId="6">
+  <w:style w:type="paragraph" w:styleId="Heading5">
     <w:name w:val="heading 5"/>
-    <w:basedOn w:val="1"/>
-    <w:next w:val="1"/>
-    <w:link w:val="27"/>
+    <w:basedOn w:val="Normal"/>
+    <w:next w:val="Normal"/>
+    <w:link w:val="5Char"/>
+    <w:uiPriority w:val="99"/>
     <w:qFormat/>
-    <w:uiPriority w:val="99"/>
     <w:pPr>
       <w:keepNext/>
       <w:keepLines/>
@@ -3184,13 +3050,13 @@
       <w:szCs w:val="28"/>
     </w:rPr>
   </w:style>
-  <w:style w:type="paragraph" w:styleId="7">
+  <w:style w:type="paragraph" w:styleId="Heading6">
     <w:name w:val="heading 6"/>
-    <w:basedOn w:val="1"/>
-    <w:next w:val="1"/>
-    <w:link w:val="28"/>
+    <w:basedOn w:val="Normal"/>
+    <w:next w:val="Normal"/>
+    <w:link w:val="6Char"/>
+    <w:uiPriority w:val="99"/>
     <w:qFormat/>
-    <w:uiPriority w:val="99"/>
     <w:pPr>
       <w:keepNext/>
       <w:keepLines/>
@@ -3210,13 +3076,13 @@
       <w:szCs w:val="24"/>
     </w:rPr>
   </w:style>
-  <w:style w:type="paragraph" w:styleId="8">
+  <w:style w:type="paragraph" w:styleId="Heading7">
     <w:name w:val="heading 7"/>
-    <w:basedOn w:val="1"/>
-    <w:next w:val="1"/>
-    <w:link w:val="29"/>
+    <w:basedOn w:val="Normal"/>
+    <w:next w:val="Normal"/>
+    <w:link w:val="7Char"/>
+    <w:uiPriority w:val="99"/>
     <w:qFormat/>
-    <w:uiPriority w:val="99"/>
     <w:pPr>
       <w:keepNext/>
       <w:keepLines/>
@@ -3235,13 +3101,13 @@
       <w:szCs w:val="24"/>
     </w:rPr>
   </w:style>
-  <w:style w:type="paragraph" w:styleId="9">
+  <w:style w:type="paragraph" w:styleId="Heading8">
     <w:name w:val="heading 8"/>
-    <w:basedOn w:val="1"/>
-    <w:next w:val="1"/>
-    <w:link w:val="30"/>
+    <w:basedOn w:val="Normal"/>
+    <w:next w:val="Normal"/>
+    <w:link w:val="8Char"/>
+    <w:uiPriority w:val="99"/>
     <w:qFormat/>
-    <w:uiPriority w:val="99"/>
     <w:pPr>
       <w:keepNext/>
       <w:keepLines/>
@@ -3259,13 +3125,13 @@
       <w:szCs w:val="24"/>
     </w:rPr>
   </w:style>
-  <w:style w:type="paragraph" w:styleId="10">
+  <w:style w:type="paragraph" w:styleId="Heading9">
     <w:name w:val="heading 9"/>
-    <w:basedOn w:val="1"/>
-    <w:next w:val="1"/>
-    <w:link w:val="31"/>
+    <w:basedOn w:val="Normal"/>
+    <w:next w:val="Normal"/>
+    <w:link w:val="9Char"/>
+    <w:uiPriority w:val="99"/>
     <w:qFormat/>
-    <w:uiPriority w:val="99"/>
     <w:pPr>
       <w:keepNext/>
       <w:keepLines/>
@@ -3283,19 +3149,19 @@
       <w:szCs w:val="21"/>
     </w:rPr>
   </w:style>
-  <w:style w:type="character" w:default="1" w:styleId="20">
+  <w:style w:type="character" w:default="1" w:styleId="DefaultParagraphFont">
     <w:name w:val="Default Paragraph Font"/>
+    <w:uiPriority w:val="1"/>
     <w:semiHidden/>
     <w:unhideWhenUsed/>
     <w:qFormat/>
-    <w:uiPriority w:val="1"/>
   </w:style>
-  <w:style w:type="table" w:default="1" w:styleId="18">
+  <w:style w:type="table" w:default="1" w:styleId="TableNormal">
     <w:name w:val="Normal Table"/>
+    <w:uiPriority w:val="99"/>
     <w:semiHidden/>
     <w:unhideWhenUsed/>
     <w:qFormat/>
-    <w:uiPriority w:val="99"/>
     <w:tblPr>
       <w:tblCellMar>
         <w:top w:w="0" w:type="dxa"/>
@@ -3305,47 +3171,47 @@
       </w:tblCellMar>
     </w:tblPr>
   </w:style>
-  <w:style w:type="paragraph" w:styleId="11">
+  <w:style w:type="paragraph" w:styleId="DocumentMap">
     <w:name w:val="Document Map"/>
-    <w:basedOn w:val="1"/>
-    <w:link w:val="32"/>
+    <w:basedOn w:val="Normal"/>
+    <w:link w:val="Char"/>
+    <w:uiPriority w:val="99"/>
     <w:semiHidden/>
     <w:qFormat/>
-    <w:uiPriority w:val="99"/>
     <w:rPr>
       <w:rFonts w:ascii="宋体"/>
       <w:sz w:val="18"/>
       <w:szCs w:val="18"/>
     </w:rPr>
   </w:style>
-  <w:style w:type="paragraph" w:styleId="12">
+  <w:style w:type="paragraph" w:styleId="TOC3">
     <w:name w:val="toc 3"/>
-    <w:basedOn w:val="1"/>
-    <w:next w:val="1"/>
+    <w:basedOn w:val="Normal"/>
+    <w:next w:val="Normal"/>
+    <w:uiPriority w:val="99"/>
     <w:qFormat/>
-    <w:uiPriority w:val="99"/>
     <w:pPr>
       <w:ind w:left="840" w:leftChars="400"/>
     </w:pPr>
   </w:style>
-  <w:style w:type="paragraph" w:styleId="13">
+  <w:style w:type="paragraph" w:styleId="BalloonText">
     <w:name w:val="Balloon Text"/>
-    <w:basedOn w:val="1"/>
-    <w:link w:val="33"/>
+    <w:basedOn w:val="Normal"/>
+    <w:link w:val="Char0"/>
+    <w:uiPriority w:val="99"/>
     <w:semiHidden/>
     <w:qFormat/>
-    <w:uiPriority w:val="99"/>
     <w:rPr>
       <w:sz w:val="18"/>
       <w:szCs w:val="18"/>
     </w:rPr>
   </w:style>
-  <w:style w:type="paragraph" w:styleId="14">
+  <w:style w:type="paragraph" w:styleId="Footer">
     <w:name w:val="footer"/>
-    <w:basedOn w:val="1"/>
-    <w:link w:val="34"/>
+    <w:basedOn w:val="Normal"/>
+    <w:link w:val="Char1"/>
+    <w:uiPriority w:val="99"/>
     <w:qFormat/>
-    <w:uiPriority w:val="99"/>
     <w:pPr>
       <w:tabs>
         <w:tab w:val="center" w:pos="4153"/>
@@ -3359,16 +3225,16 @@
       <w:szCs w:val="18"/>
     </w:rPr>
   </w:style>
-  <w:style w:type="paragraph" w:styleId="15">
+  <w:style w:type="paragraph" w:styleId="Header">
     <w:name w:val="header"/>
-    <w:basedOn w:val="1"/>
-    <w:link w:val="35"/>
+    <w:basedOn w:val="Normal"/>
+    <w:link w:val="Char2"/>
+    <w:uiPriority w:val="99"/>
     <w:semiHidden/>
     <w:qFormat/>
-    <w:uiPriority w:val="99"/>
     <w:pPr>
       <w:pBdr>
-        <w:bottom w:val="single" w:color="auto" w:sz="6" w:space="1"/>
+        <w:bottom w:val="single" w:sz="6" w:space="1" w:color="auto"/>
       </w:pBdr>
       <w:tabs>
         <w:tab w:val="center" w:pos="4153"/>
@@ -3382,68 +3248,67 @@
       <w:szCs w:val="18"/>
     </w:rPr>
   </w:style>
-  <w:style w:type="paragraph" w:styleId="16">
+  <w:style w:type="paragraph" w:styleId="TOC1">
     <w:name w:val="toc 1"/>
-    <w:basedOn w:val="1"/>
-    <w:next w:val="1"/>
+    <w:basedOn w:val="Normal"/>
+    <w:next w:val="Normal"/>
+    <w:uiPriority w:val="99"/>
     <w:qFormat/>
+  </w:style>
+  <w:style w:type="paragraph" w:styleId="TOC2">
+    <w:name w:val="toc 2"/>
+    <w:basedOn w:val="Normal"/>
+    <w:next w:val="Normal"/>
     <w:uiPriority w:val="99"/>
-  </w:style>
-  <w:style w:type="paragraph" w:styleId="17">
-    <w:name w:val="toc 2"/>
-    <w:basedOn w:val="1"/>
-    <w:next w:val="1"/>
     <w:qFormat/>
-    <w:uiPriority w:val="99"/>
     <w:pPr>
       <w:ind w:left="420" w:leftChars="200"/>
     </w:pPr>
   </w:style>
-  <w:style w:type="table" w:styleId="19">
+  <w:style w:type="table" w:styleId="TableGrid">
     <w:name w:val="Table Grid"/>
-    <w:basedOn w:val="18"/>
+    <w:basedOn w:val="TableNormal"/>
+    <w:uiPriority w:val="39"/>
     <w:qFormat/>
-    <w:uiPriority w:val="39"/>
     <w:tblPr>
       <w:tblBorders>
-        <w:top w:val="single" w:color="auto" w:sz="4" w:space="0"/>
-        <w:left w:val="single" w:color="auto" w:sz="4" w:space="0"/>
-        <w:bottom w:val="single" w:color="auto" w:sz="4" w:space="0"/>
-        <w:right w:val="single" w:color="auto" w:sz="4" w:space="0"/>
-        <w:insideH w:val="single" w:color="auto" w:sz="4" w:space="0"/>
-        <w:insideV w:val="single" w:color="auto" w:sz="4" w:space="0"/>
+        <w:top w:val="single" w:sz="4" w:space="0" w:color="auto"/>
+        <w:left w:val="single" w:sz="4" w:space="0" w:color="auto"/>
+        <w:bottom w:val="single" w:sz="4" w:space="0" w:color="auto"/>
+        <w:right w:val="single" w:sz="4" w:space="0" w:color="auto"/>
+        <w:insideH w:val="single" w:sz="4" w:space="0" w:color="auto"/>
+        <w:insideV w:val="single" w:sz="4" w:space="0" w:color="auto"/>
       </w:tblBorders>
     </w:tblPr>
   </w:style>
-  <w:style w:type="character" w:styleId="21">
+  <w:style w:type="character" w:styleId="Strong">
     <w:name w:val="Strong"/>
-    <w:basedOn w:val="20"/>
+    <w:basedOn w:val="DefaultParagraphFont"/>
     <w:qFormat/>
-    <w:uiPriority w:val="0"/>
     <w:rPr>
       <w:b/>
     </w:rPr>
   </w:style>
-  <w:style w:type="character" w:styleId="22">
+  <w:style w:type="character" w:styleId="Hyperlink">
     <w:name w:val="Hyperlink"/>
-    <w:basedOn w:val="20"/>
+    <w:basedOn w:val="DefaultParagraphFont"/>
+    <w:uiPriority w:val="99"/>
     <w:qFormat/>
-    <w:uiPriority w:val="99"/>
     <w:rPr>
       <w:rFonts w:cs="Times New Roman"/>
       <w:color w:val="0000FF"/>
       <w:u w:val="single"/>
     </w:rPr>
   </w:style>
-  <w:style w:type="character" w:customStyle="1" w:styleId="23">
+  <w:style w:type="character" w:customStyle="1" w:styleId="1Char">
     <w:name w:val="标题 1 Char"/>
-    <w:basedOn w:val="20"/>
-    <w:link w:val="2"/>
+    <w:basedOn w:val="DefaultParagraphFont"/>
+    <w:link w:val="Heading1"/>
+    <w:uiPriority w:val="99"/>
     <w:qFormat/>
     <w:locked/>
-    <w:uiPriority w:val="99"/>
     <w:rPr>
-      <w:rFonts w:ascii="Calibri" w:hAnsi="Calibri" w:eastAsia="宋体" w:cs="Times New Roman"/>
+      <w:rFonts w:ascii="Calibri" w:eastAsia="宋体" w:hAnsi="Calibri" w:cs="Times New Roman"/>
       <w:b/>
       <w:bCs/>
       <w:kern w:val="44"/>
@@ -3451,15 +3316,15 @@
       <w:szCs w:val="44"/>
     </w:rPr>
   </w:style>
-  <w:style w:type="character" w:customStyle="1" w:styleId="24">
+  <w:style w:type="character" w:customStyle="1" w:styleId="2Char">
     <w:name w:val="标题 2 Char"/>
-    <w:basedOn w:val="20"/>
-    <w:link w:val="3"/>
+    <w:basedOn w:val="DefaultParagraphFont"/>
+    <w:link w:val="Heading2"/>
+    <w:uiPriority w:val="99"/>
     <w:qFormat/>
     <w:locked/>
-    <w:uiPriority w:val="99"/>
     <w:rPr>
-      <w:rFonts w:ascii="Cambria" w:hAnsi="Cambria" w:eastAsia="宋体" w:cs="Times New Roman"/>
+      <w:rFonts w:ascii="Cambria" w:eastAsia="宋体" w:hAnsi="Cambria" w:cs="Times New Roman"/>
       <w:b/>
       <w:bCs/>
       <w:sz w:val="32"/>
@@ -3467,15 +3332,15 @@
       <w:lang w:val="en-US" w:eastAsia="zh-CN" w:bidi="ar-SA"/>
     </w:rPr>
   </w:style>
-  <w:style w:type="character" w:customStyle="1" w:styleId="25">
+  <w:style w:type="character" w:customStyle="1" w:styleId="3Char">
     <w:name w:val="标题 3 Char"/>
-    <w:basedOn w:val="20"/>
-    <w:link w:val="4"/>
+    <w:basedOn w:val="DefaultParagraphFont"/>
+    <w:link w:val="Heading3"/>
+    <w:uiPriority w:val="99"/>
     <w:qFormat/>
     <w:locked/>
-    <w:uiPriority w:val="99"/>
     <w:rPr>
-      <w:rFonts w:ascii="Calibri" w:hAnsi="Calibri" w:eastAsia="宋体" w:cs="Times New Roman"/>
+      <w:rFonts w:ascii="Calibri" w:eastAsia="宋体" w:hAnsi="Calibri" w:cs="Times New Roman"/>
       <w:b/>
       <w:bCs/>
       <w:kern w:val="0"/>
@@ -3483,15 +3348,15 @@
       <w:szCs w:val="32"/>
     </w:rPr>
   </w:style>
-  <w:style w:type="character" w:customStyle="1" w:styleId="26">
+  <w:style w:type="character" w:customStyle="1" w:styleId="4Char">
     <w:name w:val="标题 4 Char"/>
-    <w:basedOn w:val="20"/>
-    <w:link w:val="5"/>
+    <w:basedOn w:val="DefaultParagraphFont"/>
+    <w:link w:val="Heading4"/>
+    <w:uiPriority w:val="99"/>
     <w:qFormat/>
     <w:locked/>
-    <w:uiPriority w:val="99"/>
     <w:rPr>
-      <w:rFonts w:ascii="Cambria" w:hAnsi="Cambria" w:eastAsia="宋体" w:cs="Times New Roman"/>
+      <w:rFonts w:ascii="Cambria" w:eastAsia="宋体" w:hAnsi="Cambria" w:cs="Times New Roman"/>
       <w:b/>
       <w:bCs/>
       <w:kern w:val="0"/>
@@ -3499,15 +3364,15 @@
       <w:szCs w:val="28"/>
     </w:rPr>
   </w:style>
-  <w:style w:type="character" w:customStyle="1" w:styleId="27">
+  <w:style w:type="character" w:customStyle="1" w:styleId="5Char">
     <w:name w:val="标题 5 Char"/>
-    <w:basedOn w:val="20"/>
-    <w:link w:val="6"/>
+    <w:basedOn w:val="DefaultParagraphFont"/>
+    <w:link w:val="Heading5"/>
+    <w:uiPriority w:val="99"/>
     <w:qFormat/>
     <w:locked/>
-    <w:uiPriority w:val="99"/>
     <w:rPr>
-      <w:rFonts w:ascii="Calibri" w:hAnsi="Calibri" w:eastAsia="宋体" w:cs="Times New Roman"/>
+      <w:rFonts w:ascii="Calibri" w:eastAsia="宋体" w:hAnsi="Calibri" w:cs="Times New Roman"/>
       <w:b/>
       <w:bCs/>
       <w:kern w:val="0"/>
@@ -3515,15 +3380,15 @@
       <w:szCs w:val="28"/>
     </w:rPr>
   </w:style>
-  <w:style w:type="character" w:customStyle="1" w:styleId="28">
+  <w:style w:type="character" w:customStyle="1" w:styleId="6Char">
     <w:name w:val="标题 6 Char"/>
-    <w:basedOn w:val="20"/>
-    <w:link w:val="7"/>
+    <w:basedOn w:val="DefaultParagraphFont"/>
+    <w:link w:val="Heading6"/>
+    <w:uiPriority w:val="99"/>
     <w:qFormat/>
     <w:locked/>
-    <w:uiPriority w:val="99"/>
     <w:rPr>
-      <w:rFonts w:ascii="Cambria" w:hAnsi="Cambria" w:eastAsia="宋体" w:cs="Times New Roman"/>
+      <w:rFonts w:ascii="Cambria" w:eastAsia="宋体" w:hAnsi="Cambria" w:cs="Times New Roman"/>
       <w:b/>
       <w:bCs/>
       <w:kern w:val="0"/>
@@ -3531,15 +3396,15 @@
       <w:szCs w:val="24"/>
     </w:rPr>
   </w:style>
-  <w:style w:type="character" w:customStyle="1" w:styleId="29">
+  <w:style w:type="character" w:customStyle="1" w:styleId="7Char">
     <w:name w:val="标题 7 Char"/>
-    <w:basedOn w:val="20"/>
-    <w:link w:val="8"/>
+    <w:basedOn w:val="DefaultParagraphFont"/>
+    <w:link w:val="Heading7"/>
+    <w:uiPriority w:val="99"/>
     <w:qFormat/>
     <w:locked/>
-    <w:uiPriority w:val="99"/>
     <w:rPr>
-      <w:rFonts w:ascii="Calibri" w:hAnsi="Calibri" w:eastAsia="宋体" w:cs="Times New Roman"/>
+      <w:rFonts w:ascii="Calibri" w:eastAsia="宋体" w:hAnsi="Calibri" w:cs="Times New Roman"/>
       <w:b/>
       <w:bCs/>
       <w:kern w:val="0"/>
@@ -3547,104 +3412,104 @@
       <w:szCs w:val="24"/>
     </w:rPr>
   </w:style>
-  <w:style w:type="character" w:customStyle="1" w:styleId="30">
+  <w:style w:type="character" w:customStyle="1" w:styleId="8Char">
     <w:name w:val="标题 8 Char"/>
-    <w:basedOn w:val="20"/>
-    <w:link w:val="9"/>
+    <w:basedOn w:val="DefaultParagraphFont"/>
+    <w:link w:val="Heading8"/>
+    <w:uiPriority w:val="99"/>
     <w:qFormat/>
     <w:locked/>
-    <w:uiPriority w:val="99"/>
     <w:rPr>
-      <w:rFonts w:ascii="Cambria" w:hAnsi="Cambria" w:eastAsia="宋体" w:cs="Times New Roman"/>
+      <w:rFonts w:ascii="Cambria" w:eastAsia="宋体" w:hAnsi="Cambria" w:cs="Times New Roman"/>
       <w:kern w:val="0"/>
       <w:sz w:val="24"/>
       <w:szCs w:val="24"/>
     </w:rPr>
   </w:style>
-  <w:style w:type="character" w:customStyle="1" w:styleId="31">
+  <w:style w:type="character" w:customStyle="1" w:styleId="9Char">
     <w:name w:val="标题 9 Char"/>
-    <w:basedOn w:val="20"/>
-    <w:link w:val="10"/>
+    <w:basedOn w:val="DefaultParagraphFont"/>
+    <w:link w:val="Heading9"/>
+    <w:uiPriority w:val="99"/>
     <w:qFormat/>
     <w:locked/>
-    <w:uiPriority w:val="99"/>
     <w:rPr>
-      <w:rFonts w:ascii="Cambria" w:hAnsi="Cambria" w:eastAsia="宋体" w:cs="Times New Roman"/>
+      <w:rFonts w:ascii="Cambria" w:eastAsia="宋体" w:hAnsi="Cambria" w:cs="Times New Roman"/>
       <w:kern w:val="0"/>
       <w:sz w:val="21"/>
       <w:szCs w:val="21"/>
     </w:rPr>
   </w:style>
-  <w:style w:type="character" w:customStyle="1" w:styleId="32">
+  <w:style w:type="character" w:customStyle="1" w:styleId="Char">
     <w:name w:val="文档结构图 Char"/>
-    <w:basedOn w:val="20"/>
-    <w:link w:val="11"/>
+    <w:basedOn w:val="DefaultParagraphFont"/>
+    <w:link w:val="DocumentMap"/>
+    <w:uiPriority w:val="99"/>
     <w:semiHidden/>
     <w:qFormat/>
     <w:locked/>
-    <w:uiPriority w:val="99"/>
     <w:rPr>
       <w:rFonts w:ascii="宋体" w:eastAsia="宋体" w:cs="Times New Roman"/>
       <w:sz w:val="18"/>
       <w:szCs w:val="18"/>
     </w:rPr>
   </w:style>
-  <w:style w:type="character" w:customStyle="1" w:styleId="33">
+  <w:style w:type="character" w:customStyle="1" w:styleId="Char0">
     <w:name w:val="批注框文本 Char"/>
-    <w:basedOn w:val="20"/>
-    <w:link w:val="13"/>
+    <w:basedOn w:val="DefaultParagraphFont"/>
+    <w:link w:val="BalloonText"/>
+    <w:uiPriority w:val="99"/>
     <w:semiHidden/>
     <w:qFormat/>
     <w:locked/>
-    <w:uiPriority w:val="99"/>
     <w:rPr>
       <w:rFonts w:cs="Times New Roman"/>
       <w:sz w:val="18"/>
       <w:szCs w:val="18"/>
     </w:rPr>
   </w:style>
-  <w:style w:type="character" w:customStyle="1" w:styleId="34">
+  <w:style w:type="character" w:customStyle="1" w:styleId="Char1">
     <w:name w:val="页脚 Char"/>
-    <w:basedOn w:val="20"/>
-    <w:link w:val="14"/>
+    <w:basedOn w:val="DefaultParagraphFont"/>
+    <w:link w:val="Footer"/>
+    <w:uiPriority w:val="99"/>
     <w:qFormat/>
     <w:locked/>
-    <w:uiPriority w:val="99"/>
     <w:rPr>
       <w:rFonts w:cs="Times New Roman"/>
       <w:sz w:val="18"/>
       <w:szCs w:val="18"/>
     </w:rPr>
   </w:style>
-  <w:style w:type="character" w:customStyle="1" w:styleId="35">
+  <w:style w:type="character" w:customStyle="1" w:styleId="Char2">
     <w:name w:val="页眉 Char"/>
-    <w:basedOn w:val="20"/>
-    <w:link w:val="15"/>
+    <w:basedOn w:val="DefaultParagraphFont"/>
+    <w:link w:val="Header"/>
+    <w:uiPriority w:val="99"/>
     <w:semiHidden/>
     <w:qFormat/>
     <w:locked/>
-    <w:uiPriority w:val="99"/>
     <w:rPr>
       <w:rFonts w:cs="Times New Roman"/>
       <w:sz w:val="18"/>
       <w:szCs w:val="18"/>
     </w:rPr>
   </w:style>
-  <w:style w:type="paragraph" w:customStyle="1" w:styleId="36">
+  <w:style w:type="paragraph" w:customStyle="1" w:styleId="ListParagraph1">
     <w:name w:val="List Paragraph1"/>
-    <w:basedOn w:val="1"/>
+    <w:basedOn w:val="Normal"/>
+    <w:uiPriority w:val="99"/>
     <w:qFormat/>
-    <w:uiPriority w:val="99"/>
     <w:pPr>
       <w:ind w:firstLine="420" w:firstLineChars="200"/>
     </w:pPr>
   </w:style>
-  <w:style w:type="paragraph" w:customStyle="1" w:styleId="37">
+  <w:style w:type="paragraph" w:customStyle="1" w:styleId="TOCHeading1">
     <w:name w:val="TOC Heading1"/>
-    <w:basedOn w:val="2"/>
-    <w:next w:val="1"/>
+    <w:basedOn w:val="Heading1"/>
+    <w:next w:val="Normal"/>
+    <w:uiPriority w:val="99"/>
     <w:qFormat/>
-    <w:uiPriority w:val="99"/>
     <w:pPr>
       <w:widowControl/>
       <w:numPr>
@@ -3662,11 +3527,11 @@
       <w:szCs w:val="28"/>
     </w:rPr>
   </w:style>
-  <w:style w:type="paragraph" w:customStyle="1" w:styleId="38">
+  <w:style w:type="paragraph" w:customStyle="1" w:styleId="1">
     <w:name w:val="列出段落1"/>
-    <w:basedOn w:val="1"/>
+    <w:basedOn w:val="Normal"/>
+    <w:uiPriority w:val="99"/>
     <w:qFormat/>
-    <w:uiPriority w:val="99"/>
     <w:pPr>
       <w:ind w:firstLine="420" w:firstLineChars="200"/>
     </w:pPr>
